--- a/dic/نماذج الافراد/‎⁨نسخة نوذج استئذان⁩.docx
+++ b/dic/نماذج الافراد/‎⁨نسخة نوذج استئذان⁩.docx
@@ -102,19 +102,6 @@
           <w:rtl/>
         </w:rPr>
       </w:pPr>
-    </w:p>
-    <w:p>
-      <w:pPr>
-        <w:spacing w:after="0"/>
-        <w:rPr>
-          <w:rFonts w:cs="AL-Mohanad Bold"/>
-          <w:b/>
-          <w:bCs/>
-          <w:sz w:val="24"/>
-          <w:szCs w:val="24"/>
-          <w:rtl/>
-        </w:rPr>
-      </w:pPr>
       <w:r>
         <w:rPr>
           <w:rFonts w:cs="AL-Mohanad Bold" w:hint="cs"/>
@@ -130,6 +117,7 @@
     <w:p>
       <w:pPr>
         <w:spacing w:after="0"/>
+        <w:jc w:val="center"/>
         <w:rPr>
           <w:rFonts w:cs="AL-Mohanad Bold"/>
           <w:b/>
@@ -144,12 +132,26 @@
           <w:rFonts w:cs="AL-Mohanad Bold" w:hint="cs"/>
           <w:b/>
           <w:bCs/>
-          <w:sz w:val="24"/>
-          <w:szCs w:val="24"/>
-          <w:rtl/>
-        </w:rPr>
-        <w:t xml:space="preserve">                                         </w:t>
-      </w:r>
+          <w:sz w:val="36"/>
+          <w:szCs w:val="36"/>
+          <w:rtl/>
+        </w:rPr>
+        <w:t>(نموذج استئذان)</w:t>
+      </w:r>
+    </w:p>
+    <w:p>
+      <w:pPr>
+        <w:spacing w:after="0"/>
+        <w:jc w:val="center"/>
+        <w:rPr>
+          <w:rFonts w:cs="AL-Mohanad Bold"/>
+          <w:b/>
+          <w:bCs/>
+          <w:sz w:val="36"/>
+          <w:szCs w:val="36"/>
+          <w:rtl/>
+        </w:rPr>
+      </w:pPr>
       <w:r>
         <w:rPr>
           <w:rFonts w:cs="AL-Mohanad Bold" w:hint="cs"/>
@@ -159,8 +161,22 @@
           <w:szCs w:val="36"/>
           <w:rtl/>
         </w:rPr>
-        <w:t xml:space="preserve"> </w:t>
-      </w:r>
+        <w:t>السلام عليكم ورحمة الله وبركاته</w:t>
+      </w:r>
+    </w:p>
+    <w:p>
+      <w:pPr>
+        <w:spacing w:after="0"/>
+        <w:jc w:val="center"/>
+        <w:rPr>
+          <w:rFonts w:cs="AL-Mohanad Bold"/>
+          <w:b/>
+          <w:bCs/>
+          <w:sz w:val="36"/>
+          <w:szCs w:val="36"/>
+          <w:rtl/>
+        </w:rPr>
+      </w:pPr>
       <w:r>
         <w:rPr>
           <w:rFonts w:cs="AL-Mohanad Bold" w:hint="cs"/>
@@ -170,57 +186,7 @@
           <w:szCs w:val="36"/>
           <w:rtl/>
         </w:rPr>
-        <w:t>(نموذج استئذان)</w:t>
-      </w:r>
-    </w:p>
-    <w:p>
-      <w:pPr>
-        <w:spacing w:after="0"/>
-        <w:jc w:val="center"/>
-        <w:rPr>
-          <w:rFonts w:cs="AL-Mohanad Bold"/>
-          <w:b/>
-          <w:bCs/>
-          <w:sz w:val="36"/>
-          <w:szCs w:val="36"/>
-          <w:rtl/>
-        </w:rPr>
-      </w:pPr>
-      <w:r>
-        <w:rPr>
-          <w:rFonts w:cs="AL-Mohanad Bold" w:hint="cs"/>
-          <w:b/>
-          <w:bCs/>
-          <w:sz w:val="36"/>
-          <w:szCs w:val="36"/>
-          <w:rtl/>
-        </w:rPr>
-        <w:t>السلام عليكم ورحمة الله وبركاته</w:t>
-      </w:r>
-    </w:p>
-    <w:p>
-      <w:pPr>
-        <w:spacing w:after="0"/>
-        <w:jc w:val="center"/>
-        <w:rPr>
-          <w:rFonts w:cs="AL-Mohanad Bold"/>
-          <w:b/>
-          <w:bCs/>
-          <w:sz w:val="36"/>
-          <w:szCs w:val="36"/>
-          <w:rtl/>
-        </w:rPr>
-      </w:pPr>
-      <w:r>
-        <w:rPr>
-          <w:rFonts w:cs="AL-Mohanad Bold" w:hint="cs"/>
-          <w:b/>
-          <w:bCs/>
-          <w:sz w:val="36"/>
-          <w:szCs w:val="36"/>
-          <w:rtl/>
-        </w:rPr>
-        <w:t>مدير شعبة / رئيس مناوبة ...................</w:t>
+        <w:t>مدير شعبة / رئيس مناوبة ................</w:t>
       </w:r>
     </w:p>
     <w:p>
@@ -236,84 +202,158 @@
       </w:pPr>
       <w:r>
         <w:rPr>
+          <w:rFonts w:ascii="AL-Mohanad Bold" w:hAnsi="AL-Mohanad Bold" w:cs="AL-Mohanad Bold" w:hint="cs"/>
+          <w:sz w:val="28"/>
+          <w:szCs w:val="28"/>
+          <w:rtl/>
+        </w:rPr>
+        <w:t>أتقدم بطلبي بآمل الموافقة على السماح</w:t>
+      </w:r>
+      <w:r>
+        <w:rPr>
+          <w:rFonts w:ascii="AL-Mohanad Bold" w:hAnsi="AL-Mohanad Bold" w:cs="AL-Mohanad Bold" w:hint="cs"/>
+          <w:sz w:val="28"/>
+          <w:szCs w:val="28"/>
+          <w:rtl/>
+        </w:rPr>
+        <w:t xml:space="preserve"> لي بالاستئذان لمدة </w:t>
+      </w:r>
+      <w:proofErr w:type="gramStart"/>
+      <w:r>
+        <w:rPr>
+          <w:rFonts w:ascii="AL-Mohanad Bold" w:hAnsi="AL-Mohanad Bold" w:cs="AL-Mohanad Bold" w:hint="cs"/>
+          <w:sz w:val="28"/>
+          <w:szCs w:val="28"/>
+          <w:rtl/>
+        </w:rPr>
+        <w:t xml:space="preserve">(  </w:t>
+      </w:r>
+      <w:proofErr w:type="gramEnd"/>
+      <w:r>
+        <w:rPr>
+          <w:rFonts w:ascii="AL-Mohanad Bold" w:hAnsi="AL-Mohanad Bold" w:cs="AL-Mohanad Bold" w:hint="cs"/>
+          <w:sz w:val="28"/>
+          <w:szCs w:val="28"/>
+          <w:rtl/>
+        </w:rPr>
+        <w:t xml:space="preserve">   </w:t>
+      </w:r>
+      <w:r>
+        <w:rPr>
+          <w:rFonts w:ascii="AL-Mohanad Bold" w:hAnsi="AL-Mohanad Bold" w:cs="AL-Mohanad Bold" w:hint="cs"/>
+          <w:sz w:val="28"/>
+          <w:szCs w:val="28"/>
+          <w:rtl/>
+        </w:rPr>
+        <w:t xml:space="preserve">      ) من يوم</w:t>
+      </w:r>
+      <w:r>
+        <w:rPr>
+          <w:rFonts w:ascii="AL-Mohanad Bold" w:hAnsi="AL-Mohanad Bold" w:cs="AL-Mohanad Bold" w:hint="cs"/>
+          <w:sz w:val="28"/>
+          <w:szCs w:val="28"/>
+          <w:rtl/>
+        </w:rPr>
+        <w:t xml:space="preserve"> (    </w:t>
+      </w:r>
+      <w:r>
+        <w:rPr>
+          <w:rFonts w:ascii="AL-Mohanad Bold" w:hAnsi="AL-Mohanad Bold" w:cs="AL-Mohanad Bold" w:hint="cs"/>
+          <w:sz w:val="28"/>
+          <w:szCs w:val="28"/>
+          <w:rtl/>
+        </w:rPr>
+        <w:t xml:space="preserve">  </w:t>
+      </w:r>
+      <w:r>
+        <w:rPr>
+          <w:rFonts w:ascii="AL-Mohanad Bold" w:hAnsi="AL-Mohanad Bold" w:cs="AL-Mohanad Bold" w:hint="cs"/>
+          <w:sz w:val="28"/>
+          <w:szCs w:val="28"/>
+          <w:rtl/>
+        </w:rPr>
+        <w:t xml:space="preserve">   </w:t>
+      </w:r>
+      <w:r>
+        <w:rPr>
+          <w:rFonts w:ascii="AL-Mohanad Bold" w:hAnsi="AL-Mohanad Bold" w:cs="AL-Mohanad Bold" w:hint="cs"/>
+          <w:sz w:val="28"/>
+          <w:szCs w:val="28"/>
+          <w:rtl/>
+        </w:rPr>
+        <w:t xml:space="preserve">    ) الموافق     /   </w:t>
+      </w:r>
+      <w:r>
+        <w:rPr>
+          <w:rFonts w:ascii="AL-Mohanad Bold" w:hAnsi="AL-Mohanad Bold" w:cs="AL-Mohanad Bold" w:hint="cs"/>
+          <w:sz w:val="28"/>
+          <w:szCs w:val="28"/>
+          <w:rtl/>
+        </w:rPr>
+        <w:t xml:space="preserve"> </w:t>
+      </w:r>
+      <w:r>
+        <w:rPr>
+          <w:rFonts w:ascii="AL-Mohanad Bold" w:hAnsi="AL-Mohanad Bold" w:cs="AL-Mohanad Bold" w:hint="cs"/>
+          <w:sz w:val="28"/>
+          <w:szCs w:val="28"/>
+          <w:rtl/>
+        </w:rPr>
+        <w:t>/</w:t>
+      </w:r>
+      <w:r>
+        <w:rPr>
+          <w:rFonts w:ascii="Times New Roman" w:hAnsi="Times New Roman" w:cs="Times New Roman" w:hint="cs"/>
+          <w:sz w:val="28"/>
+          <w:szCs w:val="28"/>
+          <w:rtl/>
+        </w:rPr>
+        <w:t xml:space="preserve">   </w:t>
+      </w:r>
+      <w:r>
+        <w:rPr>
+          <w:rFonts w:ascii="Times New Roman" w:hAnsi="Times New Roman" w:cs="Times New Roman" w:hint="cs"/>
+          <w:sz w:val="28"/>
+          <w:szCs w:val="28"/>
+          <w:rtl/>
+        </w:rPr>
+        <w:t>١٤٤</w:t>
+      </w:r>
+      <w:r>
+        <w:rPr>
+          <w:rFonts w:ascii="AL-Mohanad Bold" w:hAnsi="AL-Mohanad Bold" w:cs="AL-Mohanad Bold" w:hint="cs"/>
+          <w:sz w:val="28"/>
+          <w:szCs w:val="28"/>
+          <w:rtl/>
+        </w:rPr>
+        <w:t>هـ</w:t>
+      </w:r>
+      <w:r>
+        <w:rPr>
+          <w:rFonts w:ascii="AL-Mohanad Bold" w:hAnsi="AL-Mohanad Bold" w:cs="AL-Mohanad Bold" w:hint="cs"/>
+          <w:sz w:val="28"/>
+          <w:szCs w:val="28"/>
+          <w:rtl/>
+        </w:rPr>
+        <w:t xml:space="preserve"> بسبب ظروفي </w:t>
+      </w:r>
+      <w:r>
+        <w:rPr>
+          <w:rFonts w:ascii="AL-Mohanad Bold" w:hAnsi="AL-Mohanad Bold" w:cs="AL-Mohanad Bold" w:hint="cs"/>
+          <w:sz w:val="28"/>
+          <w:szCs w:val="28"/>
+          <w:rtl/>
+        </w:rPr>
+        <w:t>وهي</w:t>
+      </w:r>
+      <w:r>
+        <w:rPr>
           <w:rFonts w:cs="AL-Mohanad" w:hint="cs"/>
           <w:sz w:val="28"/>
           <w:szCs w:val="28"/>
           <w:rtl/>
         </w:rPr>
-        <w:t>أتقدم بطلبي بآمل الموافقة على السماح</w:t>
-      </w:r>
-      <w:r>
-        <w:rPr>
-          <w:rFonts w:cs="AL-Mohanad" w:hint="cs"/>
-          <w:sz w:val="28"/>
-          <w:szCs w:val="28"/>
-          <w:rtl/>
-        </w:rPr>
-        <w:t xml:space="preserve"> لي بالاستئذان لمدة (     </w:t>
-      </w:r>
-      <w:r>
-        <w:rPr>
-          <w:rFonts w:cs="AL-Mohanad" w:hint="cs"/>
-          <w:sz w:val="28"/>
-          <w:szCs w:val="28"/>
-          <w:rtl/>
-        </w:rPr>
-        <w:t xml:space="preserve">      ) من يوم</w:t>
-      </w:r>
-      <w:r>
-        <w:rPr>
-          <w:rFonts w:cs="AL-Mohanad" w:hint="cs"/>
-          <w:sz w:val="28"/>
-          <w:szCs w:val="28"/>
-          <w:rtl/>
-        </w:rPr>
-        <w:t xml:space="preserve"> (       </w:t>
-      </w:r>
-      <w:r>
-        <w:rPr>
-          <w:rFonts w:cs="AL-Mohanad" w:hint="cs"/>
-          <w:sz w:val="28"/>
-          <w:szCs w:val="28"/>
-          <w:rtl/>
-        </w:rPr>
-        <w:t xml:space="preserve">    ) الموافق     /   </w:t>
-      </w:r>
-      <w:r>
-        <w:rPr>
-          <w:rFonts w:cs="AL-Mohanad" w:hint="cs"/>
-          <w:sz w:val="28"/>
-          <w:szCs w:val="28"/>
-          <w:rtl/>
-        </w:rPr>
-        <w:t>/</w:t>
-      </w:r>
-      <w:r>
-        <w:rPr>
-          <w:rFonts w:cs="AL-Mohanad" w:hint="cs"/>
-          <w:sz w:val="28"/>
-          <w:szCs w:val="28"/>
-          <w:rtl/>
-        </w:rPr>
-        <w:t>١٤٤٦هـ</w:t>
-      </w:r>
-      <w:r>
-        <w:rPr>
-          <w:rFonts w:cs="AL-Mohanad" w:hint="cs"/>
-          <w:sz w:val="28"/>
-          <w:szCs w:val="28"/>
-          <w:rtl/>
-        </w:rPr>
-        <w:t xml:space="preserve"> بسبب ظروفي </w:t>
-      </w:r>
-      <w:r>
-        <w:rPr>
-          <w:rFonts w:cs="AL-Mohanad" w:hint="cs"/>
-          <w:sz w:val="28"/>
-          <w:szCs w:val="28"/>
-          <w:rtl/>
-        </w:rPr>
-        <w:t xml:space="preserve">وهي : </w:t>
+        <w:t xml:space="preserve"> : </w:t>
       </w:r>
       <w:r>
         <w:rPr>
@@ -939,16 +979,15 @@
         <w:tblStyle w:val="a7"/>
         <w:tblpPr w:leftFromText="180" w:rightFromText="180" w:vertAnchor="text" w:horzAnchor="margin" w:tblpXSpec="center" w:tblpY="56"/>
         <w:bidiVisual/>
-        <w:tblW w:w="9882" w:type="dxa"/>
+        <w:tblW w:w="9905" w:type="dxa"/>
         <w:tblLook w:val="04A0" w:firstRow="1" w:lastRow="0" w:firstColumn="1" w:lastColumn="0" w:noHBand="0" w:noVBand="1"/>
       </w:tblPr>
       <w:tblGrid>
-        <w:gridCol w:w="1371"/>
-        <w:gridCol w:w="1281"/>
-        <w:gridCol w:w="1554"/>
-        <w:gridCol w:w="2268"/>
-        <w:gridCol w:w="1423"/>
-        <w:gridCol w:w="1985"/>
+        <w:gridCol w:w="1668"/>
+        <w:gridCol w:w="2538"/>
+        <w:gridCol w:w="2277"/>
+        <w:gridCol w:w="1707"/>
+        <w:gridCol w:w="1715"/>
       </w:tblGrid>
       <w:tr>
         <w:trPr>
@@ -957,6 +996,82 @@
         <w:tc>
           <w:tcPr>
             <w:tcW w:w="4206" w:type="dxa"/>
+            <w:gridSpan w:val="2"/>
+            <w:shd w:val="clear" w:color="auto" w:fill="BFBFBF" w:themeFill="background1" w:themeFillShade="BF"/>
+            <w:vAlign w:val="center"/>
+          </w:tcPr>
+          <w:p>
+            <w:pPr>
+              <w:jc w:val="center"/>
+              <w:rPr>
+                <w:rFonts w:cs="AL-Mohanad Bold"/>
+                <w:b/>
+                <w:bCs/>
+                <w:sz w:val="30"/>
+                <w:szCs w:val="30"/>
+                <w:rtl/>
+              </w:rPr>
+            </w:pPr>
+            <w:r>
+              <w:rPr>
+                <w:rFonts w:cs="AL-Mohanad Bold" w:hint="cs"/>
+                <w:b/>
+                <w:bCs/>
+                <w:sz w:val="26"/>
+                <w:szCs w:val="26"/>
+                <w:rtl/>
+              </w:rPr>
+              <w:t>(</w:t>
+            </w:r>
+            <w:r>
+              <w:rPr>
+                <w:rFonts w:cs="AL-Mohanad Bold" w:hint="cs"/>
+                <w:b/>
+                <w:bCs/>
+                <w:sz w:val="26"/>
+                <w:szCs w:val="26"/>
+                <w:rtl/>
+              </w:rPr>
+              <w:t>٢</w:t>
+            </w:r>
+            <w:r>
+              <w:rPr>
+                <w:rFonts w:cs="AL-Mohanad Bold" w:hint="cs"/>
+                <w:b/>
+                <w:bCs/>
+                <w:sz w:val="26"/>
+                <w:szCs w:val="26"/>
+                <w:rtl/>
+              </w:rPr>
+              <w:t>)</w:t>
+            </w:r>
+            <w:r>
+              <w:rPr>
+                <w:rFonts w:cs="AL-Mohanad Bold" w:hint="cs"/>
+                <w:b/>
+                <w:bCs/>
+                <w:sz w:val="30"/>
+                <w:szCs w:val="30"/>
+                <w:rtl/>
+              </w:rPr>
+              <w:t xml:space="preserve"> </w:t>
+            </w:r>
+            <w:r>
+              <w:rPr>
+                <w:rFonts w:cs="AL-Mohanad Bold" w:hint="cs"/>
+                <w:b/>
+                <w:bCs/>
+                <w:sz w:val="30"/>
+                <w:szCs w:val="30"/>
+                <w:rtl/>
+              </w:rPr>
+              <w:t>مدقق إدارة الموارد البشرية</w:t>
+            </w:r>
+          </w:p>
+        </w:tc>
+        <w:tc>
+          <w:tcPr>
+            <w:tcW w:w="5699" w:type="dxa"/>
             <w:gridSpan w:val="3"/>
             <w:shd w:val="clear" w:color="auto" w:fill="BFBFBF" w:themeFill="background1" w:themeFillShade="BF"/>
             <w:vAlign w:val="center"/>
@@ -993,7 +1108,7 @@
                 <w:szCs w:val="26"/>
                 <w:rtl/>
               </w:rPr>
-              <w:t>٢</w:t>
+              <w:t>٣</w:t>
             </w:r>
             <w:r>
               <w:rPr>
@@ -1026,7 +1141,7 @@
                 <w:szCs w:val="30"/>
                 <w:rtl/>
               </w:rPr>
-              <w:t xml:space="preserve">مدير </w:t>
+              <w:t>مدير إدارة الم</w:t>
             </w:r>
             <w:r>
               <w:rPr>
@@ -1037,83 +1152,7 @@
                 <w:szCs w:val="30"/>
                 <w:rtl/>
               </w:rPr>
-              <w:t>إدارة المناوبات</w:t>
-            </w:r>
-          </w:p>
-        </w:tc>
-        <w:tc>
-          <w:tcPr>
-            <w:tcW w:w="5676" w:type="dxa"/>
-            <w:gridSpan w:val="3"/>
-            <w:shd w:val="clear" w:color="auto" w:fill="BFBFBF" w:themeFill="background1" w:themeFillShade="BF"/>
-            <w:vAlign w:val="center"/>
-          </w:tcPr>
-          <w:p>
-            <w:pPr>
-              <w:jc w:val="center"/>
-              <w:rPr>
-                <w:rFonts w:cs="AL-Mohanad Bold"/>
-                <w:b/>
-                <w:bCs/>
-                <w:sz w:val="30"/>
-                <w:szCs w:val="30"/>
-                <w:rtl/>
-              </w:rPr>
-            </w:pPr>
-            <w:r>
-              <w:rPr>
-                <w:rFonts w:cs="AL-Mohanad Bold" w:hint="cs"/>
-                <w:b/>
-                <w:bCs/>
-                <w:sz w:val="26"/>
-                <w:szCs w:val="26"/>
-                <w:rtl/>
-              </w:rPr>
-              <w:t>(</w:t>
-            </w:r>
-            <w:r>
-              <w:rPr>
-                <w:rFonts w:cs="AL-Mohanad Bold" w:hint="cs"/>
-                <w:b/>
-                <w:bCs/>
-                <w:sz w:val="26"/>
-                <w:szCs w:val="26"/>
-                <w:rtl/>
-              </w:rPr>
-              <w:t>٣</w:t>
-            </w:r>
-            <w:r>
-              <w:rPr>
-                <w:rFonts w:cs="AL-Mohanad Bold" w:hint="cs"/>
-                <w:b/>
-                <w:bCs/>
-                <w:sz w:val="26"/>
-                <w:szCs w:val="26"/>
-                <w:rtl/>
-              </w:rPr>
-              <w:t>)</w:t>
-            </w:r>
-            <w:r>
-              <w:rPr>
-                <w:rFonts w:cs="AL-Mohanad Bold" w:hint="cs"/>
-                <w:b/>
-                <w:bCs/>
-                <w:sz w:val="30"/>
-                <w:szCs w:val="30"/>
-                <w:rtl/>
-              </w:rPr>
-              <w:t xml:space="preserve"> </w:t>
-            </w:r>
-            <w:r>
-              <w:rPr>
-                <w:rFonts w:cs="AL-Mohanad Bold" w:hint="cs"/>
-                <w:b/>
-                <w:bCs/>
-                <w:sz w:val="30"/>
-                <w:szCs w:val="30"/>
-                <w:rtl/>
-              </w:rPr>
-              <w:t>مدير إدارة الموارد البشرية</w:t>
+              <w:t>ناوبات</w:t>
             </w:r>
           </w:p>
         </w:tc>
@@ -1124,7 +1163,7 @@
         </w:trPr>
         <w:tc>
           <w:tcPr>
-            <w:tcW w:w="1371" w:type="dxa"/>
+            <w:tcW w:w="1668" w:type="dxa"/>
             <w:shd w:val="clear" w:color="auto" w:fill="BFBFBF" w:themeFill="background1" w:themeFillShade="BF"/>
             <w:vAlign w:val="center"/>
           </w:tcPr>
@@ -1149,14 +1188,165 @@
                 <w:szCs w:val="30"/>
                 <w:rtl/>
               </w:rPr>
+              <w:t>غياب بعذر</w:t>
+            </w:r>
+          </w:p>
+        </w:tc>
+        <w:tc>
+          <w:tcPr>
+            <w:tcW w:w="2538" w:type="dxa"/>
+            <w:vAlign w:val="center"/>
+          </w:tcPr>
+          <w:p>
+            <w:pPr>
+              <w:ind w:left="-1372"/>
+              <w:jc w:val="center"/>
+              <w:rPr>
+                <w:rFonts w:cs="AL-Mohanad Bold"/>
+                <w:b/>
+                <w:bCs/>
+                <w:sz w:val="30"/>
+                <w:szCs w:val="30"/>
+                <w:rtl/>
+              </w:rPr>
+            </w:pPr>
+            <w:r>
+              <w:rPr>
+                <w:rFonts w:cs="AL-Mohanad Bold" w:hint="cs"/>
+                <w:b/>
+                <w:bCs/>
+                <w:sz w:val="30"/>
+                <w:szCs w:val="30"/>
+                <w:rtl/>
+              </w:rPr>
+              <w:t xml:space="preserve">                  </w:t>
+            </w:r>
+            <w:proofErr w:type="gramStart"/>
+            <w:r>
+              <w:rPr>
+                <w:rFonts w:cs="AL-Mohanad Bold" w:hint="cs"/>
+                <w:b/>
+                <w:bCs/>
+                <w:sz w:val="30"/>
+                <w:szCs w:val="30"/>
+                <w:rtl/>
+              </w:rPr>
+              <w:t xml:space="preserve">(  </w:t>
+            </w:r>
+            <w:proofErr w:type="gramEnd"/>
+            <w:r>
+              <w:rPr>
+                <w:rFonts w:cs="AL-Mohanad Bold" w:hint="cs"/>
+                <w:b/>
+                <w:bCs/>
+                <w:sz w:val="30"/>
+                <w:szCs w:val="30"/>
+                <w:rtl/>
+              </w:rPr>
+              <w:t xml:space="preserve">       ) يوم</w:t>
+            </w:r>
+          </w:p>
+        </w:tc>
+        <w:tc>
+          <w:tcPr>
+            <w:tcW w:w="2277" w:type="dxa"/>
+            <w:shd w:val="clear" w:color="auto" w:fill="BFBFBF" w:themeFill="background1" w:themeFillShade="BF"/>
+            <w:vAlign w:val="center"/>
+          </w:tcPr>
+          <w:p>
+            <w:pPr>
+              <w:jc w:val="center"/>
+              <w:rPr>
+                <w:rFonts w:cs="AL-Mohanad Bold"/>
+                <w:b/>
+                <w:bCs/>
+                <w:sz w:val="30"/>
+                <w:szCs w:val="30"/>
+                <w:rtl/>
+              </w:rPr>
+            </w:pPr>
+            <w:r>
+              <w:rPr>
+                <w:rFonts w:cs="AL-Mohanad Bold" w:hint="cs"/>
+                <w:b/>
+                <w:bCs/>
+                <w:sz w:val="30"/>
+                <w:szCs w:val="30"/>
+                <w:rtl/>
+              </w:rPr>
               <w:t>الاسم</w:t>
             </w:r>
           </w:p>
         </w:tc>
         <w:tc>
           <w:tcPr>
-            <w:tcW w:w="2835" w:type="dxa"/>
+            <w:tcW w:w="3422" w:type="dxa"/>
             <w:gridSpan w:val="2"/>
+            <w:vAlign w:val="center"/>
+          </w:tcPr>
+          <w:p>
+            <w:pPr>
+              <w:rPr>
+                <w:rFonts w:cs="AL-Mohanad Bold"/>
+                <w:b/>
+                <w:bCs/>
+                <w:sz w:val="30"/>
+                <w:szCs w:val="30"/>
+                <w:rtl/>
+              </w:rPr>
+            </w:pPr>
+            <w:r>
+              <w:rPr>
+                <w:rFonts w:cs="AL-Mohanad Bold" w:hint="cs"/>
+                <w:b/>
+                <w:bCs/>
+                <w:sz w:val="30"/>
+                <w:szCs w:val="30"/>
+                <w:rtl/>
+              </w:rPr>
+              <w:t xml:space="preserve">      </w:t>
+            </w:r>
+          </w:p>
+        </w:tc>
+      </w:tr>
+      <w:tr>
+        <w:trPr>
+          <w:trHeight w:val="427"/>
+        </w:trPr>
+        <w:tc>
+          <w:tcPr>
+            <w:tcW w:w="1668" w:type="dxa"/>
+            <w:shd w:val="clear" w:color="auto" w:fill="BFBFBF" w:themeFill="background1" w:themeFillShade="BF"/>
+            <w:vAlign w:val="center"/>
+          </w:tcPr>
+          <w:p>
+            <w:pPr>
+              <w:jc w:val="center"/>
+              <w:rPr>
+                <w:rFonts w:cs="AL-Mohanad Bold" w:hint="cs"/>
+                <w:b/>
+                <w:bCs/>
+                <w:sz w:val="30"/>
+                <w:szCs w:val="30"/>
+                <w:rtl/>
+              </w:rPr>
+            </w:pPr>
+            <w:r>
+              <w:rPr>
+                <w:rFonts w:cs="AL-Mohanad Bold" w:hint="cs"/>
+                <w:b/>
+                <w:bCs/>
+                <w:sz w:val="30"/>
+                <w:szCs w:val="30"/>
+                <w:rtl/>
+              </w:rPr>
+              <w:t>غياب بدون عذر</w:t>
+            </w:r>
+          </w:p>
+        </w:tc>
+        <w:tc>
+          <w:tcPr>
+            <w:tcW w:w="2538" w:type="dxa"/>
             <w:vAlign w:val="center"/>
           </w:tcPr>
           <w:p>
@@ -1164,7 +1354,7 @@
               <w:ind w:left="-1372"/>
               <w:jc w:val="center"/>
               <w:rPr>
-                <w:rFonts w:cs="AL-Mohanad Bold"/>
+                <w:rFonts w:cs="AL-Mohanad Bold" w:hint="cs"/>
                 <w:b/>
                 <w:bCs/>
                 <w:sz w:val="30"/>
@@ -1181,8 +1371,9 @@
                 <w:szCs w:val="30"/>
                 <w:rtl/>
               </w:rPr>
-              <w:t xml:space="preserve">           </w:t>
+              <w:t xml:space="preserve">                  </w:t>
             </w:r>
+            <w:proofErr w:type="gramStart"/>
             <w:r>
               <w:rPr>
                 <w:rFonts w:cs="AL-Mohanad Bold" w:hint="cs"/>
@@ -1192,13 +1383,25 @@
                 <w:szCs w:val="30"/>
                 <w:rtl/>
               </w:rPr>
-              <w:t xml:space="preserve">     </w:t>
+              <w:t xml:space="preserve">(  </w:t>
+            </w:r>
+            <w:proofErr w:type="gramEnd"/>
+            <w:r>
+              <w:rPr>
+                <w:rFonts w:cs="AL-Mohanad Bold" w:hint="cs"/>
+                <w:b/>
+                <w:bCs/>
+                <w:sz w:val="30"/>
+                <w:szCs w:val="30"/>
+                <w:rtl/>
+              </w:rPr>
+              <w:t xml:space="preserve">       ) يوم</w:t>
             </w:r>
           </w:p>
         </w:tc>
         <w:tc>
           <w:tcPr>
-            <w:tcW w:w="2268" w:type="dxa"/>
+            <w:tcW w:w="2277" w:type="dxa"/>
             <w:shd w:val="clear" w:color="auto" w:fill="BFBFBF" w:themeFill="background1" w:themeFillShade="BF"/>
             <w:vAlign w:val="center"/>
           </w:tcPr>
@@ -1206,7 +1409,7 @@
             <w:pPr>
               <w:jc w:val="center"/>
               <w:rPr>
-                <w:rFonts w:cs="AL-Mohanad Bold"/>
+                <w:rFonts w:cs="AL-Mohanad Bold" w:hint="cs"/>
                 <w:b/>
                 <w:bCs/>
                 <w:sz w:val="30"/>
@@ -1223,20 +1426,20 @@
                 <w:szCs w:val="30"/>
                 <w:rtl/>
               </w:rPr>
-              <w:t>الاسم</w:t>
+              <w:t>الرتبة</w:t>
             </w:r>
           </w:p>
         </w:tc>
         <w:tc>
           <w:tcPr>
-            <w:tcW w:w="3408" w:type="dxa"/>
+            <w:tcW w:w="3422" w:type="dxa"/>
             <w:gridSpan w:val="2"/>
             <w:vAlign w:val="center"/>
           </w:tcPr>
           <w:p>
             <w:pPr>
               <w:rPr>
-                <w:rFonts w:cs="AL-Mohanad Bold"/>
+                <w:rFonts w:cs="AL-Mohanad Bold" w:hint="cs"/>
                 <w:b/>
                 <w:bCs/>
                 <w:sz w:val="30"/>
@@ -1244,7 +1447,24 @@
                 <w:rtl/>
               </w:rPr>
             </w:pPr>
-            <w:r>
+          </w:p>
+        </w:tc>
+      </w:tr>
+      <w:tr>
+        <w:trPr>
+          <w:trHeight w:val="427"/>
+        </w:trPr>
+        <w:tc>
+          <w:tcPr>
+            <w:tcW w:w="4206" w:type="dxa"/>
+            <w:gridSpan w:val="2"/>
+            <w:shd w:val="clear" w:color="auto" w:fill="BFBFBF" w:themeFill="background1" w:themeFillShade="BF"/>
+            <w:vAlign w:val="center"/>
+          </w:tcPr>
+          <w:p>
+            <w:pPr>
+              <w:ind w:left="-1372"/>
+              <w:jc w:val="center"/>
               <w:rPr>
                 <w:rFonts w:cs="AL-Mohanad Bold" w:hint="cs"/>
                 <w:b/>
@@ -1253,8 +1473,81 @@
                 <w:szCs w:val="30"/>
                 <w:rtl/>
               </w:rPr>
-              <w:t xml:space="preserve">      </w:t>
+            </w:pPr>
+            <w:r>
+              <w:rPr>
+                <w:rFonts w:cs="AL-Mohanad Bold" w:hint="cs"/>
+                <w:b/>
+                <w:bCs/>
+                <w:sz w:val="30"/>
+                <w:szCs w:val="30"/>
+                <w:rtl/>
+              </w:rPr>
+              <w:t xml:space="preserve">                         خلال 3 </w:t>
             </w:r>
+            <w:proofErr w:type="gramStart"/>
+            <w:r>
+              <w:rPr>
+                <w:rFonts w:cs="AL-Mohanad Bold" w:hint="cs"/>
+                <w:b/>
+                <w:bCs/>
+                <w:sz w:val="30"/>
+                <w:szCs w:val="30"/>
+                <w:rtl/>
+              </w:rPr>
+              <w:t>اشهر</w:t>
+            </w:r>
+            <w:proofErr w:type="gramEnd"/>
+          </w:p>
+        </w:tc>
+        <w:tc>
+          <w:tcPr>
+            <w:tcW w:w="2277" w:type="dxa"/>
+            <w:shd w:val="clear" w:color="auto" w:fill="BFBFBF" w:themeFill="background1" w:themeFillShade="BF"/>
+            <w:vAlign w:val="center"/>
+          </w:tcPr>
+          <w:p>
+            <w:pPr>
+              <w:jc w:val="center"/>
+              <w:rPr>
+                <w:rFonts w:cs="AL-Mohanad Bold" w:hint="cs"/>
+                <w:b/>
+                <w:bCs/>
+                <w:sz w:val="30"/>
+                <w:szCs w:val="30"/>
+                <w:rtl/>
+              </w:rPr>
+            </w:pPr>
+            <w:r>
+              <w:rPr>
+                <w:rFonts w:cs="AL-Mohanad Bold" w:hint="cs"/>
+                <w:b/>
+                <w:bCs/>
+                <w:sz w:val="30"/>
+                <w:szCs w:val="30"/>
+                <w:rtl/>
+              </w:rPr>
+              <w:t>التوقيع</w:t>
+            </w:r>
+          </w:p>
+        </w:tc>
+        <w:tc>
+          <w:tcPr>
+            <w:tcW w:w="3422" w:type="dxa"/>
+            <w:gridSpan w:val="2"/>
+            <w:vAlign w:val="center"/>
+          </w:tcPr>
+          <w:p>
+            <w:pPr>
+              <w:rPr>
+                <w:rFonts w:cs="AL-Mohanad Bold" w:hint="cs"/>
+                <w:b/>
+                <w:bCs/>
+                <w:sz w:val="30"/>
+                <w:szCs w:val="30"/>
+                <w:rtl/>
+              </w:rPr>
+            </w:pPr>
           </w:p>
         </w:tc>
       </w:tr>
@@ -1264,7 +1557,7 @@
         </w:trPr>
         <w:tc>
           <w:tcPr>
-            <w:tcW w:w="1371" w:type="dxa"/>
+            <w:tcW w:w="1668" w:type="dxa"/>
             <w:shd w:val="clear" w:color="auto" w:fill="BFBFBF" w:themeFill="background1" w:themeFillShade="BF"/>
             <w:vAlign w:val="center"/>
           </w:tcPr>
@@ -1289,14 +1582,199 @@
                 <w:szCs w:val="30"/>
                 <w:rtl/>
               </w:rPr>
+              <w:t>اسم المدقق</w:t>
+            </w:r>
+          </w:p>
+        </w:tc>
+        <w:tc>
+          <w:tcPr>
+            <w:tcW w:w="2538" w:type="dxa"/>
+            <w:vAlign w:val="center"/>
+          </w:tcPr>
+          <w:p>
+            <w:pPr>
+              <w:ind w:left="-1372"/>
+              <w:jc w:val="center"/>
+              <w:rPr>
+                <w:rFonts w:cs="AL-Mohanad Bold"/>
+                <w:b/>
+                <w:bCs/>
+                <w:sz w:val="30"/>
+                <w:szCs w:val="30"/>
+                <w:rtl/>
+              </w:rPr>
+            </w:pPr>
+            <w:r>
+              <w:rPr>
+                <w:rFonts w:cs="AL-Mohanad Bold" w:hint="cs"/>
+                <w:b/>
+                <w:bCs/>
+                <w:sz w:val="30"/>
+                <w:szCs w:val="30"/>
+                <w:rtl/>
+              </w:rPr>
+              <w:t xml:space="preserve">            </w:t>
+            </w:r>
+          </w:p>
+        </w:tc>
+        <w:tc>
+          <w:tcPr>
+            <w:tcW w:w="2277" w:type="dxa"/>
+            <w:shd w:val="clear" w:color="auto" w:fill="BFBFBF" w:themeFill="background1" w:themeFillShade="BF"/>
+            <w:vAlign w:val="center"/>
+          </w:tcPr>
+          <w:p>
+            <w:pPr>
+              <w:jc w:val="center"/>
+              <w:rPr>
+                <w:rFonts w:cs="AL-Mohanad Bold"/>
+                <w:b/>
+                <w:bCs/>
+                <w:sz w:val="30"/>
+                <w:szCs w:val="30"/>
+                <w:rtl/>
+              </w:rPr>
+            </w:pPr>
+            <w:r>
+              <w:rPr>
+                <w:rFonts w:cs="AL-Mohanad Bold" w:hint="cs"/>
+                <w:b/>
+                <w:bCs/>
+                <w:sz w:val="30"/>
+                <w:szCs w:val="30"/>
+                <w:rtl/>
+              </w:rPr>
+              <w:t>حالة الطلب</w:t>
+            </w:r>
+          </w:p>
+        </w:tc>
+        <w:tc>
+          <w:tcPr>
+            <w:tcW w:w="1707" w:type="dxa"/>
+            <w:vAlign w:val="center"/>
+          </w:tcPr>
+          <w:p>
+            <w:pPr>
+              <w:bidi w:val="0"/>
+              <w:jc w:val="center"/>
+            </w:pPr>
+            <w:proofErr w:type="gramStart"/>
+            <w:r>
+              <w:rPr>
+                <w:rFonts w:ascii="Courier New" w:hAnsi="Courier New" w:cs="Courier New"/>
+                <w:b/>
+                <w:bCs/>
+                <w:sz w:val="30"/>
+                <w:szCs w:val="30"/>
+                <w:rtl/>
+              </w:rPr>
+              <w:t>□</w:t>
+            </w:r>
+            <w:r>
+              <w:rPr>
+                <w:rFonts w:cs="AL-Mohanad Bold" w:hint="cs"/>
+                <w:b/>
+                <w:bCs/>
+                <w:sz w:val="30"/>
+                <w:szCs w:val="30"/>
+                <w:rtl/>
+              </w:rPr>
+              <w:t xml:space="preserve">  </w:t>
+            </w:r>
+            <w:r>
+              <w:rPr>
+                <w:rFonts w:cs="AL-Mohanad" w:hint="cs"/>
+                <w:sz w:val="28"/>
+                <w:szCs w:val="28"/>
+                <w:rtl/>
+              </w:rPr>
+              <w:t>لا</w:t>
+            </w:r>
+            <w:proofErr w:type="gramEnd"/>
+            <w:r>
+              <w:rPr>
+                <w:rFonts w:cs="AL-Mohanad" w:hint="cs"/>
+                <w:sz w:val="28"/>
+                <w:szCs w:val="28"/>
+                <w:rtl/>
+              </w:rPr>
+              <w:t xml:space="preserve"> مانع</w:t>
+            </w:r>
+          </w:p>
+        </w:tc>
+        <w:tc>
+          <w:tcPr>
+            <w:tcW w:w="1715" w:type="dxa"/>
+            <w:vAlign w:val="center"/>
+          </w:tcPr>
+          <w:p>
+            <w:pPr>
+              <w:bidi w:val="0"/>
+              <w:jc w:val="center"/>
+            </w:pPr>
+            <w:r>
+              <w:rPr>
+                <w:rFonts w:ascii="Courier New" w:hAnsi="Courier New" w:cs="Courier New"/>
+                <w:b/>
+                <w:bCs/>
+                <w:sz w:val="30"/>
+                <w:szCs w:val="30"/>
+                <w:rtl/>
+              </w:rPr>
+              <w:t>□</w:t>
+            </w:r>
+            <w:r>
+              <w:rPr>
+                <w:rFonts w:cs="AL-Mohanad" w:hint="cs"/>
+                <w:sz w:val="28"/>
+                <w:szCs w:val="28"/>
+                <w:rtl/>
+              </w:rPr>
+              <w:t xml:space="preserve"> مرفوض</w:t>
+            </w:r>
+          </w:p>
+        </w:tc>
+      </w:tr>
+      <w:tr>
+        <w:trPr>
+          <w:gridAfter w:val="3"/>
+          <w:wAfter w:w="5699" w:type="dxa"/>
+          <w:trHeight w:val="390"/>
+        </w:trPr>
+        <w:tc>
+          <w:tcPr>
+            <w:tcW w:w="1668" w:type="dxa"/>
+            <w:shd w:val="clear" w:color="auto" w:fill="BFBFBF" w:themeFill="background1" w:themeFillShade="BF"/>
+            <w:vAlign w:val="center"/>
+          </w:tcPr>
+          <w:p>
+            <w:pPr>
+              <w:jc w:val="center"/>
+              <w:rPr>
+                <w:rFonts w:cs="AL-Mohanad Bold"/>
+                <w:b/>
+                <w:bCs/>
+                <w:sz w:val="30"/>
+                <w:szCs w:val="30"/>
+                <w:rtl/>
+              </w:rPr>
+            </w:pPr>
+            <w:r>
+              <w:rPr>
+                <w:rFonts w:cs="AL-Mohanad Bold" w:hint="cs"/>
+                <w:b/>
+                <w:bCs/>
+                <w:sz w:val="30"/>
+                <w:szCs w:val="30"/>
+                <w:rtl/>
+              </w:rPr>
               <w:t>الرتبة</w:t>
             </w:r>
           </w:p>
         </w:tc>
         <w:tc>
           <w:tcPr>
-            <w:tcW w:w="2835" w:type="dxa"/>
-            <w:gridSpan w:val="2"/>
+            <w:tcW w:w="2538" w:type="dxa"/>
             <w:vAlign w:val="center"/>
           </w:tcPr>
           <w:p>
@@ -1312,44 +1790,18 @@
                 <w:rtl/>
               </w:rPr>
             </w:pPr>
-            <w:r>
-              <w:rPr>
-                <w:rFonts w:cs="AL-Mohanad Bold" w:hint="cs"/>
-                <w:b/>
-                <w:bCs/>
-                <w:sz w:val="30"/>
-                <w:szCs w:val="30"/>
-                <w:rtl/>
-              </w:rPr>
-              <w:t xml:space="preserve">      </w:t>
-            </w:r>
-            <w:r>
-              <w:rPr>
-                <w:rFonts w:cs="AL-Mohanad Bold" w:hint="cs"/>
-                <w:b/>
-                <w:bCs/>
-                <w:sz w:val="30"/>
-                <w:szCs w:val="30"/>
-                <w:rtl/>
-              </w:rPr>
-              <w:t xml:space="preserve">    </w:t>
-            </w:r>
-            <w:r>
-              <w:rPr>
-                <w:rFonts w:cs="AL-Mohanad Bold" w:hint="cs"/>
-                <w:b/>
-                <w:bCs/>
-                <w:sz w:val="30"/>
-                <w:szCs w:val="30"/>
-                <w:rtl/>
-              </w:rPr>
-              <w:t xml:space="preserve">  </w:t>
-            </w:r>
           </w:p>
         </w:tc>
+      </w:tr>
+      <w:tr>
+        <w:trPr>
+          <w:gridAfter w:val="3"/>
+          <w:wAfter w:w="5699" w:type="dxa"/>
+          <w:trHeight w:val="390"/>
+        </w:trPr>
         <w:tc>
           <w:tcPr>
-            <w:tcW w:w="2268" w:type="dxa"/>
+            <w:tcW w:w="1668" w:type="dxa"/>
             <w:shd w:val="clear" w:color="auto" w:fill="BFBFBF" w:themeFill="background1" w:themeFillShade="BF"/>
             <w:vAlign w:val="center"/>
           </w:tcPr>
@@ -1357,7 +1809,7 @@
             <w:pPr>
               <w:jc w:val="center"/>
               <w:rPr>
-                <w:rFonts w:cs="AL-Mohanad Bold"/>
+                <w:rFonts w:cs="AL-Mohanad Bold" w:hint="cs"/>
                 <w:b/>
                 <w:bCs/>
                 <w:sz w:val="30"/>
@@ -1374,14 +1826,13 @@
                 <w:szCs w:val="30"/>
                 <w:rtl/>
               </w:rPr>
-              <w:t>الرتبة</w:t>
+              <w:t>التوقيع</w:t>
             </w:r>
           </w:p>
         </w:tc>
         <w:tc>
           <w:tcPr>
-            <w:tcW w:w="3408" w:type="dxa"/>
-            <w:gridSpan w:val="2"/>
+            <w:tcW w:w="2538" w:type="dxa"/>
             <w:vAlign w:val="center"/>
           </w:tcPr>
           <w:p>
@@ -1389,7 +1840,7 @@
               <w:ind w:left="-1372"/>
               <w:jc w:val="center"/>
               <w:rPr>
-                <w:rFonts w:cs="AL-Mohanad Bold"/>
+                <w:rFonts w:cs="AL-Mohanad Bold" w:hint="cs"/>
                 <w:b/>
                 <w:bCs/>
                 <w:sz w:val="30"/>
@@ -1397,392 +1848,6 @@
                 <w:rtl/>
               </w:rPr>
             </w:pPr>
-            <w:r>
-              <w:rPr>
-                <w:rFonts w:cs="AL-Mohanad Bold" w:hint="cs"/>
-                <w:b/>
-                <w:bCs/>
-                <w:sz w:val="30"/>
-                <w:szCs w:val="30"/>
-                <w:rtl/>
-              </w:rPr>
-              <w:t xml:space="preserve">              </w:t>
-            </w:r>
-          </w:p>
-        </w:tc>
-      </w:tr>
-      <w:tr>
-        <w:trPr>
-          <w:trHeight w:val="390"/>
-        </w:trPr>
-        <w:tc>
-          <w:tcPr>
-            <w:tcW w:w="1371" w:type="dxa"/>
-            <w:shd w:val="clear" w:color="auto" w:fill="BFBFBF" w:themeFill="background1" w:themeFillShade="BF"/>
-            <w:vAlign w:val="center"/>
-          </w:tcPr>
-          <w:p>
-            <w:pPr>
-              <w:jc w:val="center"/>
-              <w:rPr>
-                <w:rFonts w:cs="AL-Mohanad Bold"/>
-                <w:b/>
-                <w:bCs/>
-                <w:sz w:val="30"/>
-                <w:szCs w:val="30"/>
-                <w:rtl/>
-              </w:rPr>
-            </w:pPr>
-            <w:r>
-              <w:rPr>
-                <w:rFonts w:cs="AL-Mohanad Bold" w:hint="cs"/>
-                <w:b/>
-                <w:bCs/>
-                <w:sz w:val="30"/>
-                <w:szCs w:val="30"/>
-                <w:rtl/>
-              </w:rPr>
-              <w:t>التوقيع</w:t>
-            </w:r>
-          </w:p>
-        </w:tc>
-        <w:tc>
-          <w:tcPr>
-            <w:tcW w:w="2835" w:type="dxa"/>
-            <w:gridSpan w:val="2"/>
-            <w:vAlign w:val="center"/>
-          </w:tcPr>
-          <w:p>
-            <w:pPr>
-              <w:ind w:left="-1372"/>
-              <w:jc w:val="center"/>
-              <w:rPr>
-                <w:rFonts w:cs="AL-Mohanad Bold"/>
-                <w:b/>
-                <w:bCs/>
-                <w:sz w:val="30"/>
-                <w:szCs w:val="30"/>
-                <w:rtl/>
-              </w:rPr>
-            </w:pPr>
-          </w:p>
-        </w:tc>
-        <w:tc>
-          <w:tcPr>
-            <w:tcW w:w="2268" w:type="dxa"/>
-            <w:shd w:val="clear" w:color="auto" w:fill="BFBFBF" w:themeFill="background1" w:themeFillShade="BF"/>
-            <w:vAlign w:val="center"/>
-          </w:tcPr>
-          <w:p>
-            <w:pPr>
-              <w:jc w:val="center"/>
-              <w:rPr>
-                <w:rFonts w:cs="AL-Mohanad Bold"/>
-                <w:b/>
-                <w:bCs/>
-                <w:sz w:val="30"/>
-                <w:szCs w:val="30"/>
-                <w:rtl/>
-              </w:rPr>
-            </w:pPr>
-            <w:r>
-              <w:rPr>
-                <w:rFonts w:cs="AL-Mohanad Bold" w:hint="cs"/>
-                <w:b/>
-                <w:bCs/>
-                <w:sz w:val="30"/>
-                <w:szCs w:val="30"/>
-                <w:rtl/>
-              </w:rPr>
-              <w:t>التوقيع</w:t>
-            </w:r>
-          </w:p>
-        </w:tc>
-        <w:tc>
-          <w:tcPr>
-            <w:tcW w:w="3408" w:type="dxa"/>
-            <w:gridSpan w:val="2"/>
-            <w:vAlign w:val="center"/>
-          </w:tcPr>
-          <w:p>
-            <w:pPr>
-              <w:ind w:left="-1372"/>
-              <w:jc w:val="center"/>
-              <w:rPr>
-                <w:rFonts w:cs="AL-Mohanad Bold"/>
-                <w:b/>
-                <w:bCs/>
-                <w:sz w:val="30"/>
-                <w:szCs w:val="30"/>
-                <w:rtl/>
-              </w:rPr>
-            </w:pPr>
-          </w:p>
-        </w:tc>
-      </w:tr>
-      <w:tr>
-        <w:trPr>
-          <w:trHeight w:val="541"/>
-        </w:trPr>
-        <w:tc>
-          <w:tcPr>
-            <w:tcW w:w="1371" w:type="dxa"/>
-            <w:shd w:val="clear" w:color="auto" w:fill="BFBFBF" w:themeFill="background1" w:themeFillShade="BF"/>
-            <w:vAlign w:val="center"/>
-          </w:tcPr>
-          <w:p>
-            <w:pPr>
-              <w:jc w:val="center"/>
-              <w:rPr>
-                <w:rFonts w:cs="AL-Mohanad Bold"/>
-                <w:b/>
-                <w:bCs/>
-                <w:sz w:val="30"/>
-                <w:szCs w:val="30"/>
-                <w:rtl/>
-              </w:rPr>
-            </w:pPr>
-            <w:r>
-              <w:rPr>
-                <w:rFonts w:cs="AL-Mohanad Bold" w:hint="cs"/>
-                <w:b/>
-                <w:bCs/>
-                <w:sz w:val="30"/>
-                <w:szCs w:val="30"/>
-                <w:rtl/>
-              </w:rPr>
-              <w:t>حالة الطلب</w:t>
-            </w:r>
-          </w:p>
-        </w:tc>
-        <w:tc>
-          <w:tcPr>
-            <w:tcW w:w="1281" w:type="dxa"/>
-            <w:vAlign w:val="center"/>
-          </w:tcPr>
-          <w:p>
-            <w:pPr>
-              <w:tabs>
-                <w:tab w:val="left" w:pos="2041"/>
-              </w:tabs>
-              <w:ind w:left="169"/>
-              <w:rPr>
-                <w:rFonts w:cs="AL-Mohanad Bold"/>
-                <w:b/>
-                <w:bCs/>
-                <w:sz w:val="30"/>
-                <w:szCs w:val="30"/>
-                <w:rtl/>
-              </w:rPr>
-            </w:pPr>
-            <w:r>
-              <w:rPr>
-                <w:rFonts w:ascii="Courier New" w:hAnsi="Courier New" w:cs="Courier New"/>
-                <w:b/>
-                <w:bCs/>
-                <w:sz w:val="30"/>
-                <w:szCs w:val="30"/>
-                <w:rtl/>
-              </w:rPr>
-              <w:t>□</w:t>
-            </w:r>
-            <w:r>
-              <w:rPr>
-                <w:rFonts w:cs="AL-Mohanad Bold" w:hint="cs"/>
-                <w:b/>
-                <w:bCs/>
-                <w:sz w:val="30"/>
-                <w:szCs w:val="30"/>
-                <w:rtl/>
-              </w:rPr>
-              <w:t xml:space="preserve"> </w:t>
-            </w:r>
-            <w:r>
-              <w:rPr>
-                <w:rFonts w:cs="AL-Mohanad Bold" w:hint="cs"/>
-                <w:sz w:val="30"/>
-                <w:szCs w:val="30"/>
-                <w:rtl/>
-              </w:rPr>
-              <w:t>لا</w:t>
-            </w:r>
-            <w:r>
-              <w:rPr>
-                <w:rFonts w:cs="AL-Mohanad" w:hint="cs"/>
-                <w:sz w:val="28"/>
-                <w:szCs w:val="28"/>
-                <w:rtl/>
-              </w:rPr>
-              <w:t xml:space="preserve"> مانع</w:t>
-            </w:r>
-          </w:p>
-        </w:tc>
-        <w:tc>
-          <w:tcPr>
-            <w:tcW w:w="1554" w:type="dxa"/>
-            <w:vAlign w:val="center"/>
-          </w:tcPr>
-          <w:p>
-            <w:pPr>
-              <w:tabs>
-                <w:tab w:val="left" w:pos="2041"/>
-              </w:tabs>
-              <w:ind w:left="33"/>
-              <w:rPr>
-                <w:rFonts w:cs="AL-Mohanad Bold"/>
-                <w:b/>
-                <w:bCs/>
-                <w:sz w:val="30"/>
-                <w:szCs w:val="30"/>
-                <w:rtl/>
-              </w:rPr>
-            </w:pPr>
-            <w:r>
-              <w:rPr>
-                <w:rFonts w:ascii="Courier New" w:hAnsi="Courier New" w:cs="Courier New"/>
-                <w:b/>
-                <w:bCs/>
-                <w:sz w:val="30"/>
-                <w:szCs w:val="30"/>
-                <w:rtl/>
-              </w:rPr>
-              <w:t>□</w:t>
-            </w:r>
-            <w:r>
-              <w:rPr>
-                <w:rFonts w:cs="AL-Mohanad" w:hint="cs"/>
-                <w:sz w:val="28"/>
-                <w:szCs w:val="28"/>
-                <w:rtl/>
-              </w:rPr>
-              <w:t xml:space="preserve"> مرفوض</w:t>
-            </w:r>
-          </w:p>
-        </w:tc>
-        <w:tc>
-          <w:tcPr>
-            <w:tcW w:w="2268" w:type="dxa"/>
-            <w:shd w:val="clear" w:color="auto" w:fill="BFBFBF" w:themeFill="background1" w:themeFillShade="BF"/>
-            <w:vAlign w:val="center"/>
-          </w:tcPr>
-          <w:p>
-            <w:pPr>
-              <w:jc w:val="center"/>
-              <w:rPr>
-                <w:rFonts w:cs="AL-Mohanad Bold"/>
-                <w:b/>
-                <w:bCs/>
-                <w:sz w:val="30"/>
-                <w:szCs w:val="30"/>
-                <w:rtl/>
-              </w:rPr>
-            </w:pPr>
-            <w:r>
-              <w:rPr>
-                <w:rFonts w:cs="AL-Mohanad Bold" w:hint="cs"/>
-                <w:b/>
-                <w:bCs/>
-                <w:sz w:val="30"/>
-                <w:szCs w:val="30"/>
-                <w:rtl/>
-              </w:rPr>
-              <w:t>حالة الطلب</w:t>
-            </w:r>
-          </w:p>
-        </w:tc>
-        <w:tc>
-          <w:tcPr>
-            <w:tcW w:w="1423" w:type="dxa"/>
-            <w:vAlign w:val="center"/>
-          </w:tcPr>
-          <w:p>
-            <w:pPr>
-              <w:tabs>
-                <w:tab w:val="left" w:pos="2041"/>
-              </w:tabs>
-              <w:ind w:left="169"/>
-              <w:rPr>
-                <w:rFonts w:cs="AL-Mohanad Bold"/>
-                <w:b/>
-                <w:bCs/>
-                <w:sz w:val="30"/>
-                <w:szCs w:val="30"/>
-                <w:rtl/>
-              </w:rPr>
-            </w:pPr>
-            <w:r>
-              <w:rPr>
-                <w:rFonts w:ascii="Courier New" w:hAnsi="Courier New" w:cs="Courier New"/>
-                <w:b/>
-                <w:bCs/>
-                <w:sz w:val="30"/>
-                <w:szCs w:val="30"/>
-                <w:rtl/>
-              </w:rPr>
-              <w:t>□</w:t>
-            </w:r>
-            <w:r>
-              <w:rPr>
-                <w:rFonts w:cs="AL-Mohanad Bold" w:hint="cs"/>
-                <w:b/>
-                <w:bCs/>
-                <w:sz w:val="30"/>
-                <w:szCs w:val="30"/>
-                <w:rtl/>
-              </w:rPr>
-              <w:t xml:space="preserve">  </w:t>
-            </w:r>
-            <w:r>
-              <w:rPr>
-                <w:rFonts w:cs="AL-Mohanad" w:hint="cs"/>
-                <w:sz w:val="28"/>
-                <w:szCs w:val="28"/>
-                <w:rtl/>
-              </w:rPr>
-              <w:t>لا مانع</w:t>
-            </w:r>
-          </w:p>
-        </w:tc>
-        <w:tc>
-          <w:tcPr>
-            <w:tcW w:w="1985" w:type="dxa"/>
-            <w:vAlign w:val="center"/>
-          </w:tcPr>
-          <w:p>
-            <w:pPr>
-              <w:tabs>
-                <w:tab w:val="left" w:pos="2041"/>
-              </w:tabs>
-              <w:ind w:left="33"/>
-              <w:rPr>
-                <w:rFonts w:cs="AL-Mohanad Bold"/>
-                <w:b/>
-                <w:bCs/>
-                <w:sz w:val="30"/>
-                <w:szCs w:val="30"/>
-                <w:rtl/>
-              </w:rPr>
-            </w:pPr>
-            <w:r>
-              <w:rPr>
-                <w:rFonts w:ascii="Courier New" w:hAnsi="Courier New" w:cs="Courier New"/>
-                <w:b/>
-                <w:bCs/>
-                <w:sz w:val="30"/>
-                <w:szCs w:val="30"/>
-                <w:rtl/>
-              </w:rPr>
-              <w:t>□</w:t>
-            </w:r>
-            <w:r>
-              <w:rPr>
-                <w:rFonts w:cs="AL-Mohanad" w:hint="cs"/>
-                <w:sz w:val="28"/>
-                <w:szCs w:val="28"/>
-                <w:rtl/>
-              </w:rPr>
-              <w:t xml:space="preserve"> مرفوض</w:t>
-            </w:r>
           </w:p>
         </w:tc>
       </w:tr>
@@ -1815,37 +1880,93 @@
         </w:numPr>
         <w:spacing w:after="0"/>
         <w:rPr>
-          <w:rFonts w:cs="AL-Mohanad"/>
-          <w:sz w:val="36"/>
-          <w:szCs w:val="36"/>
-        </w:rPr>
-      </w:pPr>
-      <w:r>
-        <w:rPr>
-          <w:rFonts w:cs="AL-Mohanad" w:hint="cs"/>
-          <w:sz w:val="36"/>
-          <w:szCs w:val="36"/>
+          <w:rFonts w:ascii="Arial" w:hAnsi="Arial" w:cs="Arial"/>
+          <w:sz w:val="32"/>
+          <w:szCs w:val="32"/>
+        </w:rPr>
+      </w:pPr>
+      <w:r>
+        <w:rPr>
+          <w:rFonts w:ascii="Arial" w:hAnsi="Arial" w:cs="Arial"/>
+          <w:sz w:val="32"/>
+          <w:szCs w:val="32"/>
           <w:rtl/>
         </w:rPr>
         <w:t xml:space="preserve">لا مانع من </w:t>
       </w:r>
       <w:r>
         <w:rPr>
-          <w:rFonts w:cs="AL-Mohanad" w:hint="cs"/>
-          <w:sz w:val="36"/>
-          <w:szCs w:val="36"/>
+          <w:rFonts w:ascii="Arial" w:hAnsi="Arial" w:cs="Arial"/>
+          <w:sz w:val="32"/>
+          <w:szCs w:val="32"/>
           <w:rtl/>
         </w:rPr>
         <w:t>الموافقة</w:t>
       </w:r>
       <w:r>
         <w:rPr>
-          <w:rFonts w:cs="AL-Mohanad" w:hint="cs"/>
-          <w:sz w:val="36"/>
-          <w:szCs w:val="36"/>
-          <w:rtl/>
-        </w:rPr>
-        <w:t xml:space="preserve"> على طلبه وإفادتنا عن مباشرته بعد عودته.        </w:t>
+          <w:rFonts w:ascii="Arial" w:hAnsi="Arial" w:cs="Arial"/>
+          <w:sz w:val="32"/>
+          <w:szCs w:val="32"/>
+          <w:rtl/>
+        </w:rPr>
+        <w:t xml:space="preserve"> على </w:t>
+      </w:r>
+      <w:r>
+        <w:rPr>
+          <w:rFonts w:ascii="Arial" w:hAnsi="Arial" w:cs="Arial"/>
+          <w:sz w:val="32"/>
+          <w:szCs w:val="32"/>
+          <w:rtl/>
+        </w:rPr>
+        <w:t>ال</w:t>
+      </w:r>
+      <w:r>
+        <w:rPr>
+          <w:rFonts w:ascii="Arial" w:hAnsi="Arial" w:cs="Arial"/>
+          <w:sz w:val="32"/>
+          <w:szCs w:val="32"/>
+          <w:rtl/>
+        </w:rPr>
+        <w:t>طلب وإفادتنا عن</w:t>
+      </w:r>
+      <w:r>
+        <w:rPr>
+          <w:rFonts w:ascii="Arial" w:hAnsi="Arial" w:cs="Arial"/>
+          <w:sz w:val="32"/>
+          <w:szCs w:val="32"/>
+          <w:rtl/>
+        </w:rPr>
+        <w:t xml:space="preserve">د </w:t>
+      </w:r>
+      <w:proofErr w:type="gramStart"/>
+      <w:r>
+        <w:rPr>
+          <w:rFonts w:ascii="Arial" w:hAnsi="Arial" w:cs="Arial"/>
+          <w:sz w:val="32"/>
+          <w:szCs w:val="32"/>
+          <w:rtl/>
+        </w:rPr>
+        <w:t xml:space="preserve">المباشرة </w:t>
+      </w:r>
+      <w:r>
+        <w:rPr>
+          <w:rFonts w:ascii="Arial" w:hAnsi="Arial" w:cs="Arial"/>
+          <w:sz w:val="32"/>
+          <w:szCs w:val="32"/>
+          <w:rtl/>
+        </w:rPr>
+        <w:t>.</w:t>
+      </w:r>
+      <w:proofErr w:type="gramEnd"/>
+      <w:r>
+        <w:rPr>
+          <w:rFonts w:ascii="Arial" w:hAnsi="Arial" w:cs="Arial"/>
+          <w:sz w:val="32"/>
+          <w:szCs w:val="32"/>
+          <w:rtl/>
+        </w:rPr>
+        <w:t xml:space="preserve">        </w:t>
       </w:r>
     </w:p>
     <w:p>
@@ -2036,7 +2157,7 @@
           <w:szCs w:val="36"/>
           <w:rtl/>
         </w:rPr>
-        <w:t xml:space="preserve"> </w:t>
+        <w:t xml:space="preserve">              </w:t>
       </w:r>
       <w:r>
         <w:rPr>
@@ -2047,7 +2168,7 @@
           <w:szCs w:val="36"/>
           <w:rtl/>
         </w:rPr>
-        <w:t xml:space="preserve">  </w:t>
+        <w:t xml:space="preserve"> </w:t>
       </w:r>
       <w:r>
         <w:rPr>
@@ -2058,7 +2179,7 @@
           <w:szCs w:val="36"/>
           <w:rtl/>
         </w:rPr>
-        <w:t>ع</w:t>
+        <w:t xml:space="preserve">  </w:t>
       </w:r>
       <w:r>
         <w:rPr>
@@ -2069,7 +2190,7 @@
           <w:szCs w:val="36"/>
           <w:rtl/>
         </w:rPr>
-        <w:t>ــ</w:t>
+        <w:t>ع</w:t>
       </w:r>
       <w:r>
         <w:rPr>
@@ -2080,18 +2201,8 @@
           <w:szCs w:val="36"/>
           <w:rtl/>
         </w:rPr>
-        <w:t>قيد/</w:t>
-      </w:r>
-    </w:p>
-    <w:p>
-      <w:pPr>
-        <w:pStyle w:val="a8"/>
-        <w:spacing w:after="0"/>
-        <w:ind w:left="-445" w:right="-1560"/>
-        <w:rPr>
-          <w:rtl/>
-        </w:rPr>
-      </w:pPr>
+        <w:t>ــ</w:t>
+      </w:r>
       <w:r>
         <w:rPr>
           <w:rFonts w:cs="AL-Mohanad Bold" w:hint="cs"/>
@@ -2101,8 +2212,18 @@
           <w:szCs w:val="36"/>
           <w:rtl/>
         </w:rPr>
-        <w:t xml:space="preserve">                                  </w:t>
-      </w:r>
+        <w:t>قيد/</w:t>
+      </w:r>
+    </w:p>
+    <w:p>
+      <w:pPr>
+        <w:pStyle w:val="a8"/>
+        <w:spacing w:after="0"/>
+        <w:ind w:left="-445" w:right="-1560"/>
+        <w:rPr>
+          <w:rtl/>
+        </w:rPr>
+      </w:pPr>
       <w:r>
         <w:rPr>
           <w:rFonts w:cs="AL-Mohanad Bold" w:hint="cs"/>
@@ -2112,7 +2233,7 @@
           <w:szCs w:val="36"/>
           <w:rtl/>
         </w:rPr>
-        <w:t xml:space="preserve">   </w:t>
+        <w:t xml:space="preserve">                                  </w:t>
       </w:r>
       <w:r>
         <w:rPr>
@@ -2123,7 +2244,7 @@
           <w:szCs w:val="36"/>
           <w:rtl/>
         </w:rPr>
-        <w:t xml:space="preserve">       </w:t>
+        <w:t xml:space="preserve">   </w:t>
       </w:r>
       <w:r>
         <w:rPr>
@@ -2134,7 +2255,7 @@
           <w:szCs w:val="36"/>
           <w:rtl/>
         </w:rPr>
-        <w:t>ع</w:t>
+        <w:t xml:space="preserve">   </w:t>
       </w:r>
       <w:r>
         <w:rPr>
@@ -2145,7 +2266,7 @@
           <w:szCs w:val="36"/>
           <w:rtl/>
         </w:rPr>
-        <w:t>ــ</w:t>
+        <w:t xml:space="preserve">                      </w:t>
       </w:r>
       <w:r>
         <w:rPr>
@@ -2156,7 +2277,7 @@
           <w:szCs w:val="36"/>
           <w:rtl/>
         </w:rPr>
-        <w:t>ـ</w:t>
+        <w:t xml:space="preserve">    </w:t>
       </w:r>
       <w:r>
         <w:rPr>
@@ -2167,7 +2288,7 @@
           <w:szCs w:val="36"/>
           <w:rtl/>
         </w:rPr>
-        <w:t>ـ</w:t>
+        <w:t>ع</w:t>
       </w:r>
       <w:r>
         <w:rPr>
@@ -2178,7 +2299,7 @@
           <w:szCs w:val="36"/>
           <w:rtl/>
         </w:rPr>
-        <w:t>ائـ</w:t>
+        <w:t>ــ</w:t>
       </w:r>
       <w:r>
         <w:rPr>
@@ -2189,7 +2310,7 @@
           <w:szCs w:val="36"/>
           <w:rtl/>
         </w:rPr>
-        <w:t>ـــ</w:t>
+        <w:t>ـ</w:t>
       </w:r>
       <w:r>
         <w:rPr>
@@ -2200,7 +2321,7 @@
           <w:szCs w:val="36"/>
           <w:rtl/>
         </w:rPr>
-        <w:t>ض ب</w:t>
+        <w:t>ـ</w:t>
       </w:r>
       <w:r>
         <w:rPr>
@@ -2211,7 +2332,7 @@
           <w:szCs w:val="36"/>
           <w:rtl/>
         </w:rPr>
-        <w:t>ـــ</w:t>
+        <w:t>ائـ</w:t>
       </w:r>
       <w:r>
         <w:rPr>
@@ -2222,7 +2343,7 @@
           <w:szCs w:val="36"/>
           <w:rtl/>
         </w:rPr>
-        <w:t>ـن عـ</w:t>
+        <w:t>ـــ</w:t>
       </w:r>
       <w:r>
         <w:rPr>
@@ -2233,7 +2354,7 @@
           <w:szCs w:val="36"/>
           <w:rtl/>
         </w:rPr>
-        <w:t>ـــ</w:t>
+        <w:t>ض ب</w:t>
       </w:r>
       <w:r>
         <w:rPr>
@@ -2244,7 +2365,7 @@
           <w:szCs w:val="36"/>
           <w:rtl/>
         </w:rPr>
-        <w:t>ل</w:t>
+        <w:t>ـــ</w:t>
       </w:r>
       <w:r>
         <w:rPr>
@@ -2255,7 +2376,7 @@
           <w:szCs w:val="36"/>
           <w:rtl/>
         </w:rPr>
-        <w:t>ـــ</w:t>
+        <w:t>ـن عـ</w:t>
       </w:r>
       <w:r>
         <w:rPr>
@@ -2266,7 +2387,7 @@
           <w:szCs w:val="36"/>
           <w:rtl/>
         </w:rPr>
-        <w:t>ي ال</w:t>
+        <w:t>ـــ</w:t>
       </w:r>
       <w:r>
         <w:rPr>
@@ -2277,7 +2398,7 @@
           <w:szCs w:val="36"/>
           <w:rtl/>
         </w:rPr>
-        <w:t>ـ</w:t>
+        <w:t>ل</w:t>
       </w:r>
       <w:r>
         <w:rPr>
@@ -2288,7 +2409,7 @@
           <w:szCs w:val="36"/>
           <w:rtl/>
         </w:rPr>
-        <w:t>ـ</w:t>
+        <w:t>ـــ</w:t>
       </w:r>
       <w:r>
         <w:rPr>
@@ -2299,7 +2420,7 @@
           <w:szCs w:val="36"/>
           <w:rtl/>
         </w:rPr>
-        <w:t>ـ</w:t>
+        <w:t>ي ال</w:t>
       </w:r>
       <w:r>
         <w:rPr>
@@ -2310,7 +2431,7 @@
           <w:szCs w:val="36"/>
           <w:rtl/>
         </w:rPr>
-        <w:t>قـ</w:t>
+        <w:t>ـ</w:t>
       </w:r>
       <w:r>
         <w:rPr>
@@ -2332,7 +2453,7 @@
           <w:szCs w:val="36"/>
           <w:rtl/>
         </w:rPr>
-        <w:t>ح</w:t>
+        <w:t>ـ</w:t>
       </w:r>
       <w:r>
         <w:rPr>
@@ -2343,7 +2464,7 @@
           <w:szCs w:val="36"/>
           <w:rtl/>
         </w:rPr>
-        <w:t>ـ</w:t>
+        <w:t>قـ</w:t>
       </w:r>
       <w:r>
         <w:rPr>
@@ -2354,7 +2475,7 @@
           <w:szCs w:val="36"/>
           <w:rtl/>
         </w:rPr>
-        <w:t>ـط</w:t>
+        <w:t>ـ</w:t>
       </w:r>
       <w:r>
         <w:rPr>
@@ -2365,7 +2486,7 @@
           <w:szCs w:val="36"/>
           <w:rtl/>
         </w:rPr>
-        <w:t>ـ</w:t>
+        <w:t>ح</w:t>
       </w:r>
       <w:r>
         <w:rPr>
@@ -2376,7 +2497,7 @@
           <w:szCs w:val="36"/>
           <w:rtl/>
         </w:rPr>
-        <w:t>ـانـ</w:t>
+        <w:t>ـ</w:t>
       </w:r>
       <w:r>
         <w:rPr>
@@ -2387,7 +2508,7 @@
           <w:szCs w:val="36"/>
           <w:rtl/>
         </w:rPr>
-        <w:t>ــ</w:t>
+        <w:t>ـط</w:t>
       </w:r>
       <w:r>
         <w:rPr>
@@ -2398,6 +2519,39 @@
           <w:szCs w:val="36"/>
           <w:rtl/>
         </w:rPr>
+        <w:t>ـ</w:t>
+      </w:r>
+      <w:r>
+        <w:rPr>
+          <w:rFonts w:cs="AL-Mohanad Bold" w:hint="cs"/>
+          <w:b/>
+          <w:bCs/>
+          <w:sz w:val="36"/>
+          <w:szCs w:val="36"/>
+          <w:rtl/>
+        </w:rPr>
+        <w:t>ـانـ</w:t>
+      </w:r>
+      <w:r>
+        <w:rPr>
+          <w:rFonts w:cs="AL-Mohanad Bold" w:hint="cs"/>
+          <w:b/>
+          <w:bCs/>
+          <w:sz w:val="36"/>
+          <w:szCs w:val="36"/>
+          <w:rtl/>
+        </w:rPr>
+        <w:t>ــ</w:t>
+      </w:r>
+      <w:r>
+        <w:rPr>
+          <w:rFonts w:cs="AL-Mohanad Bold" w:hint="cs"/>
+          <w:b/>
+          <w:bCs/>
+          <w:sz w:val="36"/>
+          <w:szCs w:val="36"/>
+          <w:rtl/>
+        </w:rPr>
         <w:t>ي</w:t>
       </w:r>
       <w:r>
@@ -2416,7 +2570,7 @@
       <w:pPr>
         <w:pStyle w:val="a8"/>
         <w:spacing w:after="0"/>
-        <w:ind w:left="-445"/>
+        <w:ind w:left="-445" w:right="-1560"/>
         <w:rPr>
           <w:rtl/>
         </w:rPr>
@@ -2425,32 +2579,31 @@
     <w:p>
       <w:pPr>
         <w:pStyle w:val="a8"/>
+        <w:numPr>
+          <w:ilvl w:val="0"/>
+          <w:numId w:val="12"/>
+        </w:numPr>
         <w:spacing w:after="0"/>
-        <w:ind w:left="-445"/>
-      </w:pPr>
-    </w:p>
-    <w:p>
-      <w:pPr>
-        <w:spacing w:after="0"/>
-        <w:ind w:left="-805"/>
-        <w:rPr>
-          <w:b/>
-          <w:bCs/>
-          <w:sz w:val="36"/>
-          <w:szCs w:val="36"/>
-          <w:rtl/>
-        </w:rPr>
-      </w:pPr>
+        <w:rPr>
+          <w:rFonts w:ascii="AL-Mohanad Bold" w:hAnsi="AL-Mohanad Bold" w:cs="AL-Mohanad Bold"/>
+          <w:rtl/>
+        </w:rPr>
+      </w:pPr>
+      <w:r>
+        <w:rPr>
+          <w:rFonts w:ascii="AL-Mohanad Bold" w:hAnsi="AL-Mohanad Bold" w:cs="AL-Mohanad Bold" w:hint="cs"/>
+          <w:rtl/>
+        </w:rPr>
+        <w:t>نسخة لمدير إدارة الموارد البشرية (لحفظها في ملفه)</w:t>
+      </w:r>
     </w:p>
     <w:sectPr>
-      <w:headerReference w:type="even" r:id="rId9"/>
-      <w:headerReference w:type="default" r:id="rId10"/>
-      <w:footerReference w:type="even" r:id="rId11"/>
-      <w:footerReference w:type="default" r:id="rId12"/>
-      <w:headerReference w:type="first" r:id="rId13"/>
-      <w:footerReference w:type="first" r:id="rId14"/>
+      <w:headerReference w:type="default" r:id="rId9"/>
+      <w:footerReference w:type="even" r:id="rId10"/>
+      <w:footerReference w:type="default" r:id="rId11"/>
+      <w:footerReference w:type="first" r:id="rId12"/>
       <w:pgSz w:w="11906" w:h="16838" w:code="9"/>
-      <w:pgMar w:top="1134" w:right="2125" w:bottom="851" w:left="1797" w:header="851" w:footer="312" w:gutter="0"/>
+      <w:pgMar w:top="1134" w:right="2125" w:bottom="567" w:left="1797" w:header="851" w:footer="312" w:gutter="0"/>
       <w:cols w:space="708"/>
       <w:rtlGutter/>
       <w:docGrid w:linePitch="360"/>
@@ -2634,11 +2787,11 @@
         </mc:Choice>
         <mc:Fallback>
           <w:pict>
-            <v:shapetype id="_x0000_t202" coordsize="21600,21600" o:spt="202" path="m,l,21600r21600,l21600,xe">
+            <v:shapetype w14:anchorId="573FCF6E" id="_x0000_t202" coordsize="21600,21600" o:spt="202" path="m,l,21600r21600,l21600,xe">
               <v:stroke joinstyle="miter"/>
               <v:path gradientshapeok="t" o:connecttype="rect"/>
             </v:shapetype>
-            <v:shape id="مربع نص 5" o:spid="_x0000_s1028" type="#_x0000_t202" style="position:absolute;left:0;text-align:left;margin-left:0;margin-top:0;width:149.7pt;height:20.35pt;z-index:-251654656;visibility:visible;mso-wrap-style:square;mso-width-percent:1000;mso-height-percent:1000;mso-wrap-distance-left:9pt;mso-wrap-distance-top:0;mso-wrap-distance-right:9pt;mso-wrap-distance-bottom:0;mso-position-horizontal:left;mso-position-horizontal-relative:margin;mso-position-vertical:top;mso-position-vertical-relative:bottom-margin-area;mso-width-percent:1000;mso-height-percent:1000;mso-width-relative:margin;mso-height-relative:bottom-margin-area;v-text-anchor:bottom" o:gfxdata="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" filled="f" stroked="f" strokeweight=".5pt">
+            <v:shape id="مربع نص 5" o:spid="_x0000_s1028" type="#_x0000_t202" style="position:absolute;left:0;text-align:left;margin-left:0;margin-top:0;width:149.7pt;height:20.35pt;z-index:-251654656;visibility:visible;mso-wrap-style:square;mso-width-percent:1000;mso-height-percent:1000;mso-wrap-distance-left:9pt;mso-wrap-distance-top:0;mso-wrap-distance-right:9pt;mso-wrap-distance-bottom:0;mso-position-horizontal:left;mso-position-horizontal-relative:margin;mso-position-vertical:top;mso-position-vertical-relative:bottom-margin-area;mso-width-percent:1000;mso-height-percent:1000;mso-width-relative:margin;mso-height-relative:bottom-margin-area;v-text-anchor:bottom" o:gfxdata="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" filled="f" stroked="f" strokeweight=".5pt">
               <v:path arrowok="t"/>
               <v:textbox inset="12pt,12pt,12pt,12pt">
                 <w:txbxContent>
@@ -2740,94 +2893,12 @@
     </w:pPr>
     <w:r>
       <w:rPr>
-        <w:rFonts w:hint="cs"/>
-        <w:b/>
-        <w:bCs/>
-        <w:rtl/>
-      </w:rPr>
-      <w:t>الـرقــم :</w:t>
-    </w:r>
-    <w:r>
-      <w:rPr>
-        <w:rFonts w:hint="cs"/>
-        <w:b/>
-        <w:bCs/>
-        <w:rtl/>
-      </w:rPr>
-      <w:t xml:space="preserve"> </w:t>
-    </w:r>
-    <w:r>
-      <w:rPr>
-        <w:rFonts w:hint="cs"/>
-        <w:b/>
-        <w:bCs/>
-        <w:rtl/>
-      </w:rPr>
-      <w:t xml:space="preserve">  </w:t>
-    </w:r>
-    <w:r>
-      <w:rPr>
-        <w:rFonts w:hint="cs"/>
-        <w:b/>
-        <w:bCs/>
-        <w:rtl/>
-      </w:rPr>
-      <w:t xml:space="preserve">           / </w:t>
-    </w:r>
-    <w:r>
-      <w:rPr>
-        <w:rFonts w:hint="cs"/>
-        <w:b/>
-        <w:bCs/>
-        <w:rtl/>
-      </w:rPr>
-      <w:tab/>
-    </w:r>
-    <w:r>
-      <w:rPr>
-        <w:rFonts w:hint="cs"/>
-        <w:b/>
-        <w:bCs/>
-        <w:rtl/>
-      </w:rPr>
-      <w:t xml:space="preserve">     </w:t>
-    </w:r>
-    <w:r>
-      <w:rPr>
-        <w:rFonts w:hint="cs"/>
-        <w:b/>
-        <w:bCs/>
-        <w:rtl/>
-      </w:rPr>
-      <w:t xml:space="preserve">التــاريــخ : </w:t>
-    </w:r>
-    <w:r>
-      <w:rPr>
-        <w:rFonts w:hint="cs"/>
-        <w:b/>
-        <w:bCs/>
-        <w:rtl/>
-      </w:rPr>
-      <w:t xml:space="preserve">    /      /١٤٤٦هـ</w:t>
-    </w:r>
-    <w:r>
-      <w:rPr>
-        <w:rFonts w:hint="cs"/>
-        <w:b/>
-        <w:bCs/>
-        <w:rtl/>
-      </w:rPr>
-      <w:tab/>
-      <w:t>المشفوعات :</w:t>
-    </w:r>
-    <w:r>
-      <w:rPr>
         <w:noProof/>
       </w:rPr>
       <mc:AlternateContent>
         <mc:Choice Requires="wps">
           <w:drawing>
-            <wp:anchor distT="0" distB="0" distL="114300" distR="114300" simplePos="0" relativeHeight="251659776" behindDoc="1" locked="0" layoutInCell="1" allowOverlap="1" wp14:anchorId="5E1BA99C" wp14:editId="66469B9D">
+            <wp:anchor distT="0" distB="0" distL="114300" distR="114300" simplePos="0" relativeHeight="251659776" behindDoc="1" locked="0" layoutInCell="1" allowOverlap="1" wp14:anchorId="5E1BA99C" wp14:editId="6E9B3E71">
               <wp:simplePos x="0" y="0"/>
               <wp:positionH relativeFrom="margin">
                 <wp:align>left</wp:align>
@@ -2835,7 +2906,7 @@
               <wp:positionV relativeFrom="bottomMargin">
                 <wp:align>top</wp:align>
               </wp:positionV>
-              <wp:extent cx="5066030" cy="540385"/>
+              <wp:extent cx="5834344" cy="276046"/>
               <wp:effectExtent l="0" t="0" r="0" b="0"/>
               <wp:wrapNone/>
               <wp:docPr id="3" name="مربع نص 3"/>
@@ -2851,7 +2922,7 @@
                     <wps:spPr>
                       <a:xfrm>
                         <a:off x="0" y="0"/>
-                        <a:ext cx="5066030" cy="540385"/>
+                        <a:ext cx="5834344" cy="276046"/>
                       </a:xfrm>
                       <a:prstGeom prst="rect">
                         <a:avLst/>
@@ -2954,21 +3025,21 @@
                 </a:graphicData>
               </a:graphic>
               <wp14:sizeRelH relativeFrom="margin">
-                <wp14:pctWidth>100000</wp14:pctWidth>
+                <wp14:pctWidth>0</wp14:pctWidth>
               </wp14:sizeRelH>
               <wp14:sizeRelV relativeFrom="bottomMargin">
-                <wp14:pctHeight>100000</wp14:pctHeight>
+                <wp14:pctHeight>0</wp14:pctHeight>
               </wp14:sizeRelV>
             </wp:anchor>
           </w:drawing>
         </mc:Choice>
         <mc:Fallback>
           <w:pict>
-            <v:shapetype id="_x0000_t202" coordsize="21600,21600" o:spt="202" path="m,l,21600r21600,l21600,xe">
+            <v:shapetype w14:anchorId="5E1BA99C" id="_x0000_t202" coordsize="21600,21600" o:spt="202" path="m,l,21600r21600,l21600,xe">
               <v:stroke joinstyle="miter"/>
               <v:path gradientshapeok="t" o:connecttype="rect"/>
             </v:shapetype>
-            <v:shape id="مربع نص 3" o:spid="_x0000_s1029" type="#_x0000_t202" style="position:absolute;left:0;text-align:left;margin-left:0;margin-top:0;width:398.9pt;height:42.55pt;z-index:-251656704;visibility:visible;mso-wrap-style:square;mso-width-percent:1000;mso-height-percent:1000;mso-wrap-distance-left:9pt;mso-wrap-distance-top:0;mso-wrap-distance-right:9pt;mso-wrap-distance-bottom:0;mso-position-horizontal:left;mso-position-horizontal-relative:margin;mso-position-vertical:top;mso-position-vertical-relative:bottom-margin-area;mso-width-percent:1000;mso-height-percent:1000;mso-width-relative:margin;mso-height-relative:bottom-margin-area;v-text-anchor:bottom" o:gfxdata="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" filled="f" stroked="f" strokeweight=".5pt">
+            <v:shape id="مربع نص 3" o:spid="_x0000_s1029" type="#_x0000_t202" style="position:absolute;left:0;text-align:left;margin-left:0;margin-top:0;width:459.4pt;height:21.75pt;z-index:-251656704;visibility:visible;mso-wrap-style:square;mso-width-percent:0;mso-height-percent:0;mso-wrap-distance-left:9pt;mso-wrap-distance-top:0;mso-wrap-distance-right:9pt;mso-wrap-distance-bottom:0;mso-position-horizontal:left;mso-position-horizontal-relative:margin;mso-position-vertical:top;mso-position-vertical-relative:bottom-margin-area;mso-width-percent:0;mso-height-percent:0;mso-width-relative:margin;mso-height-relative:bottom-margin-area;v-text-anchor:bottom" o:gfxdata="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" filled="f" stroked="f" strokeweight=".5pt">
               <v:path arrowok="t"/>
               <v:textbox inset="12pt,12pt,12pt,12pt">
                 <w:txbxContent>
@@ -3049,6 +3120,99 @@
           </w:pict>
         </mc:Fallback>
       </mc:AlternateContent>
+    </w:r>
+    <w:proofErr w:type="gramStart"/>
+    <w:r>
+      <w:rPr>
+        <w:rFonts w:hint="cs"/>
+        <w:b/>
+        <w:bCs/>
+        <w:rtl/>
+      </w:rPr>
+      <w:t>الـرقــم :</w:t>
+    </w:r>
+    <w:proofErr w:type="gramEnd"/>
+    <w:r>
+      <w:rPr>
+        <w:rFonts w:hint="cs"/>
+        <w:b/>
+        <w:bCs/>
+        <w:rtl/>
+      </w:rPr>
+      <w:t xml:space="preserve"> </w:t>
+    </w:r>
+    <w:r>
+      <w:rPr>
+        <w:rFonts w:hint="cs"/>
+        <w:b/>
+        <w:bCs/>
+        <w:rtl/>
+      </w:rPr>
+      <w:t xml:space="preserve">  </w:t>
+    </w:r>
+    <w:r>
+      <w:rPr>
+        <w:rFonts w:hint="cs"/>
+        <w:b/>
+        <w:bCs/>
+        <w:rtl/>
+      </w:rPr>
+      <w:t xml:space="preserve">          </w:t>
+    </w:r>
+    <w:r>
+      <w:rPr>
+        <w:rFonts w:hint="cs"/>
+        <w:b/>
+        <w:bCs/>
+        <w:rtl/>
+      </w:rPr>
+      <w:t xml:space="preserve"> </w:t>
+    </w:r>
+    <w:r>
+      <w:rPr>
+        <w:rFonts w:hint="cs"/>
+        <w:b/>
+        <w:bCs/>
+        <w:rtl/>
+      </w:rPr>
+      <w:tab/>
+    </w:r>
+    <w:r>
+      <w:rPr>
+        <w:rFonts w:hint="cs"/>
+        <w:b/>
+        <w:bCs/>
+        <w:rtl/>
+      </w:rPr>
+      <w:t xml:space="preserve">     </w:t>
+    </w:r>
+    <w:r>
+      <w:rPr>
+        <w:rFonts w:hint="cs"/>
+        <w:b/>
+        <w:bCs/>
+        <w:rtl/>
+      </w:rPr>
+      <w:t xml:space="preserve">التــاريــخ : </w:t>
+    </w:r>
+    <w:r>
+      <w:rPr>
+        <w:rFonts w:hint="cs"/>
+        <w:b/>
+        <w:bCs/>
+        <w:rtl/>
+      </w:rPr>
+      <w:t xml:space="preserve">    </w:t>
+    </w:r>
+    <w:r>
+      <w:rPr>
+        <w:rFonts w:hint="cs"/>
+        <w:b/>
+        <w:bCs/>
+        <w:rtl/>
+      </w:rPr>
+      <w:tab/>
+      <w:t>المشفوعات :</w:t>
     </w:r>
   </w:p>
 </w:ftr>
@@ -3204,11 +3368,11 @@
         </mc:Choice>
         <mc:Fallback>
           <w:pict>
-            <v:shapetype id="_x0000_t202" coordsize="21600,21600" o:spt="202" path="m,l,21600r21600,l21600,xe">
+            <v:shapetype w14:anchorId="3DCCBCFD" id="_x0000_t202" coordsize="21600,21600" o:spt="202" path="m,l,21600r21600,l21600,xe">
               <v:stroke joinstyle="miter"/>
               <v:path gradientshapeok="t" o:connecttype="rect"/>
             </v:shapetype>
-            <v:shape id="مربع نص 4" o:spid="_x0000_s1030" type="#_x0000_t202" style="position:absolute;left:0;text-align:left;margin-left:0;margin-top:0;width:149.7pt;height:20.35pt;z-index:-251655680;visibility:visible;mso-wrap-style:square;mso-width-percent:1000;mso-height-percent:1000;mso-wrap-distance-left:9pt;mso-wrap-distance-top:0;mso-wrap-distance-right:9pt;mso-wrap-distance-bottom:0;mso-position-horizontal:left;mso-position-horizontal-relative:margin;mso-position-vertical:top;mso-position-vertical-relative:bottom-margin-area;mso-width-percent:1000;mso-height-percent:1000;mso-width-relative:margin;mso-height-relative:bottom-margin-area;v-text-anchor:bottom" o:gfxdata="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" filled="f" stroked="f" strokeweight=".5pt">
+            <v:shape id="مربع نص 4" o:spid="_x0000_s1030" type="#_x0000_t202" style="position:absolute;left:0;text-align:left;margin-left:0;margin-top:0;width:149.7pt;height:20.35pt;z-index:-251655680;visibility:visible;mso-wrap-style:square;mso-width-percent:1000;mso-height-percent:1000;mso-wrap-distance-left:9pt;mso-wrap-distance-top:0;mso-wrap-distance-right:9pt;mso-wrap-distance-bottom:0;mso-position-horizontal:left;mso-position-horizontal-relative:margin;mso-position-vertical:top;mso-position-vertical-relative:bottom-margin-area;mso-width-percent:1000;mso-height-percent:1000;mso-width-relative:margin;mso-height-relative:bottom-margin-area;v-text-anchor:bottom" o:gfxdata="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" filled="f" stroked="f" strokeweight=".5pt">
               <v:path arrowok="t"/>
               <v:textbox inset="12pt,12pt,12pt,12pt">
                 <w:txbxContent>
@@ -3324,16 +3488,6 @@
   <w:p>
     <w:pPr>
       <w:pStyle w:val="a3"/>
-    </w:pPr>
-  </w:p>
-</w:hdr>
-</file>
-
-<file path=word/header2.xml><?xml version="1.0" encoding="utf-8"?>
-<w:hdr xmlns:wpc="http://schemas.microsoft.com/office/word/2010/wordprocessingCanvas" xmlns:cx="http://schemas.microsoft.com/office/drawing/2014/chartex" xmlns:cx1="http://schemas.microsoft.com/office/drawing/2015/9/8/chartex" xmlns:cx2="http://schemas.microsoft.com/office/drawing/2015/10/21/chartex" xmlns:cx3="http://schemas.microsoft.com/office/drawing/2016/5/9/chartex" xmlns:cx4="http://schemas.microsoft.com/office/drawing/2016/5/10/chartex" xmlns:cx5="http://schemas.microsoft.com/office/drawing/2016/5/11/chartex" xmlns:cx6="http://schemas.microsoft.com/office/drawing/2016/5/12/chartex" xmlns:cx7="http://schemas.microsoft.com/office/drawing/2016/5/13/chartex" xmlns:cx8="http://schemas.microsoft.com/office/drawing/2016/5/14/chartex" xmlns:mc="http://schemas.openxmlformats.org/markup-compatibility/2006" xmlns:aink="http://schemas.microsoft.com/office/drawing/2016/ink" xmlns:am3d="http://schemas.microsoft.com/office/drawing/2017/model3d" xmlns:o="urn:schemas-microsoft-com:office:office" xmlns:oel="http://schemas.microsoft.com/office/2019/extlst" xmlns:r="http://schemas.openxmlformats.org/officeDocument/2006/relationships" xmlns:m="http://schemas.openxmlformats.org/officeDocument/2006/math" xmlns:v="urn:schemas-microsoft-com:vml" xmlns:wp14="http://schemas.microsoft.com/office/word/2010/wordprocessingDrawing" xmlns:wp="http://schemas.openxmlformats.org/drawingml/2006/wordprocessingDrawing" xmlns:w10="urn:schemas-microsoft-com:office:word" xmlns:w="http://schemas.openxmlformats.org/wordprocessingml/2006/main" xmlns:w14="http://schemas.microsoft.com/office/word/2010/wordml" xmlns:w15="http://schemas.microsoft.com/office/word/2012/wordml" xmlns:w16cex="http://schemas.microsoft.com/office/word/2018/wordml/cex" xmlns:w16cid="http://schemas.microsoft.com/office/word/2016/wordml/cid" xmlns:w16="http://schemas.microsoft.com/office/word/2018/wordml" xmlns:w16du="http://schemas.microsoft.com/office/word/2023/wordml/word16du" xmlns:w16sdtdh="http://schemas.microsoft.com/office/word/2020/wordml/sdtdatahash" xmlns:w16se="http://schemas.microsoft.com/office/word/2015/wordml/symex" xmlns:wpg="http://schemas.microsoft.com/office/word/2010/wordprocessingGroup" xmlns:wpi="http://schemas.microsoft.com/office/word/2010/wordprocessingInk" xmlns:wne="http://schemas.microsoft.com/office/word/2006/wordml" xmlns:wps="http://schemas.microsoft.com/office/word/2010/wordprocessingShape" mc:Ignorable="w14 w15 w16se w16cid w16 w16cex w16sdtdh w16du wp14">
-  <w:p>
-    <w:pPr>
-      <w:pStyle w:val="a3"/>
       <w:rPr>
         <w:rtl/>
       </w:rPr>
@@ -3355,7 +3509,7 @@
           <wp:extent cx="7376795" cy="8591107"/>
           <wp:effectExtent l="0" t="0" r="0" b="0"/>
           <wp:wrapNone/>
-          <wp:docPr id="61" name="صورة 2" descr="مشروع جديد (1) (1).png"/>
+          <wp:docPr id="1622368584" name="صورة 2" descr="مشروع جديد (1) (1).png"/>
           <wp:cNvGraphicFramePr>
             <a:graphicFrameLocks xmlns:a="http://schemas.openxmlformats.org/drawingml/2006/main" noChangeAspect="1"/>
           </wp:cNvGraphicFramePr>
@@ -3434,7 +3588,7 @@
               <wp:lineTo x="10052" y="0"/>
             </wp:wrapPolygon>
           </wp:wrapTight>
-          <wp:docPr id="62" name="صورة 5" descr="الجوازات السعودية.png"/>
+          <wp:docPr id="1101661817" name="صورة 5" descr="الجوازات السعودية.png"/>
           <wp:cNvGraphicFramePr>
             <a:graphicFrameLocks xmlns:a="http://schemas.openxmlformats.org/drawingml/2006/main" noChangeAspect="1"/>
           </wp:cNvGraphicFramePr>
@@ -3625,11 +3779,11 @@
         </mc:Choice>
         <mc:Fallback>
           <w:pict>
-            <v:shapetype id="_x0000_t202" coordsize="21600,21600" o:spt="202" path="m,l,21600r21600,l21600,xe">
+            <v:shapetype w14:anchorId="38C56139" id="_x0000_t202" coordsize="21600,21600" o:spt="202" path="m,l,21600r21600,l21600,xe">
               <v:stroke joinstyle="miter"/>
               <v:path gradientshapeok="t" o:connecttype="rect"/>
             </v:shapetype>
-            <v:shape id="Text Box 3" o:spid="_x0000_s1026" type="#_x0000_t202" style="position:absolute;left:0;text-align:left;margin-left:323.3pt;margin-top:10.6pt;width:154.05pt;height:126.1pt;z-index:251658752;visibility:visible;mso-wrap-style:square;mso-width-percent:0;mso-height-percent:0;mso-wrap-distance-left:9pt;mso-wrap-distance-top:0;mso-wrap-distance-right:9pt;mso-wrap-distance-bottom:0;mso-position-horizontal:absolute;mso-position-horizontal-relative:text;mso-position-vertical:absolute;mso-position-vertical-relative:text;mso-width-percent:0;mso-height-percent:0;mso-width-relative:margin;mso-height-relative:margin;v-text-anchor:top" o:gfxdata="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" filled="f" stroked="f">
+            <v:shape id="Text Box 3" o:spid="_x0000_s1026" type="#_x0000_t202" style="position:absolute;left:0;text-align:left;margin-left:323.3pt;margin-top:10.6pt;width:154.05pt;height:126.1pt;z-index:251658752;visibility:visible;mso-wrap-style:square;mso-width-percent:0;mso-height-percent:0;mso-wrap-distance-left:9pt;mso-wrap-distance-top:0;mso-wrap-distance-right:9pt;mso-wrap-distance-bottom:0;mso-position-horizontal:absolute;mso-position-horizontal-relative:text;mso-position-vertical:absolute;mso-position-vertical-relative:text;mso-width-percent:0;mso-height-percent:0;mso-width-relative:margin;mso-height-relative:margin;v-text-anchor:top" o:gfxdata="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" filled="f" stroked="f">
               <v:textbox>
                 <w:txbxContent>
                   <w:p>
@@ -3816,7 +3970,7 @@
         </mc:Choice>
         <mc:Fallback>
           <w:pict>
-            <v:shape id="Text Box 2" o:spid="_x0000_s1027" type="#_x0000_t202" style="position:absolute;left:0;text-align:left;margin-left:335.35pt;margin-top:-13.7pt;width:123.75pt;height:34.35pt;z-index:251657728;visibility:visible;mso-wrap-style:square;mso-width-percent:0;mso-height-percent:0;mso-wrap-distance-left:9pt;mso-wrap-distance-top:0;mso-wrap-distance-right:9pt;mso-wrap-distance-bottom:0;mso-position-horizontal:absolute;mso-position-horizontal-relative:text;mso-position-vertical:absolute;mso-position-vertical-relative:text;mso-width-percent:0;mso-height-percent:0;mso-width-relative:margin;mso-height-relative:margin;v-text-anchor:top" o:gfxdata="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" filled="f" stroked="f">
+            <v:shape w14:anchorId="49FC0208" id="Text Box 2" o:spid="_x0000_s1027" type="#_x0000_t202" style="position:absolute;left:0;text-align:left;margin-left:335.35pt;margin-top:-13.7pt;width:123.75pt;height:34.35pt;z-index:251657728;visibility:visible;mso-wrap-style:square;mso-width-percent:0;mso-height-percent:0;mso-wrap-distance-left:9pt;mso-wrap-distance-top:0;mso-wrap-distance-right:9pt;mso-wrap-distance-bottom:0;mso-position-horizontal:absolute;mso-position-horizontal-relative:text;mso-position-vertical:absolute;mso-position-vertical-relative:text;mso-width-percent:0;mso-height-percent:0;mso-width-relative:margin;mso-height-relative:margin;v-text-anchor:top" o:gfxdata="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" filled="f" stroked="f">
               <v:textbox>
                 <w:txbxContent>
                   <w:p>
@@ -3876,7 +4030,7 @@
               <wp:lineTo x="475" y="3298"/>
             </wp:wrapPolygon>
           </wp:wrapTight>
-          <wp:docPr id="63" name="صورة 1" descr="toppng.com-مخطوطة-المملكة-العربية-السعودية-1394x527.png"/>
+          <wp:docPr id="1916889871" name="صورة 1" descr="toppng.com-مخطوطة-المملكة-العربية-السعودية-1394x527.png"/>
           <wp:cNvGraphicFramePr>
             <a:graphicFrameLocks xmlns:a="http://schemas.openxmlformats.org/drawingml/2006/main" noChangeAspect="1"/>
           </wp:cNvGraphicFramePr>
@@ -3939,7 +4093,7 @@
               <wp:lineTo x="1816" y="2678"/>
             </wp:wrapPolygon>
           </wp:wrapTight>
-          <wp:docPr id="64" name="صورة 64" descr="[CITYPNG.COM]HD Bismilah Arab Calligraphy بسم الله الرحمان الرحيم Basmalah PNG - 2400x898.png"/>
+          <wp:docPr id="1262020238" name="صورة 1262020238" descr="[CITYPNG.COM]HD Bismilah Arab Calligraphy بسم الله الرحمان الرحيم Basmalah PNG - 2400x898.png"/>
           <wp:cNvGraphicFramePr>
             <a:graphicFrameLocks xmlns:a="http://schemas.openxmlformats.org/drawingml/2006/main" noChangeAspect="1"/>
           </wp:cNvGraphicFramePr>
@@ -3978,16 +4132,6 @@
 </w:hdr>
 </file>
 
-<file path=word/header3.xml><?xml version="1.0" encoding="utf-8"?>
-<w:hdr xmlns:wpc="http://schemas.microsoft.com/office/word/2010/wordprocessingCanvas" xmlns:cx="http://schemas.microsoft.com/office/drawing/2014/chartex" xmlns:cx1="http://schemas.microsoft.com/office/drawing/2015/9/8/chartex" xmlns:cx2="http://schemas.microsoft.com/office/drawing/2015/10/21/chartex" xmlns:cx3="http://schemas.microsoft.com/office/drawing/2016/5/9/chartex" xmlns:cx4="http://schemas.microsoft.com/office/drawing/2016/5/10/chartex" xmlns:cx5="http://schemas.microsoft.com/office/drawing/2016/5/11/chartex" xmlns:cx6="http://schemas.microsoft.com/office/drawing/2016/5/12/chartex" xmlns:cx7="http://schemas.microsoft.com/office/drawing/2016/5/13/chartex" xmlns:cx8="http://schemas.microsoft.com/office/drawing/2016/5/14/chartex" xmlns:mc="http://schemas.openxmlformats.org/markup-compatibility/2006" xmlns:aink="http://schemas.microsoft.com/office/drawing/2016/ink" xmlns:am3d="http://schemas.microsoft.com/office/drawing/2017/model3d" xmlns:o="urn:schemas-microsoft-com:office:office" xmlns:oel="http://schemas.microsoft.com/office/2019/extlst" xmlns:r="http://schemas.openxmlformats.org/officeDocument/2006/relationships" xmlns:m="http://schemas.openxmlformats.org/officeDocument/2006/math" xmlns:v="urn:schemas-microsoft-com:vml" xmlns:wp14="http://schemas.microsoft.com/office/word/2010/wordprocessingDrawing" xmlns:wp="http://schemas.openxmlformats.org/drawingml/2006/wordprocessingDrawing" xmlns:w10="urn:schemas-microsoft-com:office:word" xmlns:w="http://schemas.openxmlformats.org/wordprocessingml/2006/main" xmlns:w14="http://schemas.microsoft.com/office/word/2010/wordml" xmlns:w15="http://schemas.microsoft.com/office/word/2012/wordml" xmlns:w16cex="http://schemas.microsoft.com/office/word/2018/wordml/cex" xmlns:w16cid="http://schemas.microsoft.com/office/word/2016/wordml/cid" xmlns:w16="http://schemas.microsoft.com/office/word/2018/wordml" xmlns:w16du="http://schemas.microsoft.com/office/word/2023/wordml/word16du" xmlns:w16sdtdh="http://schemas.microsoft.com/office/word/2020/wordml/sdtdatahash" xmlns:w16se="http://schemas.microsoft.com/office/word/2015/wordml/symex" xmlns:wpg="http://schemas.microsoft.com/office/word/2010/wordprocessingGroup" xmlns:wpi="http://schemas.microsoft.com/office/word/2010/wordprocessingInk" xmlns:wne="http://schemas.microsoft.com/office/word/2006/wordml" xmlns:wps="http://schemas.microsoft.com/office/word/2010/wordprocessingShape" mc:Ignorable="w14 w15 w16se w16cid w16 w16cex w16sdtdh w16du wp14">
-  <w:p>
-    <w:pPr>
-      <w:pStyle w:val="a3"/>
-    </w:pPr>
-  </w:p>
-</w:hdr>
-</file>
-
 <file path=word/numbering.xml><?xml version="1.0" encoding="utf-8"?>
 <w:numbering xmlns:wpc="http://schemas.microsoft.com/office/word/2010/wordprocessingCanvas" xmlns:cx="http://schemas.microsoft.com/office/drawing/2014/chartex" xmlns:cx1="http://schemas.microsoft.com/office/drawing/2015/9/8/chartex" xmlns:cx2="http://schemas.microsoft.com/office/drawing/2015/10/21/chartex" xmlns:cx3="http://schemas.microsoft.com/office/drawing/2016/5/9/chartex" xmlns:cx4="http://schemas.microsoft.com/office/drawing/2016/5/10/chartex" xmlns:cx5="http://schemas.microsoft.com/office/drawing/2016/5/11/chartex" xmlns:cx6="http://schemas.microsoft.com/office/drawing/2016/5/12/chartex" xmlns:cx7="http://schemas.microsoft.com/office/drawing/2016/5/13/chartex" xmlns:cx8="http://schemas.microsoft.com/office/drawing/2016/5/14/chartex" xmlns:mc="http://schemas.openxmlformats.org/markup-compatibility/2006" xmlns:aink="http://schemas.microsoft.com/office/drawing/2016/ink" xmlns:am3d="http://schemas.microsoft.com/office/drawing/2017/model3d" xmlns:o="urn:schemas-microsoft-com:office:office" xmlns:oel="http://schemas.microsoft.com/office/2019/extlst" xmlns:r="http://schemas.openxmlformats.org/officeDocument/2006/relationships" xmlns:m="http://schemas.openxmlformats.org/officeDocument/2006/math" xmlns:v="urn:schemas-microsoft-com:vml" xmlns:wp14="http://schemas.microsoft.com/office/word/2010/wordprocessingDrawing" xmlns:wp="http://schemas.openxmlformats.org/drawingml/2006/wordprocessingDrawing" xmlns:w10="urn:schemas-microsoft-com:office:word" xmlns:w="http://schemas.openxmlformats.org/wordprocessingml/2006/main" xmlns:w14="http://schemas.microsoft.com/office/word/2010/wordml" xmlns:w15="http://schemas.microsoft.com/office/word/2012/wordml" xmlns:w16cex="http://schemas.microsoft.com/office/word/2018/wordml/cex" xmlns:w16cid="http://schemas.microsoft.com/office/word/2016/wordml/cid" xmlns:w16="http://schemas.microsoft.com/office/word/2018/wordml" xmlns:w16du="http://schemas.microsoft.com/office/word/2023/wordml/word16du" xmlns:w16sdtdh="http://schemas.microsoft.com/office/word/2020/wordml/sdtdatahash" xmlns:w16se="http://schemas.microsoft.com/office/word/2015/wordml/symex" xmlns:wpg="http://schemas.microsoft.com/office/word/2010/wordprocessingGroup" xmlns:wpi="http://schemas.microsoft.com/office/word/2010/wordprocessingInk" xmlns:wne="http://schemas.microsoft.com/office/word/2006/wordml" xmlns:wps="http://schemas.microsoft.com/office/word/2010/wordprocessingShape" mc:Ignorable="w14 w15 w16se w16cid w16 w16cex w16sdtdh w16du wp14">
   <w:abstractNum w:abstractNumId="0" w15:restartNumberingAfterBreak="0">
@@ -4558,6 +4702,119 @@
     </w:lvl>
   </w:abstractNum>
   <w:abstractNum w:abstractNumId="5" w15:restartNumberingAfterBreak="0">
+    <w:nsid w:val="2B452191"/>
+    <w:multiLevelType w:val="hybridMultilevel"/>
+    <w:tmpl w:val="BCA2231A"/>
+    <w:lvl w:ilvl="0" w:tplc="04090001">
+      <w:start w:val="1"/>
+      <w:numFmt w:val="bullet"/>
+      <w:lvlText w:val=""/>
+      <w:lvlJc w:val="left"/>
+      <w:pPr>
+        <w:ind w:left="-794" w:hanging="360"/>
+      </w:pPr>
+      <w:rPr>
+        <w:rFonts w:ascii="Symbol" w:hAnsi="Symbol" w:hint="default"/>
+      </w:rPr>
+    </w:lvl>
+    <w:lvl w:ilvl="1" w:tplc="04090003" w:tentative="1">
+      <w:start w:val="1"/>
+      <w:numFmt w:val="bullet"/>
+      <w:lvlText w:val="o"/>
+      <w:lvlJc w:val="left"/>
+      <w:pPr>
+        <w:ind w:left="-74" w:hanging="360"/>
+      </w:pPr>
+      <w:rPr>
+        <w:rFonts w:ascii="Courier New" w:hAnsi="Courier New" w:cs="Courier New" w:hint="default"/>
+      </w:rPr>
+    </w:lvl>
+    <w:lvl w:ilvl="2" w:tplc="04090005" w:tentative="1">
+      <w:start w:val="1"/>
+      <w:numFmt w:val="bullet"/>
+      <w:lvlText w:val=""/>
+      <w:lvlJc w:val="left"/>
+      <w:pPr>
+        <w:ind w:left="646" w:hanging="360"/>
+      </w:pPr>
+      <w:rPr>
+        <w:rFonts w:ascii="Wingdings" w:hAnsi="Wingdings" w:hint="default"/>
+      </w:rPr>
+    </w:lvl>
+    <w:lvl w:ilvl="3" w:tplc="04090001" w:tentative="1">
+      <w:start w:val="1"/>
+      <w:numFmt w:val="bullet"/>
+      <w:lvlText w:val=""/>
+      <w:lvlJc w:val="left"/>
+      <w:pPr>
+        <w:ind w:left="1366" w:hanging="360"/>
+      </w:pPr>
+      <w:rPr>
+        <w:rFonts w:ascii="Symbol" w:hAnsi="Symbol" w:hint="default"/>
+      </w:rPr>
+    </w:lvl>
+    <w:lvl w:ilvl="4" w:tplc="04090003" w:tentative="1">
+      <w:start w:val="1"/>
+      <w:numFmt w:val="bullet"/>
+      <w:lvlText w:val="o"/>
+      <w:lvlJc w:val="left"/>
+      <w:pPr>
+        <w:ind w:left="2086" w:hanging="360"/>
+      </w:pPr>
+      <w:rPr>
+        <w:rFonts w:ascii="Courier New" w:hAnsi="Courier New" w:cs="Courier New" w:hint="default"/>
+      </w:rPr>
+    </w:lvl>
+    <w:lvl w:ilvl="5" w:tplc="04090005" w:tentative="1">
+      <w:start w:val="1"/>
+      <w:numFmt w:val="bullet"/>
+      <w:lvlText w:val=""/>
+      <w:lvlJc w:val="left"/>
+      <w:pPr>
+        <w:ind w:left="2806" w:hanging="360"/>
+      </w:pPr>
+      <w:rPr>
+        <w:rFonts w:ascii="Wingdings" w:hAnsi="Wingdings" w:hint="default"/>
+      </w:rPr>
+    </w:lvl>
+    <w:lvl w:ilvl="6" w:tplc="04090001" w:tentative="1">
+      <w:start w:val="1"/>
+      <w:numFmt w:val="bullet"/>
+      <w:lvlText w:val=""/>
+      <w:lvlJc w:val="left"/>
+      <w:pPr>
+        <w:ind w:left="3526" w:hanging="360"/>
+      </w:pPr>
+      <w:rPr>
+        <w:rFonts w:ascii="Symbol" w:hAnsi="Symbol" w:hint="default"/>
+      </w:rPr>
+    </w:lvl>
+    <w:lvl w:ilvl="7" w:tplc="04090003" w:tentative="1">
+      <w:start w:val="1"/>
+      <w:numFmt w:val="bullet"/>
+      <w:lvlText w:val="o"/>
+      <w:lvlJc w:val="left"/>
+      <w:pPr>
+        <w:ind w:left="4246" w:hanging="360"/>
+      </w:pPr>
+      <w:rPr>
+        <w:rFonts w:ascii="Courier New" w:hAnsi="Courier New" w:cs="Courier New" w:hint="default"/>
+      </w:rPr>
+    </w:lvl>
+    <w:lvl w:ilvl="8" w:tplc="04090005" w:tentative="1">
+      <w:start w:val="1"/>
+      <w:numFmt w:val="bullet"/>
+      <w:lvlText w:val=""/>
+      <w:lvlJc w:val="left"/>
+      <w:pPr>
+        <w:ind w:left="4966" w:hanging="360"/>
+      </w:pPr>
+      <w:rPr>
+        <w:rFonts w:ascii="Wingdings" w:hAnsi="Wingdings" w:hint="default"/>
+      </w:rPr>
+    </w:lvl>
+  </w:abstractNum>
+  <w:abstractNum w:abstractNumId="6" w15:restartNumberingAfterBreak="0">
     <w:nsid w:val="3CEB4B89"/>
     <w:multiLevelType w:val="hybridMultilevel"/>
     <w:tmpl w:val="0768A0DA"/>
@@ -4647,7 +4904,7 @@
       </w:pPr>
     </w:lvl>
   </w:abstractNum>
-  <w:abstractNum w:abstractNumId="6" w15:restartNumberingAfterBreak="0">
+  <w:abstractNum w:abstractNumId="7" w15:restartNumberingAfterBreak="0">
     <w:nsid w:val="3D0640BE"/>
     <w:multiLevelType w:val="hybridMultilevel"/>
     <w:tmpl w:val="F6D29704"/>
@@ -4760,7 +5017,7 @@
       </w:rPr>
     </w:lvl>
   </w:abstractNum>
-  <w:abstractNum w:abstractNumId="7" w15:restartNumberingAfterBreak="0">
+  <w:abstractNum w:abstractNumId="8" w15:restartNumberingAfterBreak="0">
     <w:nsid w:val="452021BC"/>
     <w:multiLevelType w:val="hybridMultilevel"/>
     <w:tmpl w:val="C4C418EA"/>
@@ -4872,7 +5129,7 @@
       </w:rPr>
     </w:lvl>
   </w:abstractNum>
-  <w:abstractNum w:abstractNumId="8" w15:restartNumberingAfterBreak="0">
+  <w:abstractNum w:abstractNumId="9" w15:restartNumberingAfterBreak="0">
     <w:nsid w:val="454235AD"/>
     <w:multiLevelType w:val="hybridMultilevel"/>
     <w:tmpl w:val="C5F25B52"/>
@@ -4985,7 +5242,7 @@
       </w:rPr>
     </w:lvl>
   </w:abstractNum>
-  <w:abstractNum w:abstractNumId="9" w15:restartNumberingAfterBreak="0">
+  <w:abstractNum w:abstractNumId="10" w15:restartNumberingAfterBreak="0">
     <w:nsid w:val="6C472834"/>
     <w:multiLevelType w:val="hybridMultilevel"/>
     <w:tmpl w:val="18804256"/>
@@ -5098,7 +5355,7 @@
       </w:rPr>
     </w:lvl>
   </w:abstractNum>
-  <w:abstractNum w:abstractNumId="10" w15:restartNumberingAfterBreak="0">
+  <w:abstractNum w:abstractNumId="11" w15:restartNumberingAfterBreak="0">
     <w:nsid w:val="7D115361"/>
     <w:multiLevelType w:val="hybridMultilevel"/>
     <w:tmpl w:val="EF9A6EF4"/>
@@ -5190,22 +5447,22 @@
     </w:lvl>
   </w:abstractNum>
   <w:num w:numId="1" w16cid:durableId="112211419">
-    <w:abstractNumId w:val="10"/>
+    <w:abstractNumId w:val="11"/>
   </w:num>
   <w:num w:numId="2" w16cid:durableId="1501968198">
-    <w:abstractNumId w:val="9"/>
+    <w:abstractNumId w:val="10"/>
   </w:num>
   <w:num w:numId="3" w16cid:durableId="1746757151">
     <w:abstractNumId w:val="3"/>
   </w:num>
   <w:num w:numId="4" w16cid:durableId="1619491121">
-    <w:abstractNumId w:val="6"/>
+    <w:abstractNumId w:val="7"/>
   </w:num>
   <w:num w:numId="5" w16cid:durableId="2098793532">
     <w:abstractNumId w:val="0"/>
   </w:num>
   <w:num w:numId="6" w16cid:durableId="2146115136">
-    <w:abstractNumId w:val="8"/>
+    <w:abstractNumId w:val="9"/>
   </w:num>
   <w:num w:numId="7" w16cid:durableId="43061565">
     <w:abstractNumId w:val="1"/>
@@ -5217,9 +5474,12 @@
     <w:abstractNumId w:val="2"/>
   </w:num>
   <w:num w:numId="10" w16cid:durableId="1090661443">
-    <w:abstractNumId w:val="7"/>
+    <w:abstractNumId w:val="8"/>
   </w:num>
   <w:num w:numId="11" w16cid:durableId="1510364471">
+    <w:abstractNumId w:val="6"/>
+  </w:num>
+  <w:num w:numId="12" w16cid:durableId="422725804">
     <w:abstractNumId w:val="5"/>
   </w:num>
 </w:numbering>
@@ -6116,28 +6376,28 @@
 </file>
 
 <file path=customXml/item1.xml><?xml version="1.0" encoding="utf-8"?>
+<b:Sources xmlns:b="http://schemas.openxmlformats.org/officeDocument/2006/bibliography" xmlns="http://schemas.openxmlformats.org/officeDocument/2006/bibliography" SelectedStyle="\APASixthEditionOfficeOnline.xsl" StyleName="APA" Version="6"/>
+</file>
+
+<file path=customXml/item2.xml><?xml version="1.0" encoding="utf-8"?>
 <sisl xmlns:xsd="http://www.w3.org/2001/XMLSchema" xmlns:xsi="http://www.w3.org/2001/XMLSchema-instance" xmlns="http://www.boldonjames.com/2008/01/sie/internal/label" sislVersion="0" policy="07b9b363-24ea-465c-aebb-17332a84c89c" origin="userSelected">
   <element uid="id_classification_nonbusiness" value=""/>
 </sisl>
 </file>
 
-<file path=customXml/item2.xml><?xml version="1.0" encoding="utf-8"?>
-<b:Sources xmlns:b="http://schemas.openxmlformats.org/officeDocument/2006/bibliography" xmlns="http://schemas.openxmlformats.org/officeDocument/2006/bibliography" SelectedStyle="\APASixthEditionOfficeOnline.xsl" StyleName="APA" Version="6"/>
+<file path=customXml/itemProps1.xml><?xml version="1.0" encoding="utf-8"?>
+<ds:datastoreItem xmlns:ds="http://schemas.openxmlformats.org/officeDocument/2006/customXml" ds:itemID="{AD9F3EE3-8A22-4D62-81D4-2FFF18704BB6}">
+  <ds:schemaRefs>
+    <ds:schemaRef ds:uri="http://schemas.openxmlformats.org/officeDocument/2006/bibliography"/>
+  </ds:schemaRefs>
+</ds:datastoreItem>
 </file>
 
-<file path=customXml/itemProps1.xml><?xml version="1.0" encoding="utf-8"?>
+<file path=customXml/itemProps2.xml><?xml version="1.0" encoding="utf-8"?>
 <ds:datastoreItem xmlns:ds="http://schemas.openxmlformats.org/officeDocument/2006/customXml" ds:itemID="{B5693176-4F2B-4E5B-8CCC-7B7B3ABF191B}">
   <ds:schemaRefs>
     <ds:schemaRef ds:uri="http://www.w3.org/2001/XMLSchema"/>
     <ds:schemaRef ds:uri="http://www.boldonjames.com/2008/01/sie/internal/label"/>
   </ds:schemaRefs>
 </ds:datastoreItem>
-</file>
-
-<file path=customXml/itemProps2.xml><?xml version="1.0" encoding="utf-8"?>
-<ds:datastoreItem xmlns:ds="http://schemas.openxmlformats.org/officeDocument/2006/customXml" ds:itemID="{AD9F3EE3-8A22-4D62-81D4-2FFF18704BB6}">
-  <ds:schemaRefs>
-    <ds:schemaRef ds:uri="http://schemas.openxmlformats.org/officeDocument/2006/bibliography"/>
-  </ds:schemaRefs>
-</ds:datastoreItem>
 </file>
--- a/dic/نماذج الافراد/‎⁨نسخة نوذج استئذان⁩.docx
+++ b/dic/نماذج الافراد/‎⁨نسخة نوذج استئذان⁩.docx
@@ -1,6 +1,6 @@
 
 <file path=word/document.xml><?xml version="1.0" encoding="utf-8"?>
-<w:document xmlns:wpc="http://schemas.microsoft.com/office/word/2010/wordprocessingCanvas" xmlns:cx="http://schemas.microsoft.com/office/drawing/2014/chartex" xmlns:cx1="http://schemas.microsoft.com/office/drawing/2015/9/8/chartex" xmlns:cx2="http://schemas.microsoft.com/office/drawing/2015/10/21/chartex" xmlns:cx3="http://schemas.microsoft.com/office/drawing/2016/5/9/chartex" xmlns:cx4="http://schemas.microsoft.com/office/drawing/2016/5/10/chartex" xmlns:cx5="http://schemas.microsoft.com/office/drawing/2016/5/11/chartex" xmlns:cx6="http://schemas.microsoft.com/office/drawing/2016/5/12/chartex" xmlns:cx7="http://schemas.microsoft.com/office/drawing/2016/5/13/chartex" xmlns:cx8="http://schemas.microsoft.com/office/drawing/2016/5/14/chartex" xmlns:mc="http://schemas.openxmlformats.org/markup-compatibility/2006" xmlns:aink="http://schemas.microsoft.com/office/drawing/2016/ink" xmlns:am3d="http://schemas.microsoft.com/office/drawing/2017/model3d" xmlns:o="urn:schemas-microsoft-com:office:office" xmlns:oel="http://schemas.microsoft.com/office/2019/extlst" xmlns:r="http://schemas.openxmlformats.org/officeDocument/2006/relationships" xmlns:m="http://schemas.openxmlformats.org/officeDocument/2006/math" xmlns:v="urn:schemas-microsoft-com:vml" xmlns:wp14="http://schemas.microsoft.com/office/word/2010/wordprocessingDrawing" xmlns:wp="http://schemas.openxmlformats.org/drawingml/2006/wordprocessingDrawing" xmlns:w10="urn:schemas-microsoft-com:office:word" xmlns:w="http://schemas.openxmlformats.org/wordprocessingml/2006/main" xmlns:w14="http://schemas.microsoft.com/office/word/2010/wordml" xmlns:w15="http://schemas.microsoft.com/office/word/2012/wordml" xmlns:w16cex="http://schemas.microsoft.com/office/word/2018/wordml/cex" xmlns:w16cid="http://schemas.microsoft.com/office/word/2016/wordml/cid" xmlns:w16="http://schemas.microsoft.com/office/word/2018/wordml" xmlns:w16du="http://schemas.microsoft.com/office/word/2023/wordml/word16du" xmlns:w16sdtdh="http://schemas.microsoft.com/office/word/2020/wordml/sdtdatahash" xmlns:w16se="http://schemas.microsoft.com/office/word/2015/wordml/symex" xmlns:wpg="http://schemas.microsoft.com/office/word/2010/wordprocessingGroup" xmlns:wpi="http://schemas.microsoft.com/office/word/2010/wordprocessingInk" xmlns:wne="http://schemas.microsoft.com/office/word/2006/wordml" xmlns:wps="http://schemas.microsoft.com/office/word/2010/wordprocessingShape" mc:Ignorable="w14 w15 w16se w16cid w16 w16cex w16sdtdh w16du wp14">
+<w:document xmlns:wpc="http://schemas.microsoft.com/office/word/2010/wordprocessingCanvas" xmlns:cx="http://schemas.microsoft.com/office/drawing/2014/chartex" xmlns:cx1="http://schemas.microsoft.com/office/drawing/2015/9/8/chartex" xmlns:cx2="http://schemas.microsoft.com/office/drawing/2015/10/21/chartex" xmlns:cx3="http://schemas.microsoft.com/office/drawing/2016/5/9/chartex" xmlns:cx4="http://schemas.microsoft.com/office/drawing/2016/5/10/chartex" xmlns:cx5="http://schemas.microsoft.com/office/drawing/2016/5/11/chartex" xmlns:cx6="http://schemas.microsoft.com/office/drawing/2016/5/12/chartex" xmlns:cx7="http://schemas.microsoft.com/office/drawing/2016/5/13/chartex" xmlns:cx8="http://schemas.microsoft.com/office/drawing/2016/5/14/chartex" xmlns:mc="http://schemas.openxmlformats.org/markup-compatibility/2006" xmlns:aink="http://schemas.microsoft.com/office/drawing/2016/ink" xmlns:am3d="http://schemas.microsoft.com/office/drawing/2017/model3d" xmlns:o="urn:schemas-microsoft-com:office:office" xmlns:oel="http://schemas.microsoft.com/office/2019/extlst" xmlns:r="http://schemas.openxmlformats.org/officeDocument/2006/relationships" xmlns:m="http://schemas.openxmlformats.org/officeDocument/2006/math" xmlns:v="urn:schemas-microsoft-com:vml" xmlns:wp14="http://schemas.microsoft.com/office/word/2010/wordprocessingDrawing" xmlns:wp="http://schemas.openxmlformats.org/drawingml/2006/wordprocessingDrawing" xmlns:w10="urn:schemas-microsoft-com:office:word" xmlns:w="http://schemas.openxmlformats.org/wordprocessingml/2006/main" xmlns:w14="http://schemas.microsoft.com/office/word/2010/wordml" xmlns:w15="http://schemas.microsoft.com/office/word/2012/wordml" xmlns:w16cex="http://schemas.microsoft.com/office/word/2018/wordml/cex" xmlns:w16cid="http://schemas.microsoft.com/office/word/2016/wordml/cid" xmlns:w16="http://schemas.microsoft.com/office/word/2018/wordml" xmlns:w16du="http://schemas.microsoft.com/office/word/2023/wordml/word16du" xmlns:w16sdtdh="http://schemas.microsoft.com/office/word/2020/wordml/sdtdatahash" xmlns:w16sdtfl="http://schemas.microsoft.com/office/word/2024/wordml/sdtformatlock" xmlns:w16se="http://schemas.microsoft.com/office/word/2015/wordml/symex" xmlns:wpg="http://schemas.microsoft.com/office/word/2010/wordprocessingGroup" xmlns:wpi="http://schemas.microsoft.com/office/word/2010/wordprocessingInk" xmlns:wne="http://schemas.microsoft.com/office/word/2006/wordml" xmlns:wps="http://schemas.microsoft.com/office/word/2010/wordprocessingShape" mc:Ignorable="w14 w15 w16se w16cid w16 w16cex w16sdtdh w16sdtfl w16du wp14">
   <w:body>
     <w:p>
       <w:pPr>
@@ -553,6 +553,7 @@
           </w:tcPr>
           <w:p>
             <w:pPr>
+              <w:jc w:val="center"/>
               <w:rPr>
                 <w:rFonts w:cs="AL-Mohanad Bold"/>
                 <w:b/>
@@ -600,6 +601,7 @@
           </w:tcPr>
           <w:p>
             <w:pPr>
+              <w:jc w:val="center"/>
               <w:rPr>
                 <w:rFonts w:cs="AL-Mohanad Bold"/>
                 <w:b/>
@@ -609,28 +611,6 @@
                 <w:rtl/>
               </w:rPr>
             </w:pPr>
-            <w:r>
-              <w:rPr>
-                <w:rFonts w:cs="AL-Mohanad Bold" w:hint="cs"/>
-                <w:b/>
-                <w:bCs/>
-                <w:sz w:val="32"/>
-                <w:szCs w:val="32"/>
-                <w:rtl/>
-              </w:rPr>
-              <w:t xml:space="preserve"> </w:t>
-            </w:r>
-            <w:r>
-              <w:rPr>
-                <w:rFonts w:cs="AL-Mohanad Bold" w:hint="cs"/>
-                <w:b/>
-                <w:bCs/>
-                <w:sz w:val="32"/>
-                <w:szCs w:val="32"/>
-                <w:rtl/>
-              </w:rPr>
-              <w:t xml:space="preserve">      </w:t>
-            </w:r>
           </w:p>
         </w:tc>
       </w:tr>
@@ -674,6 +654,7 @@
           </w:tcPr>
           <w:p>
             <w:pPr>
+              <w:jc w:val="center"/>
               <w:rPr>
                 <w:rFonts w:cs="AL-Mohanad Bold"/>
                 <w:b/>
@@ -721,6 +702,7 @@
           </w:tcPr>
           <w:p>
             <w:pPr>
+              <w:jc w:val="center"/>
               <w:rPr>
                 <w:rFonts w:cs="AL-Mohanad Bold"/>
                 <w:b/>
@@ -730,17 +712,6 @@
                 <w:rtl/>
               </w:rPr>
             </w:pPr>
-            <w:r>
-              <w:rPr>
-                <w:rFonts w:cs="AL-Mohanad Bold" w:hint="cs"/>
-                <w:b/>
-                <w:bCs/>
-                <w:sz w:val="32"/>
-                <w:szCs w:val="32"/>
-                <w:rtl/>
-              </w:rPr>
-              <w:t xml:space="preserve">              </w:t>
-            </w:r>
           </w:p>
         </w:tc>
       </w:tr>
@@ -784,6 +755,7 @@
           </w:tcPr>
           <w:p>
             <w:pPr>
+              <w:jc w:val="center"/>
               <w:rPr>
                 <w:rFonts w:cs="AL-Mohanad Bold"/>
                 <w:b/>
@@ -831,6 +803,7 @@
           </w:tcPr>
           <w:p>
             <w:pPr>
+              <w:jc w:val="center"/>
               <w:rPr>
                 <w:rFonts w:cs="AL-Mohanad Bold"/>
                 <w:b/>
@@ -840,28 +813,6 @@
                 <w:rtl/>
               </w:rPr>
             </w:pPr>
-            <w:r>
-              <w:rPr>
-                <w:rFonts w:cs="AL-Mohanad Bold" w:hint="cs"/>
-                <w:b/>
-                <w:bCs/>
-                <w:sz w:val="32"/>
-                <w:szCs w:val="32"/>
-                <w:rtl/>
-              </w:rPr>
-              <w:t xml:space="preserve">                </w:t>
-            </w:r>
-            <w:r>
-              <w:rPr>
-                <w:rFonts w:cs="AL-Mohanad Bold" w:hint="cs"/>
-                <w:b/>
-                <w:bCs/>
-                <w:sz w:val="32"/>
-                <w:szCs w:val="32"/>
-                <w:rtl/>
-              </w:rPr>
-              <w:t xml:space="preserve">   </w:t>
-            </w:r>
           </w:p>
         </w:tc>
       </w:tr>
@@ -905,6 +856,7 @@
           </w:tcPr>
           <w:p>
             <w:pPr>
+              <w:jc w:val="center"/>
               <w:rPr>
                 <w:rFonts w:cs="AL-Mohanad Bold"/>
                 <w:b/>
@@ -952,6 +904,7 @@
           </w:tcPr>
           <w:p>
             <w:pPr>
+              <w:jc w:val="center"/>
               <w:rPr>
                 <w:rFonts w:cs="AL-Mohanad Bold"/>
                 <w:b/>
@@ -1323,7 +1276,7 @@
             <w:pPr>
               <w:jc w:val="center"/>
               <w:rPr>
-                <w:rFonts w:cs="AL-Mohanad Bold" w:hint="cs"/>
+                <w:rFonts w:cs="AL-Mohanad Bold"/>
                 <w:b/>
                 <w:bCs/>
                 <w:sz w:val="30"/>
@@ -1354,7 +1307,7 @@
               <w:ind w:left="-1372"/>
               <w:jc w:val="center"/>
               <w:rPr>
-                <w:rFonts w:cs="AL-Mohanad Bold" w:hint="cs"/>
+                <w:rFonts w:cs="AL-Mohanad Bold"/>
                 <w:b/>
                 <w:bCs/>
                 <w:sz w:val="30"/>
@@ -1409,7 +1362,7 @@
             <w:pPr>
               <w:jc w:val="center"/>
               <w:rPr>
-                <w:rFonts w:cs="AL-Mohanad Bold" w:hint="cs"/>
+                <w:rFonts w:cs="AL-Mohanad Bold"/>
                 <w:b/>
                 <w:bCs/>
                 <w:sz w:val="30"/>
@@ -1439,7 +1392,7 @@
           <w:p>
             <w:pPr>
               <w:rPr>
-                <w:rFonts w:cs="AL-Mohanad Bold" w:hint="cs"/>
+                <w:rFonts w:cs="AL-Mohanad Bold"/>
                 <w:b/>
                 <w:bCs/>
                 <w:sz w:val="30"/>
@@ -1466,7 +1419,7 @@
               <w:ind w:left="-1372"/>
               <w:jc w:val="center"/>
               <w:rPr>
-                <w:rFonts w:cs="AL-Mohanad Bold" w:hint="cs"/>
+                <w:rFonts w:cs="AL-Mohanad Bold"/>
                 <w:b/>
                 <w:bCs/>
                 <w:sz w:val="30"/>
@@ -1510,7 +1463,7 @@
             <w:pPr>
               <w:jc w:val="center"/>
               <w:rPr>
-                <w:rFonts w:cs="AL-Mohanad Bold" w:hint="cs"/>
+                <w:rFonts w:cs="AL-Mohanad Bold"/>
                 <w:b/>
                 <w:bCs/>
                 <w:sz w:val="30"/>
@@ -1540,7 +1493,7 @@
           <w:p>
             <w:pPr>
               <w:rPr>
-                <w:rFonts w:cs="AL-Mohanad Bold" w:hint="cs"/>
+                <w:rFonts w:cs="AL-Mohanad Bold"/>
                 <w:b/>
                 <w:bCs/>
                 <w:sz w:val="30"/>
@@ -1809,7 +1762,7 @@
             <w:pPr>
               <w:jc w:val="center"/>
               <w:rPr>
-                <w:rFonts w:cs="AL-Mohanad Bold" w:hint="cs"/>
+                <w:rFonts w:cs="AL-Mohanad Bold"/>
                 <w:b/>
                 <w:bCs/>
                 <w:sz w:val="30"/>
@@ -1840,7 +1793,7 @@
               <w:ind w:left="-1372"/>
               <w:jc w:val="center"/>
               <w:rPr>
-                <w:rFonts w:cs="AL-Mohanad Bold" w:hint="cs"/>
+                <w:rFonts w:cs="AL-Mohanad Bold"/>
                 <w:b/>
                 <w:bCs/>
                 <w:sz w:val="30"/>
@@ -2613,7 +2566,7 @@
 </file>
 
 <file path=word/endnotes.xml><?xml version="1.0" encoding="utf-8"?>
-<w:endnotes xmlns:wpc="http://schemas.microsoft.com/office/word/2010/wordprocessingCanvas" xmlns:cx="http://schemas.microsoft.com/office/drawing/2014/chartex" xmlns:cx1="http://schemas.microsoft.com/office/drawing/2015/9/8/chartex" xmlns:cx2="http://schemas.microsoft.com/office/drawing/2015/10/21/chartex" xmlns:cx3="http://schemas.microsoft.com/office/drawing/2016/5/9/chartex" xmlns:cx4="http://schemas.microsoft.com/office/drawing/2016/5/10/chartex" xmlns:cx5="http://schemas.microsoft.com/office/drawing/2016/5/11/chartex" xmlns:cx6="http://schemas.microsoft.com/office/drawing/2016/5/12/chartex" xmlns:cx7="http://schemas.microsoft.com/office/drawing/2016/5/13/chartex" xmlns:cx8="http://schemas.microsoft.com/office/drawing/2016/5/14/chartex" xmlns:mc="http://schemas.openxmlformats.org/markup-compatibility/2006" xmlns:aink="http://schemas.microsoft.com/office/drawing/2016/ink" xmlns:am3d="http://schemas.microsoft.com/office/drawing/2017/model3d" xmlns:o="urn:schemas-microsoft-com:office:office" xmlns:oel="http://schemas.microsoft.com/office/2019/extlst" xmlns:r="http://schemas.openxmlformats.org/officeDocument/2006/relationships" xmlns:m="http://schemas.openxmlformats.org/officeDocument/2006/math" xmlns:v="urn:schemas-microsoft-com:vml" xmlns:wp14="http://schemas.microsoft.com/office/word/2010/wordprocessingDrawing" xmlns:wp="http://schemas.openxmlformats.org/drawingml/2006/wordprocessingDrawing" xmlns:w10="urn:schemas-microsoft-com:office:word" xmlns:w="http://schemas.openxmlformats.org/wordprocessingml/2006/main" xmlns:w14="http://schemas.microsoft.com/office/word/2010/wordml" xmlns:w15="http://schemas.microsoft.com/office/word/2012/wordml" xmlns:w16cex="http://schemas.microsoft.com/office/word/2018/wordml/cex" xmlns:w16cid="http://schemas.microsoft.com/office/word/2016/wordml/cid" xmlns:w16="http://schemas.microsoft.com/office/word/2018/wordml" xmlns:w16du="http://schemas.microsoft.com/office/word/2023/wordml/word16du" xmlns:w16sdtdh="http://schemas.microsoft.com/office/word/2020/wordml/sdtdatahash" xmlns:w16se="http://schemas.microsoft.com/office/word/2015/wordml/symex" xmlns:wpg="http://schemas.microsoft.com/office/word/2010/wordprocessingGroup" xmlns:wpi="http://schemas.microsoft.com/office/word/2010/wordprocessingInk" xmlns:wne="http://schemas.microsoft.com/office/word/2006/wordml" xmlns:wps="http://schemas.microsoft.com/office/word/2010/wordprocessingShape" mc:Ignorable="w14 w15 w16se w16cid w16 w16cex w16sdtdh w16du wp14">
+<w:endnotes xmlns:wpc="http://schemas.microsoft.com/office/word/2010/wordprocessingCanvas" xmlns:cx="http://schemas.microsoft.com/office/drawing/2014/chartex" xmlns:cx1="http://schemas.microsoft.com/office/drawing/2015/9/8/chartex" xmlns:cx2="http://schemas.microsoft.com/office/drawing/2015/10/21/chartex" xmlns:cx3="http://schemas.microsoft.com/office/drawing/2016/5/9/chartex" xmlns:cx4="http://schemas.microsoft.com/office/drawing/2016/5/10/chartex" xmlns:cx5="http://schemas.microsoft.com/office/drawing/2016/5/11/chartex" xmlns:cx6="http://schemas.microsoft.com/office/drawing/2016/5/12/chartex" xmlns:cx7="http://schemas.microsoft.com/office/drawing/2016/5/13/chartex" xmlns:cx8="http://schemas.microsoft.com/office/drawing/2016/5/14/chartex" xmlns:mc="http://schemas.openxmlformats.org/markup-compatibility/2006" xmlns:aink="http://schemas.microsoft.com/office/drawing/2016/ink" xmlns:am3d="http://schemas.microsoft.com/office/drawing/2017/model3d" xmlns:o="urn:schemas-microsoft-com:office:office" xmlns:oel="http://schemas.microsoft.com/office/2019/extlst" xmlns:r="http://schemas.openxmlformats.org/officeDocument/2006/relationships" xmlns:m="http://schemas.openxmlformats.org/officeDocument/2006/math" xmlns:v="urn:schemas-microsoft-com:vml" xmlns:wp14="http://schemas.microsoft.com/office/word/2010/wordprocessingDrawing" xmlns:wp="http://schemas.openxmlformats.org/drawingml/2006/wordprocessingDrawing" xmlns:w10="urn:schemas-microsoft-com:office:word" xmlns:w="http://schemas.openxmlformats.org/wordprocessingml/2006/main" xmlns:w14="http://schemas.microsoft.com/office/word/2010/wordml" xmlns:w15="http://schemas.microsoft.com/office/word/2012/wordml" xmlns:w16cex="http://schemas.microsoft.com/office/word/2018/wordml/cex" xmlns:w16cid="http://schemas.microsoft.com/office/word/2016/wordml/cid" xmlns:w16="http://schemas.microsoft.com/office/word/2018/wordml" xmlns:w16du="http://schemas.microsoft.com/office/word/2023/wordml/word16du" xmlns:w16sdtdh="http://schemas.microsoft.com/office/word/2020/wordml/sdtdatahash" xmlns:w16sdtfl="http://schemas.microsoft.com/office/word/2024/wordml/sdtformatlock" xmlns:w16se="http://schemas.microsoft.com/office/word/2015/wordml/symex" xmlns:wpg="http://schemas.microsoft.com/office/word/2010/wordprocessingGroup" xmlns:wpi="http://schemas.microsoft.com/office/word/2010/wordprocessingInk" xmlns:wne="http://schemas.microsoft.com/office/word/2006/wordml" xmlns:wps="http://schemas.microsoft.com/office/word/2010/wordprocessingShape" mc:Ignorable="w14 w15 w16se w16cid w16 w16cex w16sdtdh w16sdtfl w16du wp14">
   <w:endnote w:type="separator" w:id="-1">
     <w:p>
       <w:pPr>
@@ -2638,7 +2591,7 @@
 </file>
 
 <file path=word/footer1.xml><?xml version="1.0" encoding="utf-8"?>
-<w:ftr xmlns:wpc="http://schemas.microsoft.com/office/word/2010/wordprocessingCanvas" xmlns:cx="http://schemas.microsoft.com/office/drawing/2014/chartex" xmlns:cx1="http://schemas.microsoft.com/office/drawing/2015/9/8/chartex" xmlns:cx2="http://schemas.microsoft.com/office/drawing/2015/10/21/chartex" xmlns:cx3="http://schemas.microsoft.com/office/drawing/2016/5/9/chartex" xmlns:cx4="http://schemas.microsoft.com/office/drawing/2016/5/10/chartex" xmlns:cx5="http://schemas.microsoft.com/office/drawing/2016/5/11/chartex" xmlns:cx6="http://schemas.microsoft.com/office/drawing/2016/5/12/chartex" xmlns:cx7="http://schemas.microsoft.com/office/drawing/2016/5/13/chartex" xmlns:cx8="http://schemas.microsoft.com/office/drawing/2016/5/14/chartex" xmlns:mc="http://schemas.openxmlformats.org/markup-compatibility/2006" xmlns:aink="http://schemas.microsoft.com/office/drawing/2016/ink" xmlns:am3d="http://schemas.microsoft.com/office/drawing/2017/model3d" xmlns:o="urn:schemas-microsoft-com:office:office" xmlns:oel="http://schemas.microsoft.com/office/2019/extlst" xmlns:r="http://schemas.openxmlformats.org/officeDocument/2006/relationships" xmlns:m="http://schemas.openxmlformats.org/officeDocument/2006/math" xmlns:v="urn:schemas-microsoft-com:vml" xmlns:wp14="http://schemas.microsoft.com/office/word/2010/wordprocessingDrawing" xmlns:wp="http://schemas.openxmlformats.org/drawingml/2006/wordprocessingDrawing" xmlns:w10="urn:schemas-microsoft-com:office:word" xmlns:w="http://schemas.openxmlformats.org/wordprocessingml/2006/main" xmlns:w14="http://schemas.microsoft.com/office/word/2010/wordml" xmlns:w15="http://schemas.microsoft.com/office/word/2012/wordml" xmlns:w16cex="http://schemas.microsoft.com/office/word/2018/wordml/cex" xmlns:w16cid="http://schemas.microsoft.com/office/word/2016/wordml/cid" xmlns:w16="http://schemas.microsoft.com/office/word/2018/wordml" xmlns:w16du="http://schemas.microsoft.com/office/word/2023/wordml/word16du" xmlns:w16sdtdh="http://schemas.microsoft.com/office/word/2020/wordml/sdtdatahash" xmlns:w16se="http://schemas.microsoft.com/office/word/2015/wordml/symex" xmlns:wpg="http://schemas.microsoft.com/office/word/2010/wordprocessingGroup" xmlns:wpi="http://schemas.microsoft.com/office/word/2010/wordprocessingInk" xmlns:wne="http://schemas.microsoft.com/office/word/2006/wordml" xmlns:wps="http://schemas.microsoft.com/office/word/2010/wordprocessingShape" mc:Ignorable="w14 w15 w16se w16cid w16 w16cex w16sdtdh w16du wp14">
+<w:ftr xmlns:wpc="http://schemas.microsoft.com/office/word/2010/wordprocessingCanvas" xmlns:cx="http://schemas.microsoft.com/office/drawing/2014/chartex" xmlns:cx1="http://schemas.microsoft.com/office/drawing/2015/9/8/chartex" xmlns:cx2="http://schemas.microsoft.com/office/drawing/2015/10/21/chartex" xmlns:cx3="http://schemas.microsoft.com/office/drawing/2016/5/9/chartex" xmlns:cx4="http://schemas.microsoft.com/office/drawing/2016/5/10/chartex" xmlns:cx5="http://schemas.microsoft.com/office/drawing/2016/5/11/chartex" xmlns:cx6="http://schemas.microsoft.com/office/drawing/2016/5/12/chartex" xmlns:cx7="http://schemas.microsoft.com/office/drawing/2016/5/13/chartex" xmlns:cx8="http://schemas.microsoft.com/office/drawing/2016/5/14/chartex" xmlns:mc="http://schemas.openxmlformats.org/markup-compatibility/2006" xmlns:aink="http://schemas.microsoft.com/office/drawing/2016/ink" xmlns:am3d="http://schemas.microsoft.com/office/drawing/2017/model3d" xmlns:o="urn:schemas-microsoft-com:office:office" xmlns:oel="http://schemas.microsoft.com/office/2019/extlst" xmlns:r="http://schemas.openxmlformats.org/officeDocument/2006/relationships" xmlns:m="http://schemas.openxmlformats.org/officeDocument/2006/math" xmlns:v="urn:schemas-microsoft-com:vml" xmlns:wp14="http://schemas.microsoft.com/office/word/2010/wordprocessingDrawing" xmlns:wp="http://schemas.openxmlformats.org/drawingml/2006/wordprocessingDrawing" xmlns:w10="urn:schemas-microsoft-com:office:word" xmlns:w="http://schemas.openxmlformats.org/wordprocessingml/2006/main" xmlns:w14="http://schemas.microsoft.com/office/word/2010/wordml" xmlns:w15="http://schemas.microsoft.com/office/word/2012/wordml" xmlns:w16cex="http://schemas.microsoft.com/office/word/2018/wordml/cex" xmlns:w16cid="http://schemas.microsoft.com/office/word/2016/wordml/cid" xmlns:w16="http://schemas.microsoft.com/office/word/2018/wordml" xmlns:w16du="http://schemas.microsoft.com/office/word/2023/wordml/word16du" xmlns:w16sdtdh="http://schemas.microsoft.com/office/word/2020/wordml/sdtdatahash" xmlns:w16sdtfl="http://schemas.microsoft.com/office/word/2024/wordml/sdtformatlock" xmlns:w16se="http://schemas.microsoft.com/office/word/2015/wordml/symex" xmlns:wpg="http://schemas.microsoft.com/office/word/2010/wordprocessingGroup" xmlns:wpi="http://schemas.microsoft.com/office/word/2010/wordprocessingInk" xmlns:wne="http://schemas.microsoft.com/office/word/2006/wordml" xmlns:wps="http://schemas.microsoft.com/office/word/2010/wordprocessingShape" mc:Ignorable="w14 w15 w16se w16cid w16 w16cex w16sdtdh w16sdtfl w16du wp14">
   <w:p>
     <w:pPr>
       <w:pStyle w:val="a4"/>
@@ -2878,7 +2831,7 @@
 </file>
 
 <file path=word/footer2.xml><?xml version="1.0" encoding="utf-8"?>
-<w:ftr xmlns:wpc="http://schemas.microsoft.com/office/word/2010/wordprocessingCanvas" xmlns:cx="http://schemas.microsoft.com/office/drawing/2014/chartex" xmlns:cx1="http://schemas.microsoft.com/office/drawing/2015/9/8/chartex" xmlns:cx2="http://schemas.microsoft.com/office/drawing/2015/10/21/chartex" xmlns:cx3="http://schemas.microsoft.com/office/drawing/2016/5/9/chartex" xmlns:cx4="http://schemas.microsoft.com/office/drawing/2016/5/10/chartex" xmlns:cx5="http://schemas.microsoft.com/office/drawing/2016/5/11/chartex" xmlns:cx6="http://schemas.microsoft.com/office/drawing/2016/5/12/chartex" xmlns:cx7="http://schemas.microsoft.com/office/drawing/2016/5/13/chartex" xmlns:cx8="http://schemas.microsoft.com/office/drawing/2016/5/14/chartex" xmlns:mc="http://schemas.openxmlformats.org/markup-compatibility/2006" xmlns:aink="http://schemas.microsoft.com/office/drawing/2016/ink" xmlns:am3d="http://schemas.microsoft.com/office/drawing/2017/model3d" xmlns:o="urn:schemas-microsoft-com:office:office" xmlns:oel="http://schemas.microsoft.com/office/2019/extlst" xmlns:r="http://schemas.openxmlformats.org/officeDocument/2006/relationships" xmlns:m="http://schemas.openxmlformats.org/officeDocument/2006/math" xmlns:v="urn:schemas-microsoft-com:vml" xmlns:wp14="http://schemas.microsoft.com/office/word/2010/wordprocessingDrawing" xmlns:wp="http://schemas.openxmlformats.org/drawingml/2006/wordprocessingDrawing" xmlns:w10="urn:schemas-microsoft-com:office:word" xmlns:w="http://schemas.openxmlformats.org/wordprocessingml/2006/main" xmlns:w14="http://schemas.microsoft.com/office/word/2010/wordml" xmlns:w15="http://schemas.microsoft.com/office/word/2012/wordml" xmlns:w16cex="http://schemas.microsoft.com/office/word/2018/wordml/cex" xmlns:w16cid="http://schemas.microsoft.com/office/word/2016/wordml/cid" xmlns:w16="http://schemas.microsoft.com/office/word/2018/wordml" xmlns:w16du="http://schemas.microsoft.com/office/word/2023/wordml/word16du" xmlns:w16sdtdh="http://schemas.microsoft.com/office/word/2020/wordml/sdtdatahash" xmlns:w16se="http://schemas.microsoft.com/office/word/2015/wordml/symex" xmlns:wpg="http://schemas.microsoft.com/office/word/2010/wordprocessingGroup" xmlns:wpi="http://schemas.microsoft.com/office/word/2010/wordprocessingInk" xmlns:wne="http://schemas.microsoft.com/office/word/2006/wordml" xmlns:wps="http://schemas.microsoft.com/office/word/2010/wordprocessingShape" mc:Ignorable="w14 w15 w16se w16cid w16 w16cex w16sdtdh w16du wp14">
+<w:ftr xmlns:wpc="http://schemas.microsoft.com/office/word/2010/wordprocessingCanvas" xmlns:cx="http://schemas.microsoft.com/office/drawing/2014/chartex" xmlns:cx1="http://schemas.microsoft.com/office/drawing/2015/9/8/chartex" xmlns:cx2="http://schemas.microsoft.com/office/drawing/2015/10/21/chartex" xmlns:cx3="http://schemas.microsoft.com/office/drawing/2016/5/9/chartex" xmlns:cx4="http://schemas.microsoft.com/office/drawing/2016/5/10/chartex" xmlns:cx5="http://schemas.microsoft.com/office/drawing/2016/5/11/chartex" xmlns:cx6="http://schemas.microsoft.com/office/drawing/2016/5/12/chartex" xmlns:cx7="http://schemas.microsoft.com/office/drawing/2016/5/13/chartex" xmlns:cx8="http://schemas.microsoft.com/office/drawing/2016/5/14/chartex" xmlns:mc="http://schemas.openxmlformats.org/markup-compatibility/2006" xmlns:aink="http://schemas.microsoft.com/office/drawing/2016/ink" xmlns:am3d="http://schemas.microsoft.com/office/drawing/2017/model3d" xmlns:o="urn:schemas-microsoft-com:office:office" xmlns:oel="http://schemas.microsoft.com/office/2019/extlst" xmlns:r="http://schemas.openxmlformats.org/officeDocument/2006/relationships" xmlns:m="http://schemas.openxmlformats.org/officeDocument/2006/math" xmlns:v="urn:schemas-microsoft-com:vml" xmlns:wp14="http://schemas.microsoft.com/office/word/2010/wordprocessingDrawing" xmlns:wp="http://schemas.openxmlformats.org/drawingml/2006/wordprocessingDrawing" xmlns:w10="urn:schemas-microsoft-com:office:word" xmlns:w="http://schemas.openxmlformats.org/wordprocessingml/2006/main" xmlns:w14="http://schemas.microsoft.com/office/word/2010/wordml" xmlns:w15="http://schemas.microsoft.com/office/word/2012/wordml" xmlns:w16cex="http://schemas.microsoft.com/office/word/2018/wordml/cex" xmlns:w16cid="http://schemas.microsoft.com/office/word/2016/wordml/cid" xmlns:w16="http://schemas.microsoft.com/office/word/2018/wordml" xmlns:w16du="http://schemas.microsoft.com/office/word/2023/wordml/word16du" xmlns:w16sdtdh="http://schemas.microsoft.com/office/word/2020/wordml/sdtdatahash" xmlns:w16sdtfl="http://schemas.microsoft.com/office/word/2024/wordml/sdtformatlock" xmlns:w16se="http://schemas.microsoft.com/office/word/2015/wordml/symex" xmlns:wpg="http://schemas.microsoft.com/office/word/2010/wordprocessingGroup" xmlns:wpi="http://schemas.microsoft.com/office/word/2010/wordprocessingInk" xmlns:wne="http://schemas.microsoft.com/office/word/2006/wordml" xmlns:wps="http://schemas.microsoft.com/office/word/2010/wordprocessingShape" mc:Ignorable="w14 w15 w16se w16cid w16 w16cex w16sdtdh w16sdtfl w16du wp14">
   <w:p>
     <w:pPr>
       <w:pStyle w:val="a4"/>
@@ -3219,7 +3172,7 @@
 </file>
 
 <file path=word/footer3.xml><?xml version="1.0" encoding="utf-8"?>
-<w:ftr xmlns:wpc="http://schemas.microsoft.com/office/word/2010/wordprocessingCanvas" xmlns:cx="http://schemas.microsoft.com/office/drawing/2014/chartex" xmlns:cx1="http://schemas.microsoft.com/office/drawing/2015/9/8/chartex" xmlns:cx2="http://schemas.microsoft.com/office/drawing/2015/10/21/chartex" xmlns:cx3="http://schemas.microsoft.com/office/drawing/2016/5/9/chartex" xmlns:cx4="http://schemas.microsoft.com/office/drawing/2016/5/10/chartex" xmlns:cx5="http://schemas.microsoft.com/office/drawing/2016/5/11/chartex" xmlns:cx6="http://schemas.microsoft.com/office/drawing/2016/5/12/chartex" xmlns:cx7="http://schemas.microsoft.com/office/drawing/2016/5/13/chartex" xmlns:cx8="http://schemas.microsoft.com/office/drawing/2016/5/14/chartex" xmlns:mc="http://schemas.openxmlformats.org/markup-compatibility/2006" xmlns:aink="http://schemas.microsoft.com/office/drawing/2016/ink" xmlns:am3d="http://schemas.microsoft.com/office/drawing/2017/model3d" xmlns:o="urn:schemas-microsoft-com:office:office" xmlns:oel="http://schemas.microsoft.com/office/2019/extlst" xmlns:r="http://schemas.openxmlformats.org/officeDocument/2006/relationships" xmlns:m="http://schemas.openxmlformats.org/officeDocument/2006/math" xmlns:v="urn:schemas-microsoft-com:vml" xmlns:wp14="http://schemas.microsoft.com/office/word/2010/wordprocessingDrawing" xmlns:wp="http://schemas.openxmlformats.org/drawingml/2006/wordprocessingDrawing" xmlns:w10="urn:schemas-microsoft-com:office:word" xmlns:w="http://schemas.openxmlformats.org/wordprocessingml/2006/main" xmlns:w14="http://schemas.microsoft.com/office/word/2010/wordml" xmlns:w15="http://schemas.microsoft.com/office/word/2012/wordml" xmlns:w16cex="http://schemas.microsoft.com/office/word/2018/wordml/cex" xmlns:w16cid="http://schemas.microsoft.com/office/word/2016/wordml/cid" xmlns:w16="http://schemas.microsoft.com/office/word/2018/wordml" xmlns:w16du="http://schemas.microsoft.com/office/word/2023/wordml/word16du" xmlns:w16sdtdh="http://schemas.microsoft.com/office/word/2020/wordml/sdtdatahash" xmlns:w16se="http://schemas.microsoft.com/office/word/2015/wordml/symex" xmlns:wpg="http://schemas.microsoft.com/office/word/2010/wordprocessingGroup" xmlns:wpi="http://schemas.microsoft.com/office/word/2010/wordprocessingInk" xmlns:wne="http://schemas.microsoft.com/office/word/2006/wordml" xmlns:wps="http://schemas.microsoft.com/office/word/2010/wordprocessingShape" mc:Ignorable="w14 w15 w16se w16cid w16 w16cex w16sdtdh w16du wp14">
+<w:ftr xmlns:wpc="http://schemas.microsoft.com/office/word/2010/wordprocessingCanvas" xmlns:cx="http://schemas.microsoft.com/office/drawing/2014/chartex" xmlns:cx1="http://schemas.microsoft.com/office/drawing/2015/9/8/chartex" xmlns:cx2="http://schemas.microsoft.com/office/drawing/2015/10/21/chartex" xmlns:cx3="http://schemas.microsoft.com/office/drawing/2016/5/9/chartex" xmlns:cx4="http://schemas.microsoft.com/office/drawing/2016/5/10/chartex" xmlns:cx5="http://schemas.microsoft.com/office/drawing/2016/5/11/chartex" xmlns:cx6="http://schemas.microsoft.com/office/drawing/2016/5/12/chartex" xmlns:cx7="http://schemas.microsoft.com/office/drawing/2016/5/13/chartex" xmlns:cx8="http://schemas.microsoft.com/office/drawing/2016/5/14/chartex" xmlns:mc="http://schemas.openxmlformats.org/markup-compatibility/2006" xmlns:aink="http://schemas.microsoft.com/office/drawing/2016/ink" xmlns:am3d="http://schemas.microsoft.com/office/drawing/2017/model3d" xmlns:o="urn:schemas-microsoft-com:office:office" xmlns:oel="http://schemas.microsoft.com/office/2019/extlst" xmlns:r="http://schemas.openxmlformats.org/officeDocument/2006/relationships" xmlns:m="http://schemas.openxmlformats.org/officeDocument/2006/math" xmlns:v="urn:schemas-microsoft-com:vml" xmlns:wp14="http://schemas.microsoft.com/office/word/2010/wordprocessingDrawing" xmlns:wp="http://schemas.openxmlformats.org/drawingml/2006/wordprocessingDrawing" xmlns:w10="urn:schemas-microsoft-com:office:word" xmlns:w="http://schemas.openxmlformats.org/wordprocessingml/2006/main" xmlns:w14="http://schemas.microsoft.com/office/word/2010/wordml" xmlns:w15="http://schemas.microsoft.com/office/word/2012/wordml" xmlns:w16cex="http://schemas.microsoft.com/office/word/2018/wordml/cex" xmlns:w16cid="http://schemas.microsoft.com/office/word/2016/wordml/cid" xmlns:w16="http://schemas.microsoft.com/office/word/2018/wordml" xmlns:w16du="http://schemas.microsoft.com/office/word/2023/wordml/word16du" xmlns:w16sdtdh="http://schemas.microsoft.com/office/word/2020/wordml/sdtdatahash" xmlns:w16sdtfl="http://schemas.microsoft.com/office/word/2024/wordml/sdtformatlock" xmlns:w16se="http://schemas.microsoft.com/office/word/2015/wordml/symex" xmlns:wpg="http://schemas.microsoft.com/office/word/2010/wordprocessingGroup" xmlns:wpi="http://schemas.microsoft.com/office/word/2010/wordprocessingInk" xmlns:wne="http://schemas.microsoft.com/office/word/2006/wordml" xmlns:wps="http://schemas.microsoft.com/office/word/2010/wordprocessingShape" mc:Ignorable="w14 w15 w16se w16cid w16 w16cex w16sdtdh w16sdtfl w16du wp14">
   <w:p>
     <w:pPr>
       <w:pStyle w:val="a4"/>
@@ -3459,7 +3412,7 @@
 </file>
 
 <file path=word/footnotes.xml><?xml version="1.0" encoding="utf-8"?>
-<w:footnotes xmlns:wpc="http://schemas.microsoft.com/office/word/2010/wordprocessingCanvas" xmlns:cx="http://schemas.microsoft.com/office/drawing/2014/chartex" xmlns:cx1="http://schemas.microsoft.com/office/drawing/2015/9/8/chartex" xmlns:cx2="http://schemas.microsoft.com/office/drawing/2015/10/21/chartex" xmlns:cx3="http://schemas.microsoft.com/office/drawing/2016/5/9/chartex" xmlns:cx4="http://schemas.microsoft.com/office/drawing/2016/5/10/chartex" xmlns:cx5="http://schemas.microsoft.com/office/drawing/2016/5/11/chartex" xmlns:cx6="http://schemas.microsoft.com/office/drawing/2016/5/12/chartex" xmlns:cx7="http://schemas.microsoft.com/office/drawing/2016/5/13/chartex" xmlns:cx8="http://schemas.microsoft.com/office/drawing/2016/5/14/chartex" xmlns:mc="http://schemas.openxmlformats.org/markup-compatibility/2006" xmlns:aink="http://schemas.microsoft.com/office/drawing/2016/ink" xmlns:am3d="http://schemas.microsoft.com/office/drawing/2017/model3d" xmlns:o="urn:schemas-microsoft-com:office:office" xmlns:oel="http://schemas.microsoft.com/office/2019/extlst" xmlns:r="http://schemas.openxmlformats.org/officeDocument/2006/relationships" xmlns:m="http://schemas.openxmlformats.org/officeDocument/2006/math" xmlns:v="urn:schemas-microsoft-com:vml" xmlns:wp14="http://schemas.microsoft.com/office/word/2010/wordprocessingDrawing" xmlns:wp="http://schemas.openxmlformats.org/drawingml/2006/wordprocessingDrawing" xmlns:w10="urn:schemas-microsoft-com:office:word" xmlns:w="http://schemas.openxmlformats.org/wordprocessingml/2006/main" xmlns:w14="http://schemas.microsoft.com/office/word/2010/wordml" xmlns:w15="http://schemas.microsoft.com/office/word/2012/wordml" xmlns:w16cex="http://schemas.microsoft.com/office/word/2018/wordml/cex" xmlns:w16cid="http://schemas.microsoft.com/office/word/2016/wordml/cid" xmlns:w16="http://schemas.microsoft.com/office/word/2018/wordml" xmlns:w16du="http://schemas.microsoft.com/office/word/2023/wordml/word16du" xmlns:w16sdtdh="http://schemas.microsoft.com/office/word/2020/wordml/sdtdatahash" xmlns:w16se="http://schemas.microsoft.com/office/word/2015/wordml/symex" xmlns:wpg="http://schemas.microsoft.com/office/word/2010/wordprocessingGroup" xmlns:wpi="http://schemas.microsoft.com/office/word/2010/wordprocessingInk" xmlns:wne="http://schemas.microsoft.com/office/word/2006/wordml" xmlns:wps="http://schemas.microsoft.com/office/word/2010/wordprocessingShape" mc:Ignorable="w14 w15 w16se w16cid w16 w16cex w16sdtdh w16du wp14">
+<w:footnotes xmlns:wpc="http://schemas.microsoft.com/office/word/2010/wordprocessingCanvas" xmlns:cx="http://schemas.microsoft.com/office/drawing/2014/chartex" xmlns:cx1="http://schemas.microsoft.com/office/drawing/2015/9/8/chartex" xmlns:cx2="http://schemas.microsoft.com/office/drawing/2015/10/21/chartex" xmlns:cx3="http://schemas.microsoft.com/office/drawing/2016/5/9/chartex" xmlns:cx4="http://schemas.microsoft.com/office/drawing/2016/5/10/chartex" xmlns:cx5="http://schemas.microsoft.com/office/drawing/2016/5/11/chartex" xmlns:cx6="http://schemas.microsoft.com/office/drawing/2016/5/12/chartex" xmlns:cx7="http://schemas.microsoft.com/office/drawing/2016/5/13/chartex" xmlns:cx8="http://schemas.microsoft.com/office/drawing/2016/5/14/chartex" xmlns:mc="http://schemas.openxmlformats.org/markup-compatibility/2006" xmlns:aink="http://schemas.microsoft.com/office/drawing/2016/ink" xmlns:am3d="http://schemas.microsoft.com/office/drawing/2017/model3d" xmlns:o="urn:schemas-microsoft-com:office:office" xmlns:oel="http://schemas.microsoft.com/office/2019/extlst" xmlns:r="http://schemas.openxmlformats.org/officeDocument/2006/relationships" xmlns:m="http://schemas.openxmlformats.org/officeDocument/2006/math" xmlns:v="urn:schemas-microsoft-com:vml" xmlns:wp14="http://schemas.microsoft.com/office/word/2010/wordprocessingDrawing" xmlns:wp="http://schemas.openxmlformats.org/drawingml/2006/wordprocessingDrawing" xmlns:w10="urn:schemas-microsoft-com:office:word" xmlns:w="http://schemas.openxmlformats.org/wordprocessingml/2006/main" xmlns:w14="http://schemas.microsoft.com/office/word/2010/wordml" xmlns:w15="http://schemas.microsoft.com/office/word/2012/wordml" xmlns:w16cex="http://schemas.microsoft.com/office/word/2018/wordml/cex" xmlns:w16cid="http://schemas.microsoft.com/office/word/2016/wordml/cid" xmlns:w16="http://schemas.microsoft.com/office/word/2018/wordml" xmlns:w16du="http://schemas.microsoft.com/office/word/2023/wordml/word16du" xmlns:w16sdtdh="http://schemas.microsoft.com/office/word/2020/wordml/sdtdatahash" xmlns:w16sdtfl="http://schemas.microsoft.com/office/word/2024/wordml/sdtformatlock" xmlns:w16se="http://schemas.microsoft.com/office/word/2015/wordml/symex" xmlns:wpg="http://schemas.microsoft.com/office/word/2010/wordprocessingGroup" xmlns:wpi="http://schemas.microsoft.com/office/word/2010/wordprocessingInk" xmlns:wne="http://schemas.microsoft.com/office/word/2006/wordml" xmlns:wps="http://schemas.microsoft.com/office/word/2010/wordprocessingShape" mc:Ignorable="w14 w15 w16se w16cid w16 w16cex w16sdtdh w16sdtfl w16du wp14">
   <w:footnote w:type="separator" w:id="-1">
     <w:p>
       <w:pPr>
@@ -3484,7 +3437,7 @@
 </file>
 
 <file path=word/header1.xml><?xml version="1.0" encoding="utf-8"?>
-<w:hdr xmlns:wpc="http://schemas.microsoft.com/office/word/2010/wordprocessingCanvas" xmlns:cx="http://schemas.microsoft.com/office/drawing/2014/chartex" xmlns:cx1="http://schemas.microsoft.com/office/drawing/2015/9/8/chartex" xmlns:cx2="http://schemas.microsoft.com/office/drawing/2015/10/21/chartex" xmlns:cx3="http://schemas.microsoft.com/office/drawing/2016/5/9/chartex" xmlns:cx4="http://schemas.microsoft.com/office/drawing/2016/5/10/chartex" xmlns:cx5="http://schemas.microsoft.com/office/drawing/2016/5/11/chartex" xmlns:cx6="http://schemas.microsoft.com/office/drawing/2016/5/12/chartex" xmlns:cx7="http://schemas.microsoft.com/office/drawing/2016/5/13/chartex" xmlns:cx8="http://schemas.microsoft.com/office/drawing/2016/5/14/chartex" xmlns:mc="http://schemas.openxmlformats.org/markup-compatibility/2006" xmlns:aink="http://schemas.microsoft.com/office/drawing/2016/ink" xmlns:am3d="http://schemas.microsoft.com/office/drawing/2017/model3d" xmlns:o="urn:schemas-microsoft-com:office:office" xmlns:oel="http://schemas.microsoft.com/office/2019/extlst" xmlns:r="http://schemas.openxmlformats.org/officeDocument/2006/relationships" xmlns:m="http://schemas.openxmlformats.org/officeDocument/2006/math" xmlns:v="urn:schemas-microsoft-com:vml" xmlns:wp14="http://schemas.microsoft.com/office/word/2010/wordprocessingDrawing" xmlns:wp="http://schemas.openxmlformats.org/drawingml/2006/wordprocessingDrawing" xmlns:w10="urn:schemas-microsoft-com:office:word" xmlns:w="http://schemas.openxmlformats.org/wordprocessingml/2006/main" xmlns:w14="http://schemas.microsoft.com/office/word/2010/wordml" xmlns:w15="http://schemas.microsoft.com/office/word/2012/wordml" xmlns:w16cex="http://schemas.microsoft.com/office/word/2018/wordml/cex" xmlns:w16cid="http://schemas.microsoft.com/office/word/2016/wordml/cid" xmlns:w16="http://schemas.microsoft.com/office/word/2018/wordml" xmlns:w16du="http://schemas.microsoft.com/office/word/2023/wordml/word16du" xmlns:w16sdtdh="http://schemas.microsoft.com/office/word/2020/wordml/sdtdatahash" xmlns:w16se="http://schemas.microsoft.com/office/word/2015/wordml/symex" xmlns:wpg="http://schemas.microsoft.com/office/word/2010/wordprocessingGroup" xmlns:wpi="http://schemas.microsoft.com/office/word/2010/wordprocessingInk" xmlns:wne="http://schemas.microsoft.com/office/word/2006/wordml" xmlns:wps="http://schemas.microsoft.com/office/word/2010/wordprocessingShape" mc:Ignorable="w14 w15 w16se w16cid w16 w16cex w16sdtdh w16du wp14">
+<w:hdr xmlns:wpc="http://schemas.microsoft.com/office/word/2010/wordprocessingCanvas" xmlns:cx="http://schemas.microsoft.com/office/drawing/2014/chartex" xmlns:cx1="http://schemas.microsoft.com/office/drawing/2015/9/8/chartex" xmlns:cx2="http://schemas.microsoft.com/office/drawing/2015/10/21/chartex" xmlns:cx3="http://schemas.microsoft.com/office/drawing/2016/5/9/chartex" xmlns:cx4="http://schemas.microsoft.com/office/drawing/2016/5/10/chartex" xmlns:cx5="http://schemas.microsoft.com/office/drawing/2016/5/11/chartex" xmlns:cx6="http://schemas.microsoft.com/office/drawing/2016/5/12/chartex" xmlns:cx7="http://schemas.microsoft.com/office/drawing/2016/5/13/chartex" xmlns:cx8="http://schemas.microsoft.com/office/drawing/2016/5/14/chartex" xmlns:mc="http://schemas.openxmlformats.org/markup-compatibility/2006" xmlns:aink="http://schemas.microsoft.com/office/drawing/2016/ink" xmlns:am3d="http://schemas.microsoft.com/office/drawing/2017/model3d" xmlns:o="urn:schemas-microsoft-com:office:office" xmlns:oel="http://schemas.microsoft.com/office/2019/extlst" xmlns:r="http://schemas.openxmlformats.org/officeDocument/2006/relationships" xmlns:m="http://schemas.openxmlformats.org/officeDocument/2006/math" xmlns:v="urn:schemas-microsoft-com:vml" xmlns:wp14="http://schemas.microsoft.com/office/word/2010/wordprocessingDrawing" xmlns:wp="http://schemas.openxmlformats.org/drawingml/2006/wordprocessingDrawing" xmlns:w10="urn:schemas-microsoft-com:office:word" xmlns:w="http://schemas.openxmlformats.org/wordprocessingml/2006/main" xmlns:w14="http://schemas.microsoft.com/office/word/2010/wordml" xmlns:w15="http://schemas.microsoft.com/office/word/2012/wordml" xmlns:w16cex="http://schemas.microsoft.com/office/word/2018/wordml/cex" xmlns:w16cid="http://schemas.microsoft.com/office/word/2016/wordml/cid" xmlns:w16="http://schemas.microsoft.com/office/word/2018/wordml" xmlns:w16du="http://schemas.microsoft.com/office/word/2023/wordml/word16du" xmlns:w16sdtdh="http://schemas.microsoft.com/office/word/2020/wordml/sdtdatahash" xmlns:w16sdtfl="http://schemas.microsoft.com/office/word/2024/wordml/sdtformatlock" xmlns:w16se="http://schemas.microsoft.com/office/word/2015/wordml/symex" xmlns:wpg="http://schemas.microsoft.com/office/word/2010/wordprocessingGroup" xmlns:wpi="http://schemas.microsoft.com/office/word/2010/wordprocessingInk" xmlns:wne="http://schemas.microsoft.com/office/word/2006/wordml" xmlns:wps="http://schemas.microsoft.com/office/word/2010/wordprocessingShape" mc:Ignorable="w14 w15 w16se w16cid w16 w16cex w16sdtdh w16sdtfl w16du wp14">
   <w:p>
     <w:pPr>
       <w:pStyle w:val="a3"/>
@@ -3494,22 +3447,172 @@
     </w:pPr>
     <w:r>
       <w:rPr>
-        <w:rFonts w:hint="cs"/>
         <w:noProof/>
+        <w:rtl/>
+      </w:rPr>
+      <mc:AlternateContent>
+        <mc:Choice Requires="wps">
+          <w:drawing>
+            <wp:anchor distT="0" distB="0" distL="114300" distR="114300" simplePos="0" relativeHeight="251657728" behindDoc="0" locked="0" layoutInCell="1" allowOverlap="1" wp14:anchorId="49FC0208" wp14:editId="546B758A">
+              <wp:simplePos x="0" y="0"/>
+              <wp:positionH relativeFrom="column">
+                <wp:posOffset>4211320</wp:posOffset>
+              </wp:positionH>
+              <wp:positionV relativeFrom="paragraph">
+                <wp:posOffset>181552</wp:posOffset>
+              </wp:positionV>
+              <wp:extent cx="1571625" cy="436245"/>
+              <wp:effectExtent l="1270" t="0" r="0" b="4445"/>
+              <wp:wrapNone/>
+              <wp:docPr id="1" name="Text Box 2"/>
+              <wp:cNvGraphicFramePr>
+                <a:graphicFrameLocks xmlns:a="http://schemas.openxmlformats.org/drawingml/2006/main"/>
+              </wp:cNvGraphicFramePr>
+              <a:graphic xmlns:a="http://schemas.openxmlformats.org/drawingml/2006/main">
+                <a:graphicData uri="http://schemas.microsoft.com/office/word/2010/wordprocessingShape">
+                  <wps:wsp>
+                    <wps:cNvSpPr txBox="1">
+                      <a:spLocks noChangeArrowheads="1"/>
+                    </wps:cNvSpPr>
+                    <wps:spPr bwMode="auto">
+                      <a:xfrm>
+                        <a:off x="0" y="0"/>
+                        <a:ext cx="1571625" cy="436245"/>
+                      </a:xfrm>
+                      <a:prstGeom prst="rect">
+                        <a:avLst/>
+                      </a:prstGeom>
+                      <a:noFill/>
+                      <a:ln>
+                        <a:noFill/>
+                      </a:ln>
+                      <a:extLst>
+                        <a:ext uri="{909E8E84-426E-40DD-AFC4-6F175D3DCCD1}">
+                          <a14:hiddenFill xmlns:a14="http://schemas.microsoft.com/office/drawing/2010/main">
+                            <a:solidFill>
+                              <a:srgbClr val="FFFFFF"/>
+                            </a:solidFill>
+                          </a14:hiddenFill>
+                        </a:ext>
+                        <a:ext uri="{91240B29-F687-4F45-9708-019B960494DF}">
+                          <a14:hiddenLine xmlns:a14="http://schemas.microsoft.com/office/drawing/2010/main" w="9525">
+                            <a:solidFill>
+                              <a:srgbClr val="000000"/>
+                            </a:solidFill>
+                            <a:miter lim="800000"/>
+                            <a:headEnd/>
+                            <a:tailEnd/>
+                          </a14:hiddenLine>
+                        </a:ext>
+                      </a:extLst>
+                    </wps:spPr>
+                    <wps:txbx>
+                      <w:txbxContent>
+                        <w:p>
+                          <w:pPr>
+                            <w:spacing w:after="0" w:line="240" w:lineRule="auto"/>
+                            <w:jc w:val="center"/>
+                            <w:rPr>
+                              <w:rFonts w:cs="Farsi Simple Bold"/>
+                              <w:sz w:val="36"/>
+                              <w:szCs w:val="36"/>
+                              <w:rtl/>
+                            </w:rPr>
+                          </w:pPr>
+                          <w:r>
+                            <w:rPr>
+                              <w:rFonts w:cs="Farsi Simple Bold" w:hint="cs"/>
+                              <w:sz w:val="36"/>
+                              <w:szCs w:val="36"/>
+                              <w:rtl/>
+                            </w:rPr>
+                            <w:t>وزارة الداخلية</w:t>
+                          </w:r>
+                        </w:p>
+                      </w:txbxContent>
+                    </wps:txbx>
+                    <wps:bodyPr rot="0" vert="horz" wrap="square" lIns="91440" tIns="45720" rIns="91440" bIns="45720" anchor="t" anchorCtr="0" upright="1">
+                      <a:noAutofit/>
+                    </wps:bodyPr>
+                  </wps:wsp>
+                </a:graphicData>
+              </a:graphic>
+              <wp14:sizeRelH relativeFrom="margin">
+                <wp14:pctWidth>0</wp14:pctWidth>
+              </wp14:sizeRelH>
+              <wp14:sizeRelV relativeFrom="margin">
+                <wp14:pctHeight>0</wp14:pctHeight>
+              </wp14:sizeRelV>
+            </wp:anchor>
+          </w:drawing>
+        </mc:Choice>
+        <mc:Fallback>
+          <w:pict>
+            <v:shapetype w14:anchorId="49FC0208" id="_x0000_t202" coordsize="21600,21600" o:spt="202" path="m,l,21600r21600,l21600,xe">
+              <v:stroke joinstyle="miter"/>
+              <v:path gradientshapeok="t" o:connecttype="rect"/>
+            </v:shapetype>
+            <v:shape id="Text Box 2" o:spid="_x0000_s1026" type="#_x0000_t202" style="position:absolute;left:0;text-align:left;margin-left:331.6pt;margin-top:14.3pt;width:123.75pt;height:34.35pt;z-index:251657728;visibility:visible;mso-wrap-style:square;mso-width-percent:0;mso-height-percent:0;mso-wrap-distance-left:9pt;mso-wrap-distance-top:0;mso-wrap-distance-right:9pt;mso-wrap-distance-bottom:0;mso-position-horizontal:absolute;mso-position-horizontal-relative:text;mso-position-vertical:absolute;mso-position-vertical-relative:text;mso-width-percent:0;mso-height-percent:0;mso-width-relative:margin;mso-height-relative:margin;v-text-anchor:top" o:gfxdata="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" filled="f" stroked="f">
+              <v:textbox>
+                <w:txbxContent>
+                  <w:p>
+                    <w:pPr>
+                      <w:spacing w:after="0" w:line="240" w:lineRule="auto"/>
+                      <w:jc w:val="center"/>
+                      <w:rPr>
+                        <w:rFonts w:cs="Farsi Simple Bold"/>
+                        <w:sz w:val="36"/>
+                        <w:szCs w:val="36"/>
+                        <w:rtl/>
+                      </w:rPr>
+                    </w:pPr>
+                    <w:r>
+                      <w:rPr>
+                        <w:rFonts w:cs="Farsi Simple Bold" w:hint="cs"/>
+                        <w:sz w:val="36"/>
+                        <w:szCs w:val="36"/>
+                        <w:rtl/>
+                      </w:rPr>
+                      <w:t>وزارة الداخلية</w:t>
+                    </w:r>
+                  </w:p>
+                </w:txbxContent>
+              </v:textbox>
+            </v:shape>
+          </w:pict>
+        </mc:Fallback>
+      </mc:AlternateContent>
+    </w:r>
+    <w:r>
+      <w:rPr>
+        <w:noProof/>
+        <w:rtl/>
       </w:rPr>
       <w:drawing>
-        <wp:anchor distT="0" distB="0" distL="114300" distR="114300" simplePos="0" relativeHeight="251657216" behindDoc="1" locked="0" layoutInCell="1" allowOverlap="1" wp14:anchorId="300E04AF" wp14:editId="24D675E2">
+        <wp:anchor distT="0" distB="0" distL="114300" distR="114300" simplePos="0" relativeHeight="251651072" behindDoc="1" locked="0" layoutInCell="1" allowOverlap="1" wp14:anchorId="25FEEF19" wp14:editId="472CB1E6">
           <wp:simplePos x="0" y="0"/>
           <wp:positionH relativeFrom="column">
-            <wp:posOffset>-1047307</wp:posOffset>
+            <wp:posOffset>4151630</wp:posOffset>
           </wp:positionH>
           <wp:positionV relativeFrom="paragraph">
-            <wp:posOffset>1235252</wp:posOffset>
+            <wp:posOffset>-80645</wp:posOffset>
           </wp:positionV>
-          <wp:extent cx="7376795" cy="8591107"/>
+          <wp:extent cx="1731645" cy="499110"/>
           <wp:effectExtent l="0" t="0" r="0" b="0"/>
-          <wp:wrapNone/>
-          <wp:docPr id="1622368584" name="صورة 2" descr="مشروع جديد (1) (1).png"/>
+          <wp:wrapTight wrapText="bothSides">
+            <wp:wrapPolygon edited="0">
+              <wp:start x="475" y="3298"/>
+              <wp:lineTo x="0" y="6595"/>
+              <wp:lineTo x="0" y="16489"/>
+              <wp:lineTo x="18772" y="18137"/>
+              <wp:lineTo x="19723" y="18137"/>
+              <wp:lineTo x="20673" y="16489"/>
+              <wp:lineTo x="21386" y="11542"/>
+              <wp:lineTo x="21386" y="3298"/>
+              <wp:lineTo x="475" y="3298"/>
+            </wp:wrapPolygon>
+          </wp:wrapTight>
+          <wp:docPr id="1916889871" name="صورة 1" descr="toppng.com-مخطوطة-المملكة-العربية-السعودية-1394x527.png"/>
           <wp:cNvGraphicFramePr>
             <a:graphicFrameLocks xmlns:a="http://schemas.openxmlformats.org/drawingml/2006/main" noChangeAspect="1"/>
           </wp:cNvGraphicFramePr>
@@ -3517,11 +3620,11 @@
             <a:graphicData uri="http://schemas.openxmlformats.org/drawingml/2006/picture">
               <pic:pic xmlns:pic="http://schemas.openxmlformats.org/drawingml/2006/picture">
                 <pic:nvPicPr>
-                  <pic:cNvPr id="0" name="مشروع جديد (1) (1).png"/>
+                  <pic:cNvPr id="0" name="toppng.com-مخطوطة-المملكة-العربية-السعودية-1394x527.png"/>
                   <pic:cNvPicPr/>
                 </pic:nvPicPr>
                 <pic:blipFill>
-                  <a:blip r:embed="rId1" cstate="print"/>
+                  <a:blip r:embed="rId1"/>
                   <a:stretch>
                     <a:fillRect/>
                   </a:stretch>
@@ -3529,7 +3632,7 @@
                 <pic:spPr>
                   <a:xfrm>
                     <a:off x="0" y="0"/>
-                    <a:ext cx="7376795" cy="8591107"/>
+                    <a:ext cx="1731645" cy="499110"/>
                   </a:xfrm>
                   <a:prstGeom prst="rect">
                     <a:avLst/>
@@ -3549,98 +3652,19 @@
         <w:noProof/>
         <w:rtl/>
       </w:rPr>
-      <w:drawing>
-        <wp:anchor distT="0" distB="0" distL="114300" distR="114300" simplePos="0" relativeHeight="251667456" behindDoc="1" locked="0" layoutInCell="1" allowOverlap="1" wp14:anchorId="52751D71" wp14:editId="71F756AF">
-          <wp:simplePos x="0" y="0"/>
-          <wp:positionH relativeFrom="column">
-            <wp:posOffset>2067560</wp:posOffset>
-          </wp:positionH>
-          <wp:positionV relativeFrom="paragraph">
-            <wp:posOffset>-78105</wp:posOffset>
-          </wp:positionV>
-          <wp:extent cx="1146175" cy="1318260"/>
-          <wp:effectExtent l="0" t="0" r="0" b="0"/>
-          <wp:wrapTight wrapText="bothSides">
-            <wp:wrapPolygon edited="0">
-              <wp:start x="10052" y="0"/>
-              <wp:lineTo x="6462" y="2185"/>
-              <wp:lineTo x="5744" y="3121"/>
-              <wp:lineTo x="6462" y="4994"/>
-              <wp:lineTo x="0" y="11237"/>
-              <wp:lineTo x="0" y="11861"/>
-              <wp:lineTo x="3231" y="14983"/>
-              <wp:lineTo x="1077" y="18104"/>
-              <wp:lineTo x="1436" y="19665"/>
-              <wp:lineTo x="9334" y="20913"/>
-              <wp:lineTo x="9693" y="21225"/>
-              <wp:lineTo x="11488" y="21225"/>
-              <wp:lineTo x="11847" y="20913"/>
-              <wp:lineTo x="19745" y="19665"/>
-              <wp:lineTo x="20463" y="17792"/>
-              <wp:lineTo x="17950" y="14983"/>
-              <wp:lineTo x="21181" y="11861"/>
-              <wp:lineTo x="21181" y="11237"/>
-              <wp:lineTo x="20104" y="9988"/>
-              <wp:lineTo x="14719" y="4994"/>
-              <wp:lineTo x="15796" y="3746"/>
-              <wp:lineTo x="14719" y="2185"/>
-              <wp:lineTo x="11488" y="0"/>
-              <wp:lineTo x="10052" y="0"/>
-            </wp:wrapPolygon>
-          </wp:wrapTight>
-          <wp:docPr id="1101661817" name="صورة 5" descr="الجوازات السعودية.png"/>
-          <wp:cNvGraphicFramePr>
-            <a:graphicFrameLocks xmlns:a="http://schemas.openxmlformats.org/drawingml/2006/main" noChangeAspect="1"/>
-          </wp:cNvGraphicFramePr>
-          <a:graphic xmlns:a="http://schemas.openxmlformats.org/drawingml/2006/main">
-            <a:graphicData uri="http://schemas.openxmlformats.org/drawingml/2006/picture">
-              <pic:pic xmlns:pic="http://schemas.openxmlformats.org/drawingml/2006/picture">
-                <pic:nvPicPr>
-                  <pic:cNvPr id="0" name="الجوازات السعودية.png"/>
-                  <pic:cNvPicPr/>
-                </pic:nvPicPr>
-                <pic:blipFill>
-                  <a:blip r:embed="rId2"/>
-                  <a:stretch>
-                    <a:fillRect/>
-                  </a:stretch>
-                </pic:blipFill>
-                <pic:spPr>
-                  <a:xfrm>
-                    <a:off x="0" y="0"/>
-                    <a:ext cx="1146175" cy="1318260"/>
-                  </a:xfrm>
-                  <a:prstGeom prst="rect">
-                    <a:avLst/>
-                  </a:prstGeom>
-                </pic:spPr>
-              </pic:pic>
-            </a:graphicData>
-          </a:graphic>
-          <wp14:sizeRelV relativeFrom="margin">
-            <wp14:pctHeight>0</wp14:pctHeight>
-          </wp14:sizeRelV>
-        </wp:anchor>
-      </w:drawing>
-    </w:r>
-    <w:r>
-      <w:rPr>
-        <w:noProof/>
-        <w:rtl/>
-      </w:rPr>
       <mc:AlternateContent>
         <mc:Choice Requires="wps">
           <w:drawing>
-            <wp:anchor distT="0" distB="0" distL="114300" distR="114300" simplePos="0" relativeHeight="251658752" behindDoc="0" locked="0" layoutInCell="1" allowOverlap="1" wp14:anchorId="38C56139" wp14:editId="072FA5E5">
+            <wp:anchor distT="0" distB="0" distL="114300" distR="114300" simplePos="0" relativeHeight="251658752" behindDoc="0" locked="0" layoutInCell="1" allowOverlap="1" wp14:anchorId="38C56139" wp14:editId="4A572527">
               <wp:simplePos x="0" y="0"/>
               <wp:positionH relativeFrom="column">
-                <wp:posOffset>4105910</wp:posOffset>
+                <wp:posOffset>4024630</wp:posOffset>
               </wp:positionH>
               <wp:positionV relativeFrom="paragraph">
-                <wp:posOffset>134620</wp:posOffset>
+                <wp:posOffset>537441</wp:posOffset>
               </wp:positionV>
-              <wp:extent cx="1956435" cy="1601470"/>
-              <wp:effectExtent l="635" t="1270" r="0" b="0"/>
+              <wp:extent cx="1956435" cy="443865"/>
+              <wp:effectExtent l="0" t="0" r="0" b="0"/>
               <wp:wrapNone/>
               <wp:docPr id="2" name="Text Box 3"/>
               <wp:cNvGraphicFramePr>
@@ -3655,7 +3679,7 @@
                     <wps:spPr bwMode="auto">
                       <a:xfrm>
                         <a:off x="0" y="0"/>
-                        <a:ext cx="1956435" cy="1601470"/>
+                        <a:ext cx="1956435" cy="443865"/>
                       </a:xfrm>
                       <a:prstGeom prst="rect">
                         <a:avLst/>
@@ -3779,11 +3803,7 @@
         </mc:Choice>
         <mc:Fallback>
           <w:pict>
-            <v:shapetype w14:anchorId="38C56139" id="_x0000_t202" coordsize="21600,21600" o:spt="202" path="m,l,21600r21600,l21600,xe">
-              <v:stroke joinstyle="miter"/>
-              <v:path gradientshapeok="t" o:connecttype="rect"/>
-            </v:shapetype>
-            <v:shape id="Text Box 3" o:spid="_x0000_s1026" type="#_x0000_t202" style="position:absolute;left:0;text-align:left;margin-left:323.3pt;margin-top:10.6pt;width:154.05pt;height:126.1pt;z-index:251658752;visibility:visible;mso-wrap-style:square;mso-width-percent:0;mso-height-percent:0;mso-wrap-distance-left:9pt;mso-wrap-distance-top:0;mso-wrap-distance-right:9pt;mso-wrap-distance-bottom:0;mso-position-horizontal:absolute;mso-position-horizontal-relative:text;mso-position-vertical:absolute;mso-position-vertical-relative:text;mso-width-percent:0;mso-height-percent:0;mso-width-relative:margin;mso-height-relative:margin;v-text-anchor:top" o:gfxdata="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" filled="f" stroked="f">
+            <v:shape w14:anchorId="38C56139" id="Text Box 3" o:spid="_x0000_s1027" type="#_x0000_t202" style="position:absolute;left:0;text-align:left;margin-left:316.9pt;margin-top:42.3pt;width:154.05pt;height:34.95pt;z-index:251658752;visibility:visible;mso-wrap-style:square;mso-width-percent:0;mso-height-percent:0;mso-wrap-distance-left:9pt;mso-wrap-distance-top:0;mso-wrap-distance-right:9pt;mso-wrap-distance-bottom:0;mso-position-horizontal:absolute;mso-position-horizontal-relative:text;mso-position-vertical:absolute;mso-position-vertical-relative:text;mso-width-percent:0;mso-height-percent:0;mso-width-relative:margin;mso-height-relative:margin;v-text-anchor:top" o:gfxdata="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" filled="f" stroked="f">
               <v:textbox>
                 <w:txbxContent>
                   <w:p>
@@ -3869,168 +3889,22 @@
     </w:r>
     <w:r>
       <w:rPr>
+        <w:rFonts w:hint="cs"/>
         <w:noProof/>
-        <w:rtl/>
-      </w:rPr>
-      <mc:AlternateContent>
-        <mc:Choice Requires="wps">
-          <w:drawing>
-            <wp:anchor distT="0" distB="0" distL="114300" distR="114300" simplePos="0" relativeHeight="251657728" behindDoc="0" locked="0" layoutInCell="1" allowOverlap="1" wp14:anchorId="49FC0208" wp14:editId="63E6BD74">
-              <wp:simplePos x="0" y="0"/>
-              <wp:positionH relativeFrom="column">
-                <wp:posOffset>4258945</wp:posOffset>
-              </wp:positionH>
-              <wp:positionV relativeFrom="paragraph">
-                <wp:posOffset>-173990</wp:posOffset>
-              </wp:positionV>
-              <wp:extent cx="1571625" cy="436245"/>
-              <wp:effectExtent l="1270" t="0" r="0" b="4445"/>
-              <wp:wrapNone/>
-              <wp:docPr id="1" name="Text Box 2"/>
-              <wp:cNvGraphicFramePr>
-                <a:graphicFrameLocks xmlns:a="http://schemas.openxmlformats.org/drawingml/2006/main"/>
-              </wp:cNvGraphicFramePr>
-              <a:graphic xmlns:a="http://schemas.openxmlformats.org/drawingml/2006/main">
-                <a:graphicData uri="http://schemas.microsoft.com/office/word/2010/wordprocessingShape">
-                  <wps:wsp>
-                    <wps:cNvSpPr txBox="1">
-                      <a:spLocks noChangeArrowheads="1"/>
-                    </wps:cNvSpPr>
-                    <wps:spPr bwMode="auto">
-                      <a:xfrm>
-                        <a:off x="0" y="0"/>
-                        <a:ext cx="1571625" cy="436245"/>
-                      </a:xfrm>
-                      <a:prstGeom prst="rect">
-                        <a:avLst/>
-                      </a:prstGeom>
-                      <a:noFill/>
-                      <a:ln>
-                        <a:noFill/>
-                      </a:ln>
-                      <a:extLst>
-                        <a:ext uri="{909E8E84-426E-40DD-AFC4-6F175D3DCCD1}">
-                          <a14:hiddenFill xmlns:a14="http://schemas.microsoft.com/office/drawing/2010/main">
-                            <a:solidFill>
-                              <a:srgbClr val="FFFFFF"/>
-                            </a:solidFill>
-                          </a14:hiddenFill>
-                        </a:ext>
-                        <a:ext uri="{91240B29-F687-4F45-9708-019B960494DF}">
-                          <a14:hiddenLine xmlns:a14="http://schemas.microsoft.com/office/drawing/2010/main" w="9525">
-                            <a:solidFill>
-                              <a:srgbClr val="000000"/>
-                            </a:solidFill>
-                            <a:miter lim="800000"/>
-                            <a:headEnd/>
-                            <a:tailEnd/>
-                          </a14:hiddenLine>
-                        </a:ext>
-                      </a:extLst>
-                    </wps:spPr>
-                    <wps:txbx>
-                      <w:txbxContent>
-                        <w:p>
-                          <w:pPr>
-                            <w:spacing w:after="0" w:line="240" w:lineRule="auto"/>
-                            <w:jc w:val="center"/>
-                            <w:rPr>
-                              <w:rFonts w:cs="Farsi Simple Bold"/>
-                              <w:sz w:val="36"/>
-                              <w:szCs w:val="36"/>
-                              <w:rtl/>
-                            </w:rPr>
-                          </w:pPr>
-                          <w:r>
-                            <w:rPr>
-                              <w:rFonts w:cs="Farsi Simple Bold" w:hint="cs"/>
-                              <w:sz w:val="36"/>
-                              <w:szCs w:val="36"/>
-                              <w:rtl/>
-                            </w:rPr>
-                            <w:t>وزارة الداخلية</w:t>
-                          </w:r>
-                        </w:p>
-                      </w:txbxContent>
-                    </wps:txbx>
-                    <wps:bodyPr rot="0" vert="horz" wrap="square" lIns="91440" tIns="45720" rIns="91440" bIns="45720" anchor="t" anchorCtr="0" upright="1">
-                      <a:noAutofit/>
-                    </wps:bodyPr>
-                  </wps:wsp>
-                </a:graphicData>
-              </a:graphic>
-              <wp14:sizeRelH relativeFrom="margin">
-                <wp14:pctWidth>0</wp14:pctWidth>
-              </wp14:sizeRelH>
-              <wp14:sizeRelV relativeFrom="margin">
-                <wp14:pctHeight>0</wp14:pctHeight>
-              </wp14:sizeRelV>
-            </wp:anchor>
-          </w:drawing>
-        </mc:Choice>
-        <mc:Fallback>
-          <w:pict>
-            <v:shape w14:anchorId="49FC0208" id="Text Box 2" o:spid="_x0000_s1027" type="#_x0000_t202" style="position:absolute;left:0;text-align:left;margin-left:335.35pt;margin-top:-13.7pt;width:123.75pt;height:34.35pt;z-index:251657728;visibility:visible;mso-wrap-style:square;mso-width-percent:0;mso-height-percent:0;mso-wrap-distance-left:9pt;mso-wrap-distance-top:0;mso-wrap-distance-right:9pt;mso-wrap-distance-bottom:0;mso-position-horizontal:absolute;mso-position-horizontal-relative:text;mso-position-vertical:absolute;mso-position-vertical-relative:text;mso-width-percent:0;mso-height-percent:0;mso-width-relative:margin;mso-height-relative:margin;v-text-anchor:top" o:gfxdata="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" filled="f" stroked="f">
-              <v:textbox>
-                <w:txbxContent>
-                  <w:p>
-                    <w:pPr>
-                      <w:spacing w:after="0" w:line="240" w:lineRule="auto"/>
-                      <w:jc w:val="center"/>
-                      <w:rPr>
-                        <w:rFonts w:cs="Farsi Simple Bold"/>
-                        <w:sz w:val="36"/>
-                        <w:szCs w:val="36"/>
-                        <w:rtl/>
-                      </w:rPr>
-                    </w:pPr>
-                    <w:r>
-                      <w:rPr>
-                        <w:rFonts w:cs="Farsi Simple Bold" w:hint="cs"/>
-                        <w:sz w:val="36"/>
-                        <w:szCs w:val="36"/>
-                        <w:rtl/>
-                      </w:rPr>
-                      <w:t>وزارة الداخلية</w:t>
-                    </w:r>
-                  </w:p>
-                </w:txbxContent>
-              </v:textbox>
-            </v:shape>
-          </w:pict>
-        </mc:Fallback>
-      </mc:AlternateContent>
-    </w:r>
-    <w:r>
-      <w:rPr>
-        <w:noProof/>
-        <w:rtl/>
       </w:rPr>
       <w:drawing>
-        <wp:anchor distT="0" distB="0" distL="114300" distR="114300" simplePos="0" relativeHeight="251651072" behindDoc="1" locked="0" layoutInCell="1" allowOverlap="1" wp14:anchorId="25FEEF19" wp14:editId="40275166">
+        <wp:anchor distT="0" distB="0" distL="114300" distR="114300" simplePos="0" relativeHeight="251657216" behindDoc="1" locked="0" layoutInCell="1" allowOverlap="1" wp14:anchorId="300E04AF" wp14:editId="24D675E2">
           <wp:simplePos x="0" y="0"/>
           <wp:positionH relativeFrom="column">
-            <wp:posOffset>4151630</wp:posOffset>
+            <wp:posOffset>-1047307</wp:posOffset>
           </wp:positionH>
           <wp:positionV relativeFrom="paragraph">
-            <wp:posOffset>-386715</wp:posOffset>
+            <wp:posOffset>1235252</wp:posOffset>
           </wp:positionV>
-          <wp:extent cx="1731645" cy="499110"/>
+          <wp:extent cx="7376795" cy="8591107"/>
           <wp:effectExtent l="0" t="0" r="0" b="0"/>
-          <wp:wrapTight wrapText="bothSides">
-            <wp:wrapPolygon edited="0">
-              <wp:start x="475" y="3298"/>
-              <wp:lineTo x="0" y="6595"/>
-              <wp:lineTo x="0" y="16489"/>
-              <wp:lineTo x="18772" y="18137"/>
-              <wp:lineTo x="19723" y="18137"/>
-              <wp:lineTo x="20673" y="16489"/>
-              <wp:lineTo x="21386" y="11542"/>
-              <wp:lineTo x="21386" y="3298"/>
-              <wp:lineTo x="475" y="3298"/>
-            </wp:wrapPolygon>
-          </wp:wrapTight>
-          <wp:docPr id="1916889871" name="صورة 1" descr="toppng.com-مخطوطة-المملكة-العربية-السعودية-1394x527.png"/>
+          <wp:wrapNone/>
+          <wp:docPr id="1622368584" name="صورة 2" descr="مشروع جديد (1) (1).png"/>
           <wp:cNvGraphicFramePr>
             <a:graphicFrameLocks xmlns:a="http://schemas.openxmlformats.org/drawingml/2006/main" noChangeAspect="1"/>
           </wp:cNvGraphicFramePr>
@@ -4038,7 +3912,86 @@
             <a:graphicData uri="http://schemas.openxmlformats.org/drawingml/2006/picture">
               <pic:pic xmlns:pic="http://schemas.openxmlformats.org/drawingml/2006/picture">
                 <pic:nvPicPr>
-                  <pic:cNvPr id="0" name="toppng.com-مخطوطة-المملكة-العربية-السعودية-1394x527.png"/>
+                  <pic:cNvPr id="0" name="مشروع جديد (1) (1).png"/>
+                  <pic:cNvPicPr/>
+                </pic:nvPicPr>
+                <pic:blipFill>
+                  <a:blip r:embed="rId2" cstate="print"/>
+                  <a:stretch>
+                    <a:fillRect/>
+                  </a:stretch>
+                </pic:blipFill>
+                <pic:spPr>
+                  <a:xfrm>
+                    <a:off x="0" y="0"/>
+                    <a:ext cx="7376795" cy="8591107"/>
+                  </a:xfrm>
+                  <a:prstGeom prst="rect">
+                    <a:avLst/>
+                  </a:prstGeom>
+                </pic:spPr>
+              </pic:pic>
+            </a:graphicData>
+          </a:graphic>
+          <wp14:sizeRelV relativeFrom="margin">
+            <wp14:pctHeight>0</wp14:pctHeight>
+          </wp14:sizeRelV>
+        </wp:anchor>
+      </w:drawing>
+    </w:r>
+    <w:r>
+      <w:rPr>
+        <w:noProof/>
+        <w:rtl/>
+      </w:rPr>
+      <w:drawing>
+        <wp:anchor distT="0" distB="0" distL="114300" distR="114300" simplePos="0" relativeHeight="251667456" behindDoc="1" locked="0" layoutInCell="1" allowOverlap="1" wp14:anchorId="52751D71" wp14:editId="6F0A6CBB">
+          <wp:simplePos x="0" y="0"/>
+          <wp:positionH relativeFrom="column">
+            <wp:posOffset>2067560</wp:posOffset>
+          </wp:positionH>
+          <wp:positionV relativeFrom="paragraph">
+            <wp:posOffset>-78105</wp:posOffset>
+          </wp:positionV>
+          <wp:extent cx="1146175" cy="1318260"/>
+          <wp:effectExtent l="0" t="0" r="0" b="0"/>
+          <wp:wrapTight wrapText="bothSides">
+            <wp:wrapPolygon edited="0">
+              <wp:start x="10052" y="0"/>
+              <wp:lineTo x="6462" y="2185"/>
+              <wp:lineTo x="5744" y="3121"/>
+              <wp:lineTo x="6462" y="4994"/>
+              <wp:lineTo x="0" y="11237"/>
+              <wp:lineTo x="0" y="11861"/>
+              <wp:lineTo x="3231" y="14983"/>
+              <wp:lineTo x="1077" y="18104"/>
+              <wp:lineTo x="1436" y="19665"/>
+              <wp:lineTo x="9334" y="20913"/>
+              <wp:lineTo x="9693" y="21225"/>
+              <wp:lineTo x="11488" y="21225"/>
+              <wp:lineTo x="11847" y="20913"/>
+              <wp:lineTo x="19745" y="19665"/>
+              <wp:lineTo x="20463" y="17792"/>
+              <wp:lineTo x="17950" y="14983"/>
+              <wp:lineTo x="21181" y="11861"/>
+              <wp:lineTo x="21181" y="11237"/>
+              <wp:lineTo x="20104" y="9988"/>
+              <wp:lineTo x="14719" y="4994"/>
+              <wp:lineTo x="15796" y="3746"/>
+              <wp:lineTo x="14719" y="2185"/>
+              <wp:lineTo x="11488" y="0"/>
+              <wp:lineTo x="10052" y="0"/>
+            </wp:wrapPolygon>
+          </wp:wrapTight>
+          <wp:docPr id="1101661817" name="صورة 5" descr="الجوازات السعودية.png"/>
+          <wp:cNvGraphicFramePr>
+            <a:graphicFrameLocks xmlns:a="http://schemas.openxmlformats.org/drawingml/2006/main" noChangeAspect="1"/>
+          </wp:cNvGraphicFramePr>
+          <a:graphic xmlns:a="http://schemas.openxmlformats.org/drawingml/2006/main">
+            <a:graphicData uri="http://schemas.openxmlformats.org/drawingml/2006/picture">
+              <pic:pic xmlns:pic="http://schemas.openxmlformats.org/drawingml/2006/picture">
+                <pic:nvPicPr>
+                  <pic:cNvPr id="0" name="الجوازات السعودية.png"/>
                   <pic:cNvPicPr/>
                 </pic:nvPicPr>
                 <pic:blipFill>
@@ -4050,7 +4003,7 @@
                 <pic:spPr>
                   <a:xfrm>
                     <a:off x="0" y="0"/>
-                    <a:ext cx="1731645" cy="499110"/>
+                    <a:ext cx="1146175" cy="1318260"/>
                   </a:xfrm>
                   <a:prstGeom prst="rect">
                     <a:avLst/>
@@ -4133,7 +4086,7 @@
 </file>
 
 <file path=word/numbering.xml><?xml version="1.0" encoding="utf-8"?>
-<w:numbering xmlns:wpc="http://schemas.microsoft.com/office/word/2010/wordprocessingCanvas" xmlns:cx="http://schemas.microsoft.com/office/drawing/2014/chartex" xmlns:cx1="http://schemas.microsoft.com/office/drawing/2015/9/8/chartex" xmlns:cx2="http://schemas.microsoft.com/office/drawing/2015/10/21/chartex" xmlns:cx3="http://schemas.microsoft.com/office/drawing/2016/5/9/chartex" xmlns:cx4="http://schemas.microsoft.com/office/drawing/2016/5/10/chartex" xmlns:cx5="http://schemas.microsoft.com/office/drawing/2016/5/11/chartex" xmlns:cx6="http://schemas.microsoft.com/office/drawing/2016/5/12/chartex" xmlns:cx7="http://schemas.microsoft.com/office/drawing/2016/5/13/chartex" xmlns:cx8="http://schemas.microsoft.com/office/drawing/2016/5/14/chartex" xmlns:mc="http://schemas.openxmlformats.org/markup-compatibility/2006" xmlns:aink="http://schemas.microsoft.com/office/drawing/2016/ink" xmlns:am3d="http://schemas.microsoft.com/office/drawing/2017/model3d" xmlns:o="urn:schemas-microsoft-com:office:office" xmlns:oel="http://schemas.microsoft.com/office/2019/extlst" xmlns:r="http://schemas.openxmlformats.org/officeDocument/2006/relationships" xmlns:m="http://schemas.openxmlformats.org/officeDocument/2006/math" xmlns:v="urn:schemas-microsoft-com:vml" xmlns:wp14="http://schemas.microsoft.com/office/word/2010/wordprocessingDrawing" xmlns:wp="http://schemas.openxmlformats.org/drawingml/2006/wordprocessingDrawing" xmlns:w10="urn:schemas-microsoft-com:office:word" xmlns:w="http://schemas.openxmlformats.org/wordprocessingml/2006/main" xmlns:w14="http://schemas.microsoft.com/office/word/2010/wordml" xmlns:w15="http://schemas.microsoft.com/office/word/2012/wordml" xmlns:w16cex="http://schemas.microsoft.com/office/word/2018/wordml/cex" xmlns:w16cid="http://schemas.microsoft.com/office/word/2016/wordml/cid" xmlns:w16="http://schemas.microsoft.com/office/word/2018/wordml" xmlns:w16du="http://schemas.microsoft.com/office/word/2023/wordml/word16du" xmlns:w16sdtdh="http://schemas.microsoft.com/office/word/2020/wordml/sdtdatahash" xmlns:w16se="http://schemas.microsoft.com/office/word/2015/wordml/symex" xmlns:wpg="http://schemas.microsoft.com/office/word/2010/wordprocessingGroup" xmlns:wpi="http://schemas.microsoft.com/office/word/2010/wordprocessingInk" xmlns:wne="http://schemas.microsoft.com/office/word/2006/wordml" xmlns:wps="http://schemas.microsoft.com/office/word/2010/wordprocessingShape" mc:Ignorable="w14 w15 w16se w16cid w16 w16cex w16sdtdh w16du wp14">
+<w:numbering xmlns:wpc="http://schemas.microsoft.com/office/word/2010/wordprocessingCanvas" xmlns:cx="http://schemas.microsoft.com/office/drawing/2014/chartex" xmlns:cx1="http://schemas.microsoft.com/office/drawing/2015/9/8/chartex" xmlns:cx2="http://schemas.microsoft.com/office/drawing/2015/10/21/chartex" xmlns:cx3="http://schemas.microsoft.com/office/drawing/2016/5/9/chartex" xmlns:cx4="http://schemas.microsoft.com/office/drawing/2016/5/10/chartex" xmlns:cx5="http://schemas.microsoft.com/office/drawing/2016/5/11/chartex" xmlns:cx6="http://schemas.microsoft.com/office/drawing/2016/5/12/chartex" xmlns:cx7="http://schemas.microsoft.com/office/drawing/2016/5/13/chartex" xmlns:cx8="http://schemas.microsoft.com/office/drawing/2016/5/14/chartex" xmlns:mc="http://schemas.openxmlformats.org/markup-compatibility/2006" xmlns:aink="http://schemas.microsoft.com/office/drawing/2016/ink" xmlns:am3d="http://schemas.microsoft.com/office/drawing/2017/model3d" xmlns:o="urn:schemas-microsoft-com:office:office" xmlns:oel="http://schemas.microsoft.com/office/2019/extlst" xmlns:r="http://schemas.openxmlformats.org/officeDocument/2006/relationships" xmlns:m="http://schemas.openxmlformats.org/officeDocument/2006/math" xmlns:v="urn:schemas-microsoft-com:vml" xmlns:wp14="http://schemas.microsoft.com/office/word/2010/wordprocessingDrawing" xmlns:wp="http://schemas.openxmlformats.org/drawingml/2006/wordprocessingDrawing" xmlns:w10="urn:schemas-microsoft-com:office:word" xmlns:w="http://schemas.openxmlformats.org/wordprocessingml/2006/main" xmlns:w14="http://schemas.microsoft.com/office/word/2010/wordml" xmlns:w15="http://schemas.microsoft.com/office/word/2012/wordml" xmlns:w16cex="http://schemas.microsoft.com/office/word/2018/wordml/cex" xmlns:w16cid="http://schemas.microsoft.com/office/word/2016/wordml/cid" xmlns:w16="http://schemas.microsoft.com/office/word/2018/wordml" xmlns:w16du="http://schemas.microsoft.com/office/word/2023/wordml/word16du" xmlns:w16sdtdh="http://schemas.microsoft.com/office/word/2020/wordml/sdtdatahash" xmlns:w16sdtfl="http://schemas.microsoft.com/office/word/2024/wordml/sdtformatlock" xmlns:w16se="http://schemas.microsoft.com/office/word/2015/wordml/symex" xmlns:wpg="http://schemas.microsoft.com/office/word/2010/wordprocessingGroup" xmlns:wpi="http://schemas.microsoft.com/office/word/2010/wordprocessingInk" xmlns:wne="http://schemas.microsoft.com/office/word/2006/wordml" xmlns:wps="http://schemas.microsoft.com/office/word/2010/wordprocessingShape" mc:Ignorable="w14 w15 w16se w16cid w16 w16cex w16sdtdh w16sdtfl w16du wp14">
   <w:abstractNum w:abstractNumId="0" w15:restartNumberingAfterBreak="0">
     <w:nsid w:val="0BC10E6B"/>
     <w:multiLevelType w:val="hybridMultilevel"/>
@@ -5486,7 +5439,7 @@
 </file>
 
 <file path=word/styles.xml><?xml version="1.0" encoding="utf-8"?>
-<w:styles xmlns:mc="http://schemas.openxmlformats.org/markup-compatibility/2006" xmlns:r="http://schemas.openxmlformats.org/officeDocument/2006/relationships" xmlns:w="http://schemas.openxmlformats.org/wordprocessingml/2006/main" xmlns:w14="http://schemas.microsoft.com/office/word/2010/wordml" xmlns:w15="http://schemas.microsoft.com/office/word/2012/wordml" xmlns:w16cex="http://schemas.microsoft.com/office/word/2018/wordml/cex" xmlns:w16cid="http://schemas.microsoft.com/office/word/2016/wordml/cid" xmlns:w16="http://schemas.microsoft.com/office/word/2018/wordml" xmlns:w16du="http://schemas.microsoft.com/office/word/2023/wordml/word16du" xmlns:w16sdtdh="http://schemas.microsoft.com/office/word/2020/wordml/sdtdatahash" xmlns:w16se="http://schemas.microsoft.com/office/word/2015/wordml/symex" mc:Ignorable="w14 w15 w16se w16cid w16 w16cex w16sdtdh w16du">
+<w:styles xmlns:mc="http://schemas.openxmlformats.org/markup-compatibility/2006" xmlns:r="http://schemas.openxmlformats.org/officeDocument/2006/relationships" xmlns:w="http://schemas.openxmlformats.org/wordprocessingml/2006/main" xmlns:w14="http://schemas.microsoft.com/office/word/2010/wordml" xmlns:w15="http://schemas.microsoft.com/office/word/2012/wordml" xmlns:w16cex="http://schemas.microsoft.com/office/word/2018/wordml/cex" xmlns:w16cid="http://schemas.microsoft.com/office/word/2016/wordml/cid" xmlns:w16="http://schemas.microsoft.com/office/word/2018/wordml" xmlns:w16du="http://schemas.microsoft.com/office/word/2023/wordml/word16du" xmlns:w16sdtdh="http://schemas.microsoft.com/office/word/2020/wordml/sdtdatahash" xmlns:w16sdtfl="http://schemas.microsoft.com/office/word/2024/wordml/sdtformatlock" xmlns:w16se="http://schemas.microsoft.com/office/word/2015/wordml/symex" mc:Ignorable="w14 w15 w16se w16cid w16 w16cex w16sdtdh w16sdtfl w16du">
   <w:docDefaults>
     <w:rPrDefault>
       <w:rPr>
